--- a/public/docs/descargas/readme.docx
+++ b/public/docs/descargas/readme.docx
@@ -85,7 +85,7 @@
           <w:noProof/>
         </w:rPr>
         <w:drawing>
-          <wp:inline distT="0" distB="0" distL="0" distR="0" wp14:anchorId="2E1A7AF4" wp14:editId="2E1A7AF5">
+          <wp:inline distT="0" distB="0" distL="0" distR="0" wp14:anchorId="5F17251C" wp14:editId="5F17251D">
             <wp:extent cx="395999" cy="405503"/>
             <wp:effectExtent l="0" t="0" r="0" b="0"/>
             <wp:docPr id="10" name="Picture"/>
@@ -221,7 +221,7 @@
               <w:pStyle w:val="Celda"/>
             </w:pPr>
             <w:r>
-              <w:t>05/10/2026</w:t>
+              <w:t>06/10/2026</w:t>
             </w:r>
           </w:p>
         </w:tc>
@@ -401,7 +401,7 @@
       <w:r>
         <w:fldChar w:fldCharType="separate"/>
       </w:r>
-      <w:hyperlink w:anchor="_Toc242135337" w:history="1">
+      <w:hyperlink w:anchor="_Toc242196595" w:history="1">
         <w:r>
           <w:rPr>
             <w:rStyle w:val="Hipervnculo"/>
@@ -428,7 +428,7 @@
             <w:noProof/>
             <w:webHidden/>
           </w:rPr>
-          <w:instrText xml:space="preserve"> PAGEREF _Toc242135337 \h </w:instrText>
+          <w:instrText xml:space="preserve"> PAGEREF _Toc242196595 \h </w:instrText>
         </w:r>
         <w:r>
           <w:rPr>
@@ -474,7 +474,7 @@
           <w14:ligatures w14:val="standardContextual"/>
         </w:rPr>
       </w:pPr>
-      <w:hyperlink w:anchor="_Toc242135338" w:history="1">
+      <w:hyperlink w:anchor="_Toc242196596" w:history="1">
         <w:r>
           <w:rPr>
             <w:rStyle w:val="Hipervnculo"/>
@@ -501,7 +501,7 @@
             <w:noProof/>
             <w:webHidden/>
           </w:rPr>
-          <w:instrText xml:space="preserve"> PAGEREF _Toc242135338 \h </w:instrText>
+          <w:instrText xml:space="preserve"> PAGEREF _Toc242196596 \h </w:instrText>
         </w:r>
         <w:r>
           <w:rPr>
@@ -544,7 +544,7 @@
           <w14:ligatures w14:val="standardContextual"/>
         </w:rPr>
       </w:pPr>
-      <w:hyperlink w:anchor="_Toc242135339" w:history="1">
+      <w:hyperlink w:anchor="_Toc242196597" w:history="1">
         <w:r>
           <w:rPr>
             <w:rStyle w:val="Hipervnculo"/>
@@ -571,7 +571,7 @@
             <w:noProof/>
             <w:webHidden/>
           </w:rPr>
-          <w:instrText xml:space="preserve"> PAGEREF _Toc242135339 \h </w:instrText>
+          <w:instrText xml:space="preserve"> PAGEREF _Toc242196597 \h </w:instrText>
         </w:r>
         <w:r>
           <w:rPr>
@@ -617,7 +617,7 @@
           <w14:ligatures w14:val="standardContextual"/>
         </w:rPr>
       </w:pPr>
-      <w:hyperlink w:anchor="_Toc242135340" w:history="1">
+      <w:hyperlink w:anchor="_Toc242196598" w:history="1">
         <w:r>
           <w:rPr>
             <w:rStyle w:val="Hipervnculo"/>
@@ -644,7 +644,7 @@
             <w:noProof/>
             <w:webHidden/>
           </w:rPr>
-          <w:instrText xml:space="preserve"> PAGEREF _Toc242135340 \h </w:instrText>
+          <w:instrText xml:space="preserve"> PAGEREF _Toc242196598 \h </w:instrText>
         </w:r>
         <w:r>
           <w:rPr>
@@ -687,7 +687,7 @@
           <w14:ligatures w14:val="standardContextual"/>
         </w:rPr>
       </w:pPr>
-      <w:hyperlink w:anchor="_Toc242135341" w:history="1">
+      <w:hyperlink w:anchor="_Toc242196599" w:history="1">
         <w:r>
           <w:rPr>
             <w:rStyle w:val="Hipervnculo"/>
@@ -714,7 +714,7 @@
             <w:noProof/>
             <w:webHidden/>
           </w:rPr>
-          <w:instrText xml:space="preserve"> PAGEREF _Toc242135341 \h </w:instrText>
+          <w:instrText xml:space="preserve"> PAGEREF _Toc242196599 \h </w:instrText>
         </w:r>
         <w:r>
           <w:rPr>
@@ -757,7 +757,7 @@
           <w14:ligatures w14:val="standardContextual"/>
         </w:rPr>
       </w:pPr>
-      <w:hyperlink w:anchor="_Toc242135342" w:history="1">
+      <w:hyperlink w:anchor="_Toc242196600" w:history="1">
         <w:r>
           <w:rPr>
             <w:rStyle w:val="Hipervnculo"/>
@@ -784,7 +784,7 @@
             <w:noProof/>
             <w:webHidden/>
           </w:rPr>
-          <w:instrText xml:space="preserve"> PAGEREF _Toc242135342 \h </w:instrText>
+          <w:instrText xml:space="preserve"> PAGEREF _Toc242196600 \h </w:instrText>
         </w:r>
         <w:r>
           <w:rPr>
@@ -830,7 +830,7 @@
           <w14:ligatures w14:val="standardContextual"/>
         </w:rPr>
       </w:pPr>
-      <w:hyperlink w:anchor="_Toc242135343" w:history="1">
+      <w:hyperlink w:anchor="_Toc242196601" w:history="1">
         <w:r>
           <w:rPr>
             <w:rStyle w:val="Hipervnculo"/>
@@ -857,7 +857,7 @@
             <w:noProof/>
             <w:webHidden/>
           </w:rPr>
-          <w:instrText xml:space="preserve"> PAGEREF _Toc242135343 \h </w:instrText>
+          <w:instrText xml:space="preserve"> PAGEREF _Toc242196601 \h </w:instrText>
         </w:r>
         <w:r>
           <w:rPr>
@@ -903,7 +903,7 @@
           <w14:ligatures w14:val="standardContextual"/>
         </w:rPr>
       </w:pPr>
-      <w:hyperlink w:anchor="_Toc242135344" w:history="1">
+      <w:hyperlink w:anchor="_Toc242196602" w:history="1">
         <w:r>
           <w:rPr>
             <w:rStyle w:val="Hipervnculo"/>
@@ -930,7 +930,7 @@
             <w:noProof/>
             <w:webHidden/>
           </w:rPr>
-          <w:instrText xml:space="preserve"> PAGEREF _Toc242135344 \h </w:instrText>
+          <w:instrText xml:space="preserve"> PAGEREF _Toc242196602 \h </w:instrText>
         </w:r>
         <w:r>
           <w:rPr>
@@ -976,7 +976,7 @@
           <w14:ligatures w14:val="standardContextual"/>
         </w:rPr>
       </w:pPr>
-      <w:hyperlink w:anchor="_Toc242135345" w:history="1">
+      <w:hyperlink w:anchor="_Toc242196603" w:history="1">
         <w:r>
           <w:rPr>
             <w:rStyle w:val="Hipervnculo"/>
@@ -1003,7 +1003,7 @@
             <w:noProof/>
             <w:webHidden/>
           </w:rPr>
-          <w:instrText xml:space="preserve"> PAGEREF _Toc242135345 \h </w:instrText>
+          <w:instrText xml:space="preserve"> PAGEREF _Toc242196603 \h </w:instrText>
         </w:r>
         <w:r>
           <w:rPr>
@@ -1061,7 +1061,7 @@
         <w:pStyle w:val="Ttulo1"/>
       </w:pPr>
       <w:bookmarkStart w:id="0" w:name="_9f22e6e94e3706d259b118e7bb6dddd97264afb"/>
-      <w:bookmarkStart w:id="1" w:name="_Toc242135337"/>
+      <w:bookmarkStart w:id="1" w:name="_Toc242196595"/>
       <w:r>
         <w:lastRenderedPageBreak/>
         <w:t>Historial de versiones</w:t>
@@ -1091,7 +1091,7 @@
         <w:pStyle w:val="Ttulo1"/>
       </w:pPr>
       <w:bookmarkStart w:id="2" w:name="_40eb1cfbc3af9bee854cb6fd2dd7fccbbbd5bef"/>
-      <w:bookmarkStart w:id="3" w:name="_Toc242135338"/>
+      <w:bookmarkStart w:id="3" w:name="_Toc242196596"/>
       <w:bookmarkEnd w:id="0"/>
       <w:r>
         <w:lastRenderedPageBreak/>
@@ -1142,7 +1142,7 @@
           <w:noProof/>
         </w:rPr>
         <w:drawing>
-          <wp:inline distT="0" distB="0" distL="0" distR="0" wp14:anchorId="2E1A7AF6" wp14:editId="2E1A7AF7">
+          <wp:inline distT="0" distB="0" distL="0" distR="0" wp14:anchorId="5F17251E" wp14:editId="5F17251F">
             <wp:extent cx="5939999" cy="2617788"/>
             <wp:effectExtent l="0" t="0" r="0" b="0"/>
             <wp:docPr id="14" name="Picture"/>
@@ -1151,7 +1151,7 @@
               <a:graphicData uri="http://schemas.openxmlformats.org/drawingml/2006/picture">
                 <pic:pic xmlns:pic="http://schemas.openxmlformats.org/drawingml/2006/picture">
                   <pic:nvPicPr>
-                    <pic:cNvPr id="15" name="Picture" descr="C:\Users\Usuario\AppData\Local\Temp\zooki-docs-2DQu3b\readme-figura-1.png"/>
+                    <pic:cNvPr id="15" name="Picture" descr="C:\Users\Usuario\AppData\Local\Temp\zooki-docs-oeMX1P\readme-figura-1.png"/>
                     <pic:cNvPicPr>
                       <a:picLocks noChangeAspect="1" noChangeArrowheads="1"/>
                     </pic:cNvPicPr>
@@ -1189,7 +1189,7 @@
         <w:pStyle w:val="Ttulo2"/>
       </w:pPr>
       <w:bookmarkStart w:id="4" w:name="_10761f43c4828466c1f61dd939afeb8e25fa6bf"/>
-      <w:bookmarkStart w:id="5" w:name="_Toc242135339"/>
+      <w:bookmarkStart w:id="5" w:name="_Toc242196597"/>
       <w:r>
         <w:t>Estructura de Directorios</w:t>
       </w:r>
@@ -1407,7 +1407,7 @@
         <w:pStyle w:val="Ttulo1"/>
       </w:pPr>
       <w:bookmarkStart w:id="6" w:name="_afbddb14cf0a5917350b872bc54fb6e01642379"/>
-      <w:bookmarkStart w:id="7" w:name="_Toc242135340"/>
+      <w:bookmarkStart w:id="7" w:name="_Toc242196598"/>
       <w:bookmarkEnd w:id="2"/>
       <w:bookmarkEnd w:id="4"/>
       <w:r>
@@ -1421,7 +1421,7 @@
         <w:pStyle w:val="Ttulo2"/>
       </w:pPr>
       <w:bookmarkStart w:id="8" w:name="_05387fb6cc619f8aa2529950c7d4d457a3eef7c"/>
-      <w:bookmarkStart w:id="9" w:name="_Toc242135341"/>
+      <w:bookmarkStart w:id="9" w:name="_Toc242196599"/>
       <w:r>
         <w:t>Requisitos del Sistema</w:t>
       </w:r>
@@ -1507,7 +1507,7 @@
         <w:pStyle w:val="Ttulo2"/>
       </w:pPr>
       <w:bookmarkStart w:id="10" w:name="_dcf3b639bee90e6ccb2d036fcb726d64a5de47c"/>
-      <w:bookmarkStart w:id="11" w:name="_Toc242135342"/>
+      <w:bookmarkStart w:id="11" w:name="_Toc242196600"/>
       <w:bookmarkEnd w:id="8"/>
       <w:r>
         <w:t>Configuración Paso a Paso</w:t>
@@ -1745,7 +1745,7 @@
         <w:pStyle w:val="Ttulo1"/>
       </w:pPr>
       <w:bookmarkStart w:id="12" w:name="_5233c221c4a8823eebc12df8512a06fd868d428"/>
-      <w:bookmarkStart w:id="13" w:name="_Toc242135343"/>
+      <w:bookmarkStart w:id="13" w:name="_Toc242196601"/>
       <w:bookmarkEnd w:id="6"/>
       <w:bookmarkEnd w:id="10"/>
       <w:r>
@@ -2005,7 +2005,7 @@
         <w:pStyle w:val="Ttulo1"/>
       </w:pPr>
       <w:bookmarkStart w:id="14" w:name="_d9c5b7939f8499c03b80e00b5d3f2be6e2dc8f7"/>
-      <w:bookmarkStart w:id="15" w:name="_Toc242135344"/>
+      <w:bookmarkStart w:id="15" w:name="_Toc242196602"/>
       <w:bookmarkEnd w:id="12"/>
       <w:r>
         <w:lastRenderedPageBreak/>
@@ -2445,7 +2445,7 @@
         <w:pStyle w:val="Ttulo1"/>
       </w:pPr>
       <w:bookmarkStart w:id="16" w:name="_42308d7be4873d2fef4c2b6ff2abcb3a9ef9d83"/>
-      <w:bookmarkStart w:id="17" w:name="_Toc242135345"/>
+      <w:bookmarkStart w:id="17" w:name="_Toc242196603"/>
       <w:bookmarkEnd w:id="14"/>
       <w:r>
         <w:lastRenderedPageBreak/>
@@ -2683,7 +2683,7 @@
               <w:noProof/>
             </w:rPr>
             <w:drawing>
-              <wp:inline distT="0" distB="0" distL="0" distR="0" wp14:anchorId="2E1A7B02" wp14:editId="2E1A7B03">
+              <wp:inline distT="0" distB="0" distL="0" distR="0" wp14:anchorId="5F17252A" wp14:editId="5F17252B">
                 <wp:extent cx="324000" cy="324000"/>
                 <wp:effectExtent l="0" t="0" r="0" b="0"/>
                 <wp:docPr id="9001" name="Logo Zooki"/>
@@ -2843,7 +2843,7 @@
   <w:abstractNum w:abstractNumId="0" w15:restartNumberingAfterBreak="0">
     <w:nsid w:val="0000A990"/>
     <w:multiLevelType w:val="multilevel"/>
-    <w:tmpl w:val="A748FD2E"/>
+    <w:tmpl w:val="FFEE01B4"/>
     <w:lvl w:ilvl="0">
       <w:numFmt w:val="bullet"/>
       <w:lvlText w:val=" "/>
@@ -2920,7 +2920,7 @@
   <w:abstractNum w:abstractNumId="1" w15:restartNumberingAfterBreak="0">
     <w:nsid w:val="0000A991"/>
     <w:multiLevelType w:val="multilevel"/>
-    <w:tmpl w:val="A210DC22"/>
+    <w:tmpl w:val="16F8A058"/>
     <w:lvl w:ilvl="0">
       <w:numFmt w:val="bullet"/>
       <w:lvlText w:val=""/>
@@ -3024,7 +3024,7 @@
   <w:abstractNum w:abstractNumId="2" w15:restartNumberingAfterBreak="0">
     <w:nsid w:val="00A99411"/>
     <w:multiLevelType w:val="multilevel"/>
-    <w:tmpl w:val="E0665164"/>
+    <w:tmpl w:val="864E05DA"/>
     <w:lvl w:ilvl="0">
       <w:start w:val="1"/>
       <w:numFmt w:val="decimal"/>
@@ -3107,19 +3107,19 @@
       </w:pPr>
     </w:lvl>
   </w:abstractNum>
-  <w:num w:numId="1" w16cid:durableId="1907109770">
+  <w:num w:numId="1" w16cid:durableId="510414170">
     <w:abstractNumId w:val="0"/>
   </w:num>
-  <w:num w:numId="2" w16cid:durableId="1955400338">
+  <w:num w:numId="2" w16cid:durableId="110443797">
     <w:abstractNumId w:val="1"/>
   </w:num>
-  <w:num w:numId="3" w16cid:durableId="881669070">
+  <w:num w:numId="3" w16cid:durableId="429280694">
     <w:abstractNumId w:val="1"/>
   </w:num>
-  <w:num w:numId="4" w16cid:durableId="819351831">
+  <w:num w:numId="4" w16cid:durableId="419184899">
     <w:abstractNumId w:val="1"/>
   </w:num>
-  <w:num w:numId="5" w16cid:durableId="1271089521">
+  <w:num w:numId="5" w16cid:durableId="1230724720">
     <w:abstractNumId w:val="2"/>
     <w:lvlOverride w:ilvl="0">
       <w:startOverride w:val="1"/>
@@ -3149,25 +3149,25 @@
       <w:startOverride w:val="1"/>
     </w:lvlOverride>
   </w:num>
-  <w:num w:numId="6" w16cid:durableId="1291983145">
+  <w:num w:numId="6" w16cid:durableId="1244334098">
     <w:abstractNumId w:val="1"/>
   </w:num>
-  <w:num w:numId="7" w16cid:durableId="911351802">
+  <w:num w:numId="7" w16cid:durableId="940063793">
     <w:abstractNumId w:val="1"/>
   </w:num>
-  <w:num w:numId="8" w16cid:durableId="460196864">
+  <w:num w:numId="8" w16cid:durableId="27529526">
     <w:abstractNumId w:val="1"/>
   </w:num>
-  <w:num w:numId="9" w16cid:durableId="1998149991">
+  <w:num w:numId="9" w16cid:durableId="1382362603">
     <w:abstractNumId w:val="1"/>
   </w:num>
-  <w:num w:numId="10" w16cid:durableId="1383477271">
+  <w:num w:numId="10" w16cid:durableId="839731505">
     <w:abstractNumId w:val="1"/>
   </w:num>
-  <w:num w:numId="11" w16cid:durableId="1035348884">
+  <w:num w:numId="11" w16cid:durableId="1678313575">
     <w:abstractNumId w:val="1"/>
   </w:num>
-  <w:num w:numId="12" w16cid:durableId="739210733">
+  <w:num w:numId="12" w16cid:durableId="2129347620">
     <w:abstractNumId w:val="1"/>
   </w:num>
 </w:numbering>

--- a/public/docs/descargas/readme.docx
+++ b/public/docs/descargas/readme.docx
@@ -85,7 +85,7 @@
           <w:noProof/>
         </w:rPr>
         <w:drawing>
-          <wp:inline distT="0" distB="0" distL="0" distR="0" wp14:anchorId="5F17251C" wp14:editId="5F17251D">
+          <wp:inline distT="0" distB="0" distL="0" distR="0" wp14:anchorId="564922CE" wp14:editId="564922CF">
             <wp:extent cx="395999" cy="405503"/>
             <wp:effectExtent l="0" t="0" r="0" b="0"/>
             <wp:docPr id="10" name="Picture"/>
@@ -221,7 +221,7 @@
               <w:pStyle w:val="Celda"/>
             </w:pPr>
             <w:r>
-              <w:t>06/10/2026</w:t>
+              <w:t>11/10/2026</w:t>
             </w:r>
           </w:p>
         </w:tc>
@@ -401,7 +401,7 @@
       <w:r>
         <w:fldChar w:fldCharType="separate"/>
       </w:r>
-      <w:hyperlink w:anchor="_Toc242196595" w:history="1">
+      <w:hyperlink w:anchor="_Toc242627833" w:history="1">
         <w:r>
           <w:rPr>
             <w:rStyle w:val="Hipervnculo"/>
@@ -428,7 +428,7 @@
             <w:noProof/>
             <w:webHidden/>
           </w:rPr>
-          <w:instrText xml:space="preserve"> PAGEREF _Toc242196595 \h </w:instrText>
+          <w:instrText xml:space="preserve"> PAGEREF _Toc242627833 \h </w:instrText>
         </w:r>
         <w:r>
           <w:rPr>
@@ -474,7 +474,7 @@
           <w14:ligatures w14:val="standardContextual"/>
         </w:rPr>
       </w:pPr>
-      <w:hyperlink w:anchor="_Toc242196596" w:history="1">
+      <w:hyperlink w:anchor="_Toc242627834" w:history="1">
         <w:r>
           <w:rPr>
             <w:rStyle w:val="Hipervnculo"/>
@@ -501,7 +501,7 @@
             <w:noProof/>
             <w:webHidden/>
           </w:rPr>
-          <w:instrText xml:space="preserve"> PAGEREF _Toc242196596 \h </w:instrText>
+          <w:instrText xml:space="preserve"> PAGEREF _Toc242627834 \h </w:instrText>
         </w:r>
         <w:r>
           <w:rPr>
@@ -544,7 +544,7 @@
           <w14:ligatures w14:val="standardContextual"/>
         </w:rPr>
       </w:pPr>
-      <w:hyperlink w:anchor="_Toc242196597" w:history="1">
+      <w:hyperlink w:anchor="_Toc242627835" w:history="1">
         <w:r>
           <w:rPr>
             <w:rStyle w:val="Hipervnculo"/>
@@ -571,7 +571,7 @@
             <w:noProof/>
             <w:webHidden/>
           </w:rPr>
-          <w:instrText xml:space="preserve"> PAGEREF _Toc242196597 \h </w:instrText>
+          <w:instrText xml:space="preserve"> PAGEREF _Toc242627835 \h </w:instrText>
         </w:r>
         <w:r>
           <w:rPr>
@@ -617,7 +617,7 @@
           <w14:ligatures w14:val="standardContextual"/>
         </w:rPr>
       </w:pPr>
-      <w:hyperlink w:anchor="_Toc242196598" w:history="1">
+      <w:hyperlink w:anchor="_Toc242627836" w:history="1">
         <w:r>
           <w:rPr>
             <w:rStyle w:val="Hipervnculo"/>
@@ -644,7 +644,7 @@
             <w:noProof/>
             <w:webHidden/>
           </w:rPr>
-          <w:instrText xml:space="preserve"> PAGEREF _Toc242196598 \h </w:instrText>
+          <w:instrText xml:space="preserve"> PAGEREF _Toc242627836 \h </w:instrText>
         </w:r>
         <w:r>
           <w:rPr>
@@ -687,7 +687,7 @@
           <w14:ligatures w14:val="standardContextual"/>
         </w:rPr>
       </w:pPr>
-      <w:hyperlink w:anchor="_Toc242196599" w:history="1">
+      <w:hyperlink w:anchor="_Toc242627837" w:history="1">
         <w:r>
           <w:rPr>
             <w:rStyle w:val="Hipervnculo"/>
@@ -714,7 +714,7 @@
             <w:noProof/>
             <w:webHidden/>
           </w:rPr>
-          <w:instrText xml:space="preserve"> PAGEREF _Toc242196599 \h </w:instrText>
+          <w:instrText xml:space="preserve"> PAGEREF _Toc242627837 \h </w:instrText>
         </w:r>
         <w:r>
           <w:rPr>
@@ -757,7 +757,7 @@
           <w14:ligatures w14:val="standardContextual"/>
         </w:rPr>
       </w:pPr>
-      <w:hyperlink w:anchor="_Toc242196600" w:history="1">
+      <w:hyperlink w:anchor="_Toc242627838" w:history="1">
         <w:r>
           <w:rPr>
             <w:rStyle w:val="Hipervnculo"/>
@@ -784,7 +784,7 @@
             <w:noProof/>
             <w:webHidden/>
           </w:rPr>
-          <w:instrText xml:space="preserve"> PAGEREF _Toc242196600 \h </w:instrText>
+          <w:instrText xml:space="preserve"> PAGEREF _Toc242627838 \h </w:instrText>
         </w:r>
         <w:r>
           <w:rPr>
@@ -830,7 +830,7 @@
           <w14:ligatures w14:val="standardContextual"/>
         </w:rPr>
       </w:pPr>
-      <w:hyperlink w:anchor="_Toc242196601" w:history="1">
+      <w:hyperlink w:anchor="_Toc242627839" w:history="1">
         <w:r>
           <w:rPr>
             <w:rStyle w:val="Hipervnculo"/>
@@ -857,7 +857,7 @@
             <w:noProof/>
             <w:webHidden/>
           </w:rPr>
-          <w:instrText xml:space="preserve"> PAGEREF _Toc242196601 \h </w:instrText>
+          <w:instrText xml:space="preserve"> PAGEREF _Toc242627839 \h </w:instrText>
         </w:r>
         <w:r>
           <w:rPr>
@@ -903,7 +903,7 @@
           <w14:ligatures w14:val="standardContextual"/>
         </w:rPr>
       </w:pPr>
-      <w:hyperlink w:anchor="_Toc242196602" w:history="1">
+      <w:hyperlink w:anchor="_Toc242627840" w:history="1">
         <w:r>
           <w:rPr>
             <w:rStyle w:val="Hipervnculo"/>
@@ -930,7 +930,7 @@
             <w:noProof/>
             <w:webHidden/>
           </w:rPr>
-          <w:instrText xml:space="preserve"> PAGEREF _Toc242196602 \h </w:instrText>
+          <w:instrText xml:space="preserve"> PAGEREF _Toc242627840 \h </w:instrText>
         </w:r>
         <w:r>
           <w:rPr>
@@ -976,7 +976,7 @@
           <w14:ligatures w14:val="standardContextual"/>
         </w:rPr>
       </w:pPr>
-      <w:hyperlink w:anchor="_Toc242196603" w:history="1">
+      <w:hyperlink w:anchor="_Toc242627841" w:history="1">
         <w:r>
           <w:rPr>
             <w:rStyle w:val="Hipervnculo"/>
@@ -1003,7 +1003,80 @@
             <w:noProof/>
             <w:webHidden/>
           </w:rPr>
-          <w:instrText xml:space="preserve"> PAGEREF _Toc242196603 \h </w:instrText>
+          <w:instrText xml:space="preserve"> PAGEREF _Toc242627841 \h </w:instrText>
+        </w:r>
+        <w:r>
+          <w:rPr>
+            <w:noProof/>
+            <w:webHidden/>
+          </w:rPr>
+        </w:r>
+        <w:r>
+          <w:rPr>
+            <w:noProof/>
+            <w:webHidden/>
+          </w:rPr>
+          <w:fldChar w:fldCharType="separate"/>
+        </w:r>
+        <w:r>
+          <w:rPr>
+            <w:noProof/>
+            <w:webHidden/>
+          </w:rPr>
+          <w:t>10</w:t>
+        </w:r>
+        <w:r>
+          <w:rPr>
+            <w:noProof/>
+            <w:webHidden/>
+          </w:rPr>
+          <w:fldChar w:fldCharType="end"/>
+        </w:r>
+      </w:hyperlink>
+    </w:p>
+    <w:p>
+      <w:pPr>
+        <w:pStyle w:val="TDC1"/>
+        <w:rPr>
+          <w:rFonts w:asciiTheme="minorHAnsi" w:eastAsiaTheme="minorEastAsia" w:hAnsiTheme="minorHAnsi" w:cstheme="minorBidi"/>
+          <w:b w:val="0"/>
+          <w:bCs w:val="0"/>
+          <w:caps w:val="0"/>
+          <w:noProof/>
+          <w:kern w:val="2"/>
+          <w:sz w:val="24"/>
+          <w:szCs w:val="24"/>
+          <w14:ligatures w14:val="standardContextual"/>
+        </w:rPr>
+      </w:pPr>
+      <w:hyperlink w:anchor="_Toc242627842" w:history="1">
+        <w:r>
+          <w:rPr>
+            <w:rStyle w:val="Hipervnculo"/>
+            <w:noProof/>
+          </w:rPr>
+          <w:t>Pruebas automáticas y registro público (D3)</w:t>
+        </w:r>
+        <w:r>
+          <w:rPr>
+            <w:noProof/>
+            <w:webHidden/>
+          </w:rPr>
+          <w:tab/>
+        </w:r>
+        <w:r>
+          <w:rPr>
+            <w:noProof/>
+            <w:webHidden/>
+          </w:rPr>
+          <w:fldChar w:fldCharType="begin"/>
+        </w:r>
+        <w:r>
+          <w:rPr>
+            <w:noProof/>
+            <w:webHidden/>
+          </w:rPr>
+          <w:instrText xml:space="preserve"> PAGEREF _Toc242627842 \h </w:instrText>
         </w:r>
         <w:r>
           <w:rPr>
@@ -1061,7 +1134,7 @@
         <w:pStyle w:val="Ttulo1"/>
       </w:pPr>
       <w:bookmarkStart w:id="0" w:name="_9f22e6e94e3706d259b118e7bb6dddd97264afb"/>
-      <w:bookmarkStart w:id="1" w:name="_Toc242196595"/>
+      <w:bookmarkStart w:id="1" w:name="_Toc242627833"/>
       <w:r>
         <w:lastRenderedPageBreak/>
         <w:t>Historial de versiones</w:t>
@@ -1073,7 +1146,7 @@
         <w:pStyle w:val="FirstParagraph"/>
       </w:pPr>
       <w:r>
-        <w:t xml:space="preserve">El historial completo de versiones (v1.0.0 → v1.12.0), la guía de la primera versión estable y el esquema de versionamiento (Zooki SemVer) se documentan aparte en </w:t>
+        <w:t xml:space="preserve">El historial completo de versiones (v1.0.0 → v2.0.0-alpha.1), la guía de la primera versión estable y el esquema de versionamiento (Zooki SemVer) se documentan aparte en </w:t>
       </w:r>
       <w:r>
         <w:rPr>
@@ -1091,7 +1164,7 @@
         <w:pStyle w:val="Ttulo1"/>
       </w:pPr>
       <w:bookmarkStart w:id="2" w:name="_40eb1cfbc3af9bee854cb6fd2dd7fccbbbd5bef"/>
-      <w:bookmarkStart w:id="3" w:name="_Toc242196596"/>
+      <w:bookmarkStart w:id="3" w:name="_Toc242627834"/>
       <w:bookmarkEnd w:id="0"/>
       <w:r>
         <w:lastRenderedPageBreak/>
@@ -1142,7 +1215,7 @@
           <w:noProof/>
         </w:rPr>
         <w:drawing>
-          <wp:inline distT="0" distB="0" distL="0" distR="0" wp14:anchorId="5F17251E" wp14:editId="5F17251F">
+          <wp:inline distT="0" distB="0" distL="0" distR="0" wp14:anchorId="564922D0" wp14:editId="564922D1">
             <wp:extent cx="5939999" cy="2617788"/>
             <wp:effectExtent l="0" t="0" r="0" b="0"/>
             <wp:docPr id="14" name="Picture"/>
@@ -1151,7 +1224,7 @@
               <a:graphicData uri="http://schemas.openxmlformats.org/drawingml/2006/picture">
                 <pic:pic xmlns:pic="http://schemas.openxmlformats.org/drawingml/2006/picture">
                   <pic:nvPicPr>
-                    <pic:cNvPr id="15" name="Picture" descr="C:\Users\Usuario\AppData\Local\Temp\zooki-docs-oeMX1P\readme-figura-1.png"/>
+                    <pic:cNvPr id="15" name="Picture" descr="C:\Users\Usuario\AppData\Local\Temp\zooki-docs-gFsqxC\readme-figura-1.png"/>
                     <pic:cNvPicPr>
                       <a:picLocks noChangeAspect="1" noChangeArrowheads="1"/>
                     </pic:cNvPicPr>
@@ -1189,7 +1262,7 @@
         <w:pStyle w:val="Ttulo2"/>
       </w:pPr>
       <w:bookmarkStart w:id="4" w:name="_10761f43c4828466c1f61dd939afeb8e25fa6bf"/>
-      <w:bookmarkStart w:id="5" w:name="_Toc242196597"/>
+      <w:bookmarkStart w:id="5" w:name="_Toc242627835"/>
       <w:r>
         <w:t>Estructura de Directorios</w:t>
       </w:r>
@@ -1407,7 +1480,7 @@
         <w:pStyle w:val="Ttulo1"/>
       </w:pPr>
       <w:bookmarkStart w:id="6" w:name="_afbddb14cf0a5917350b872bc54fb6e01642379"/>
-      <w:bookmarkStart w:id="7" w:name="_Toc242196598"/>
+      <w:bookmarkStart w:id="7" w:name="_Toc242627836"/>
       <w:bookmarkEnd w:id="2"/>
       <w:bookmarkEnd w:id="4"/>
       <w:r>
@@ -1421,7 +1494,7 @@
         <w:pStyle w:val="Ttulo2"/>
       </w:pPr>
       <w:bookmarkStart w:id="8" w:name="_05387fb6cc619f8aa2529950c7d4d457a3eef7c"/>
-      <w:bookmarkStart w:id="9" w:name="_Toc242196599"/>
+      <w:bookmarkStart w:id="9" w:name="_Toc242627837"/>
       <w:r>
         <w:t>Requisitos del Sistema</w:t>
       </w:r>
@@ -1507,7 +1580,7 @@
         <w:pStyle w:val="Ttulo2"/>
       </w:pPr>
       <w:bookmarkStart w:id="10" w:name="_dcf3b639bee90e6ccb2d036fcb726d64a5de47c"/>
-      <w:bookmarkStart w:id="11" w:name="_Toc242196600"/>
+      <w:bookmarkStart w:id="11" w:name="_Toc242627838"/>
       <w:bookmarkEnd w:id="8"/>
       <w:r>
         <w:t>Configuración Paso a Paso</w:t>
@@ -1713,10 +1786,81 @@
           <w:b/>
           <w:bCs/>
         </w:rPr>
-        <w:t>Importar la Base de Datos:</w:t>
-      </w:r>
-      <w:r>
-        <w:t xml:space="preserve"> Importa el esquema SQL inicial ubicado en</w:t>
+        <w:t>Crear la Base de Datos (v2):</w:t>
+      </w:r>
+      <w:r>
+        <w:t xml:space="preserve"> En una base </w:t>
+      </w:r>
+      <w:r>
+        <w:rPr>
+          <w:b/>
+          <w:bCs/>
+        </w:rPr>
+        <w:t>vacía</w:t>
+      </w:r>
+      <w:r>
+        <w:t xml:space="preserve"> (por ejemplo, </w:t>
+      </w:r>
+      <w:r>
+        <w:rPr>
+          <w:rStyle w:val="VerbatimChar"/>
+        </w:rPr>
+        <w:t>zooki_db</w:t>
+      </w:r>
+      <w:r>
+        <w:t xml:space="preserve"> recién creada con </w:t>
+      </w:r>
+      <w:r>
+        <w:rPr>
+          <w:rStyle w:val="VerbatimChar"/>
+        </w:rPr>
+        <w:t>utf8mb4</w:t>
+      </w:r>
+      <w:r>
+        <w:t xml:space="preserve">), importa en este orden </w:t>
+      </w:r>
+      <w:r>
+        <w:rPr>
+          <w:rStyle w:val="VerbatimChar"/>
+        </w:rPr>
+        <w:t>database/01_schema.sql</w:t>
+      </w:r>
+      <w:r>
+        <w:t xml:space="preserve"> (el esquema) y </w:t>
+      </w:r>
+      <w:r>
+        <w:rPr>
+          <w:rStyle w:val="VerbatimChar"/>
+        </w:rPr>
+        <w:t>database/02_semilla.sql</w:t>
+      </w:r>
+      <w:r>
+        <w:t xml:space="preserve"> (roles, planes y catálogos). Luego corre </w:t>
+      </w:r>
+      <w:r>
+        <w:rPr>
+          <w:rStyle w:val="VerbatimChar"/>
+        </w:rPr>
+        <w:t>php scripts/migrar.php</w:t>
+      </w:r>
+      <w:r>
+        <w:t>: aplica las migraciones que falten y vuelve a aplicar la semilla sin duplicar nada. La v2 no migra datos de la v1: sobre una base v1 el esquema falla y el migrador se niega a correr.</w:t>
+      </w:r>
+    </w:p>
+    <w:p>
+      <w:pPr>
+        <w:pStyle w:val="FirstParagraph"/>
+        <w:numPr>
+          <w:ilvl w:val="0"/>
+          <w:numId w:val="5"/>
+        </w:numPr>
+      </w:pPr>
+      <w:r>
+        <w:rPr>
+          <w:b/>
+          <w:bCs/>
+        </w:rPr>
+        <w:t>Crear el super-administrador:</w:t>
       </w:r>
       <w:r>
         <w:t xml:space="preserve"> </w:t>
@@ -1725,16 +1869,19 @@
         <w:rPr>
           <w:rStyle w:val="VerbatimChar"/>
         </w:rPr>
-        <w:t>database/01_schema.sql</w:t>
-      </w:r>
-      <w:r>
-        <w:t xml:space="preserve"> en tu servidor MySQL y luego aplica las migraciones con </w:t>
-      </w:r>
-      <w:r>
-        <w:rPr>
-          <w:rStyle w:val="VerbatimChar"/>
-        </w:rPr>
-        <w:t>php scripts/migrar.php</w:t>
+        <w:t>php scripts/crear_superadmin.php</w:t>
+      </w:r>
+      <w:r>
+        <w:t xml:space="preserve"> </w:t>
+      </w:r>
+      <w:r>
+        <w:t xml:space="preserve">pide por consola el correo, el nombre y la contraseña (sin mostrarla) y crea la cuenta de la plataforma. Se niega si el correo ya existe. Ninguna credencial queda en el código ni en el SQL. En producción: </w:t>
+      </w:r>
+      <w:r>
+        <w:rPr>
+          <w:rStyle w:val="VerbatimChar"/>
+        </w:rPr>
+        <w:t>docker exec -it zooki_web php scripts/crear_superadmin.php</w:t>
       </w:r>
       <w:r>
         <w:t>.</w:t>
@@ -1745,7 +1892,7 @@
         <w:pStyle w:val="Ttulo1"/>
       </w:pPr>
       <w:bookmarkStart w:id="12" w:name="_5233c221c4a8823eebc12df8512a06fd868d428"/>
-      <w:bookmarkStart w:id="13" w:name="_Toc242196601"/>
+      <w:bookmarkStart w:id="13" w:name="_Toc242627839"/>
       <w:bookmarkEnd w:id="6"/>
       <w:bookmarkEnd w:id="10"/>
       <w:r>
@@ -1759,7 +1906,25 @@
         <w:pStyle w:val="FirstParagraph"/>
       </w:pPr>
       <w:r>
-        <w:t xml:space="preserve">Las migraciones son los archivos </w:t>
+        <w:t xml:space="preserve">La base nace de dos archivos que no son migraciones: </w:t>
+      </w:r>
+      <w:r>
+        <w:rPr>
+          <w:rStyle w:val="VerbatimChar"/>
+        </w:rPr>
+        <w:t>database/01_schema.sql</w:t>
+      </w:r>
+      <w:r>
+        <w:t xml:space="preserve"> (las 50 tablas de la v2) y </w:t>
+      </w:r>
+      <w:r>
+        <w:rPr>
+          <w:rStyle w:val="VerbatimChar"/>
+        </w:rPr>
+        <w:t>database/02_semilla.sql</w:t>
+      </w:r>
+      <w:r>
+        <w:t xml:space="preserve"> (datos semilla). Las migraciones son los archivos </w:t>
       </w:r>
       <w:r>
         <w:rPr>
@@ -1768,7 +1933,17 @@
         <w:t>database/NN_nombre.sql</w:t>
       </w:r>
       <w:r>
-        <w:t xml:space="preserve"> con número 04 o mayor. </w:t>
+        <w:t xml:space="preserve"> con número </w:t>
+      </w:r>
+      <w:r>
+        <w:rPr>
+          <w:b/>
+          <w:bCs/>
+        </w:rPr>
+        <w:t>03 o mayor</w:t>
+      </w:r>
+      <w:r>
+        <w:t xml:space="preserve">. </w:t>
       </w:r>
       <w:r>
         <w:rPr>
@@ -1830,22 +2005,64 @@
           <w:b/>
           <w:bCs/>
         </w:rPr>
-        <w:t>Registro:</w:t>
-      </w:r>
-      <w:r>
-        <w:t xml:space="preserve"> </w:t>
-      </w:r>
-      <w:r>
-        <w:t xml:space="preserve">cada migración aplicada queda en la tabla </w:t>
-      </w:r>
-      <w:r>
-        <w:rPr>
-          <w:rStyle w:val="VerbatimChar"/>
-        </w:rPr>
-        <w:t>schema_migraciones</w:t>
-      </w:r>
-      <w:r>
-        <w:t>, así que ninguna se repite.</w:t>
+        <w:t>Volumen nuevo:</w:t>
+      </w:r>
+      <w:r>
+        <w:t xml:space="preserve"> cuando el volumen </w:t>
+      </w:r>
+      <w:r>
+        <w:rPr>
+          <w:rStyle w:val="VerbatimChar"/>
+        </w:rPr>
+        <w:t>db_data</w:t>
+      </w:r>
+      <w:r>
+        <w:t xml:space="preserve"> está vacío, MySQL ejecuta en orden alfabético los </w:t>
+      </w:r>
+      <w:r>
+        <w:rPr>
+          <w:rStyle w:val="VerbatimChar"/>
+        </w:rPr>
+        <w:t>.sql</w:t>
+      </w:r>
+      <w:r>
+        <w:t xml:space="preserve"> del primer nivel de </w:t>
+      </w:r>
+      <w:r>
+        <w:rPr>
+          <w:rStyle w:val="VerbatimChar"/>
+        </w:rPr>
+        <w:t>database/</w:t>
+      </w:r>
+      <w:r>
+        <w:t xml:space="preserve"> (</w:t>
+      </w:r>
+      <w:r>
+        <w:rPr>
+          <w:rStyle w:val="VerbatimChar"/>
+        </w:rPr>
+        <w:t>01</w:t>
+      </w:r>
+      <w:r>
+        <w:t xml:space="preserve">, </w:t>
+      </w:r>
+      <w:r>
+        <w:rPr>
+          <w:rStyle w:val="VerbatimChar"/>
+        </w:rPr>
+        <w:t>02</w:t>
+      </w:r>
+      <w:r>
+        <w:t xml:space="preserve"> y las migraciones). Las subcarpetas no se recorren: por eso el modelo de drawDB vive en </w:t>
+      </w:r>
+      <w:r>
+        <w:rPr>
+          <w:rStyle w:val="VerbatimChar"/>
+        </w:rPr>
+        <w:t>database/modelo/</w:t>
+      </w:r>
+      <w:r>
+        <w:t>.</w:t>
       </w:r>
     </w:p>
     <w:p>
@@ -1861,38 +2078,19 @@
           <w:b/>
           <w:bCs/>
         </w:rPr>
-        <w:t>Línea base:</w:t>
-      </w:r>
-      <w:r>
-        <w:t xml:space="preserve"> las migraciones 04 a 12 se aplicaron a mano antes de que existiera el registro, y la 06, la 07 y la 09 </w:t>
-      </w:r>
-      <w:r>
-        <w:rPr>
-          <w:b/>
-          <w:bCs/>
-        </w:rPr>
-        <w:t>no</w:t>
-      </w:r>
-      <w:r>
-        <w:t xml:space="preserve"> se pueden repetir: la 07 y la 09 redefinen los estados de las citas con la lista de su época y borrarían </w:t>
-      </w:r>
-      <w:r>
-        <w:rPr>
-          <w:rStyle w:val="VerbatimChar"/>
-        </w:rPr>
-        <w:t>sin_cerrar</w:t>
-      </w:r>
-      <w:r>
-        <w:t xml:space="preserve"> y </w:t>
-      </w:r>
-      <w:r>
-        <w:rPr>
-          <w:rStyle w:val="VerbatimChar"/>
-        </w:rPr>
-        <w:t>cerrada_sin_consulta</w:t>
-      </w:r>
-      <w:r>
-        <w:t>. La primera vez que el migrador corre en una base que ya tiene el esquema, las anota como aplicadas sin ejecutarlas.</w:t>
+        <w:t>Registro:</w:t>
+      </w:r>
+      <w:r>
+        <w:t xml:space="preserve"> cada migración aplicada queda en la tabla </w:t>
+      </w:r>
+      <w:r>
+        <w:rPr>
+          <w:rStyle w:val="VerbatimChar"/>
+        </w:rPr>
+        <w:t>schema_migraciones</w:t>
+      </w:r>
+      <w:r>
+        <w:t>, así que ninguna se repite.</w:t>
       </w:r>
     </w:p>
     <w:p>
@@ -1908,22 +2106,28 @@
           <w:b/>
           <w:bCs/>
         </w:rPr>
-        <w:t>Si una falla:</w:t>
-      </w:r>
-      <w:r>
-        <w:t xml:space="preserve"> </w:t>
-      </w:r>
-      <w:r>
-        <w:t xml:space="preserve">se detiene ahí, no la anota (se reintenta en el siguiente arranque) y Apache arranca igual para no tumbar el sitio. El error aparece en los logs del contenedor en Dokploy con el prefijo </w:t>
-      </w:r>
-      <w:r>
-        <w:rPr>
-          <w:rStyle w:val="VerbatimChar"/>
-        </w:rPr>
-        <w:t>[migraciones] ERROR</w:t>
-      </w:r>
-      <w:r>
-        <w:t>.</w:t>
+        <w:t>Semilla:</w:t>
+      </w:r>
+      <w:r>
+        <w:t xml:space="preserve"> el migrador aplica </w:t>
+      </w:r>
+      <w:r>
+        <w:rPr>
+          <w:rStyle w:val="VerbatimChar"/>
+        </w:rPr>
+        <w:t>02_semilla.sql</w:t>
+      </w:r>
+      <w:r>
+        <w:t xml:space="preserve"> en cada arranque, después de las migraciones. Solo inserta lo que falta (</w:t>
+      </w:r>
+      <w:r>
+        <w:rPr>
+          <w:rStyle w:val="VerbatimChar"/>
+        </w:rPr>
+        <w:t>INSERT IGNORE</w:t>
+      </w:r>
+      <w:r>
+        <w:t xml:space="preserve"> con claves explícitas e índices únicos) y nunca sobrescribe: un precio o un nombre cambiados desde la plataforma se conservan.</w:t>
       </w:r>
     </w:p>
     <w:p>
@@ -1939,28 +2143,28 @@
           <w:b/>
           <w:bCs/>
         </w:rPr>
-        <w:t>En local:</w:t>
-      </w:r>
-      <w:r>
-        <w:t xml:space="preserve"> </w:t>
-      </w:r>
-      <w:r>
-        <w:rPr>
-          <w:rStyle w:val="VerbatimChar"/>
-        </w:rPr>
-        <w:t>php scripts/migrar.php</w:t>
-      </w:r>
-      <w:r>
-        <w:t xml:space="preserve"> aplica las que falten; con </w:t>
-      </w:r>
-      <w:r>
-        <w:rPr>
-          <w:rStyle w:val="VerbatimChar"/>
-        </w:rPr>
-        <w:t>--revisar</w:t>
-      </w:r>
-      <w:r>
-        <w:t xml:space="preserve"> solo muestra cuáles aplicaría.</w:t>
+        <w:t>Base v1:</w:t>
+      </w:r>
+      <w:r>
+        <w:t xml:space="preserve"> si la base no tiene la tabla </w:t>
+      </w:r>
+      <w:r>
+        <w:rPr>
+          <w:rStyle w:val="VerbatimChar"/>
+        </w:rPr>
+        <w:t>clinicas</w:t>
+      </w:r>
+      <w:r>
+        <w:t xml:space="preserve"> o la columna </w:t>
+      </w:r>
+      <w:r>
+        <w:rPr>
+          <w:rStyle w:val="VerbatimChar"/>
+        </w:rPr>
+        <w:t>usuarios.id_usuario</w:t>
+      </w:r>
+      <w:r>
+        <w:t>, el migrador se niega con un mensaje claro. Hay que respaldarla y crear la base de nuevo.</w:t>
       </w:r>
     </w:p>
     <w:p>
@@ -1976,28 +2180,139 @@
           <w:b/>
           <w:bCs/>
         </w:rPr>
+        <w:t>Si una falla:</w:t>
+      </w:r>
+      <w:r>
+        <w:t xml:space="preserve"> se detiene ahí, no la anota (se reintenta en el siguiente arranque) y Apache arranca igual para no tumbar el sitio. El error aparece en los logs del contenedor en Dokploy con el prefijo </w:t>
+      </w:r>
+      <w:r>
+        <w:rPr>
+          <w:rStyle w:val="VerbatimChar"/>
+        </w:rPr>
+        <w:t>[migraciones] ERROR</w:t>
+      </w:r>
+      <w:r>
+        <w:t>.</w:t>
+      </w:r>
+    </w:p>
+    <w:p>
+      <w:pPr>
+        <w:pStyle w:val="Compact"/>
+        <w:numPr>
+          <w:ilvl w:val="0"/>
+          <w:numId w:val="6"/>
+        </w:numPr>
+      </w:pPr>
+      <w:r>
+        <w:rPr>
+          <w:b/>
+          <w:bCs/>
+        </w:rPr>
+        <w:t>En local:</w:t>
+      </w:r>
+      <w:r>
+        <w:t xml:space="preserve"> </w:t>
+      </w:r>
+      <w:r>
+        <w:rPr>
+          <w:rStyle w:val="VerbatimChar"/>
+        </w:rPr>
+        <w:t>php scripts/migrar.php</w:t>
+      </w:r>
+      <w:r>
+        <w:t xml:space="preserve"> aplica las que falten y la semilla; con </w:t>
+      </w:r>
+      <w:r>
+        <w:rPr>
+          <w:rStyle w:val="VerbatimChar"/>
+        </w:rPr>
+        <w:t>--revisar</w:t>
+      </w:r>
+      <w:r>
+        <w:t xml:space="preserve"> solo muestra qué aplicaría.</w:t>
+      </w:r>
+    </w:p>
+    <w:p>
+      <w:pPr>
+        <w:pStyle w:val="Compact"/>
+        <w:numPr>
+          <w:ilvl w:val="0"/>
+          <w:numId w:val="6"/>
+        </w:numPr>
+      </w:pPr>
+      <w:r>
+        <w:rPr>
+          <w:b/>
+          <w:bCs/>
+        </w:rPr>
         <w:t>Al escribir una migración nueva:</w:t>
       </w:r>
       <w:r>
-        <w:t xml:space="preserve"> usa el número siguiente y hazla repetible (comprueba si la columna o la fila ya existe antes de crearla, como en </w:t>
-      </w:r>
-      <w:r>
-        <w:rPr>
-          <w:rStyle w:val="VerbatimChar"/>
-        </w:rPr>
-        <w:t>database/13_razas_portal.sql</w:t>
-      </w:r>
-      <w:r>
-        <w:t xml:space="preserve">). En una instalación nueva, MySQL ejecuta todos los </w:t>
-      </w:r>
-      <w:r>
-        <w:rPr>
-          <w:rStyle w:val="VerbatimChar"/>
-        </w:rPr>
-        <w:t>.sql</w:t>
-      </w:r>
-      <w:r>
-        <w:t xml:space="preserve"> al crear la base y luego el migrador vuelve a correr las posteriores a la 12.</w:t>
+        <w:t xml:space="preserve"> usa el número siguiente y hazla repetible (consulta </w:t>
+      </w:r>
+      <w:r>
+        <w:rPr>
+          <w:rStyle w:val="VerbatimChar"/>
+        </w:rPr>
+        <w:t>information_schema</w:t>
+      </w:r>
+      <w:r>
+        <w:t xml:space="preserve"> antes de crear una columna o un índice, y revisa si la fila existe antes de insertarla), porque en una instalación nueva la corre MySQL al crear la base y luego el migrador. Si agrega filas a un catálogo global, van en </w:t>
+      </w:r>
+      <w:r>
+        <w:rPr>
+          <w:rStyle w:val="VerbatimChar"/>
+        </w:rPr>
+        <w:t>02_semilla.sql</w:t>
+      </w:r>
+      <w:r>
+        <w:t xml:space="preserve"> con su id explícito.</w:t>
+      </w:r>
+    </w:p>
+    <w:p>
+      <w:pPr>
+        <w:pStyle w:val="Compact"/>
+        <w:numPr>
+          <w:ilvl w:val="0"/>
+          <w:numId w:val="6"/>
+        </w:numPr>
+      </w:pPr>
+      <w:r>
+        <w:rPr>
+          <w:b/>
+          <w:bCs/>
+        </w:rPr>
+        <w:t>CI:</w:t>
+      </w:r>
+      <w:r>
+        <w:t xml:space="preserve"> GitHub Actions carga </w:t>
+      </w:r>
+      <w:r>
+        <w:rPr>
+          <w:rStyle w:val="VerbatimChar"/>
+        </w:rPr>
+        <w:t>01_schema.sql</w:t>
+      </w:r>
+      <w:r>
+        <w:t xml:space="preserve"> y </w:t>
+      </w:r>
+      <w:r>
+        <w:rPr>
+          <w:rStyle w:val="VerbatimChar"/>
+        </w:rPr>
+        <w:t>02_semilla.sql</w:t>
+      </w:r>
+      <w:r>
+        <w:t xml:space="preserve"> en un MySQL 8 vacío, corre el migrador dos veces, comprueba los conteos de la semilla y crea la base desde un volumen vacío como lo hace </w:t>
+      </w:r>
+      <w:r>
+        <w:rPr>
+          <w:rStyle w:val="VerbatimChar"/>
+        </w:rPr>
+        <w:t>docker-compose.yml</w:t>
+      </w:r>
+      <w:r>
+        <w:t>.</w:t>
       </w:r>
     </w:p>
     <w:p>
@@ -2005,7 +2320,7 @@
         <w:pStyle w:val="Ttulo1"/>
       </w:pPr>
       <w:bookmarkStart w:id="14" w:name="_d9c5b7939f8499c03b80e00b5d3f2be6e2dc8f7"/>
-      <w:bookmarkStart w:id="15" w:name="_Toc242196602"/>
+      <w:bookmarkStart w:id="15" w:name="_Toc242627840"/>
       <w:bookmarkEnd w:id="12"/>
       <w:r>
         <w:lastRenderedPageBreak/>
@@ -2018,7 +2333,35 @@
         <w:pStyle w:val="FirstParagraph"/>
       </w:pPr>
       <w:r>
-        <w:t>Zooki cuenta con un esquema relacional estructurado en MySQL para garantizar la integridad y auditoría de la información clínica. Las tablas principales se dividen en:</w:t>
+        <w:t xml:space="preserve">Zooki v2 es una plataforma </w:t>
+      </w:r>
+      <w:r>
+        <w:rPr>
+          <w:b/>
+          <w:bCs/>
+        </w:rPr>
+        <w:t>multi-inquilino</w:t>
+      </w:r>
+      <w:r>
+        <w:t>: cada clínica es un inquilino (</w:t>
+      </w:r>
+      <w:r>
+        <w:rPr>
+          <w:rStyle w:val="VerbatimChar"/>
+        </w:rPr>
+        <w:t>id_clinica</w:t>
+      </w:r>
+      <w:r>
+        <w:t xml:space="preserve">) y toda consulta de negocio se filtra por la clínica del contexto activo. El modelo completo está en documentacion/MER.md; el ejecutable, en </w:t>
+      </w:r>
+      <w:r>
+        <w:rPr>
+          <w:rStyle w:val="VerbatimChar"/>
+        </w:rPr>
+        <w:t>database/01_schema.sql</w:t>
+      </w:r>
+      <w:r>
+        <w:t>. Las tablas se agrupan así:</w:t>
       </w:r>
     </w:p>
     <w:p>
@@ -2034,31 +2377,16 @@
           <w:b/>
           <w:bCs/>
         </w:rPr>
-        <w:t>Autenticación y Roles:</w:t>
-      </w:r>
-    </w:p>
-    <w:p>
-      <w:pPr>
-        <w:pStyle w:val="Compact"/>
-        <w:numPr>
-          <w:ilvl w:val="1"/>
-          <w:numId w:val="8"/>
-        </w:numPr>
-      </w:pPr>
-      <w:r>
-        <w:rPr>
-          <w:rStyle w:val="VerbatimChar"/>
-        </w:rPr>
-        <w:t>roles</w:t>
-      </w:r>
-      <w:r>
-        <w:t>: Define accesos (</w:t>
-      </w:r>
-      <w:r>
-        <w:rPr>
-          <w:rStyle w:val="VerbatimChar"/>
-        </w:rPr>
-        <w:t>administrador</w:t>
+        <w:t>Plataforma:</w:t>
+      </w:r>
+      <w:r>
+        <w:t xml:space="preserve"> </w:t>
+      </w:r>
+      <w:r>
+        <w:rPr>
+          <w:rStyle w:val="VerbatimChar"/>
+        </w:rPr>
+        <w:t>planes</w:t>
       </w:r>
       <w:r>
         <w:t xml:space="preserve">, </w:t>
@@ -2067,7 +2395,7 @@
         <w:rPr>
           <w:rStyle w:val="VerbatimChar"/>
         </w:rPr>
-        <w:t>veterinario</w:t>
+        <w:t>clinicas</w:t>
       </w:r>
       <w:r>
         <w:t xml:space="preserve">, </w:t>
@@ -2076,55 +2404,19 @@
         <w:rPr>
           <w:rStyle w:val="VerbatimChar"/>
         </w:rPr>
-        <w:t>recepcionista</w:t>
-      </w:r>
-      <w:r>
-        <w:t xml:space="preserve">, </w:t>
-      </w:r>
-      <w:r>
-        <w:rPr>
-          <w:rStyle w:val="VerbatimChar"/>
-        </w:rPr>
-        <w:t>propietario</w:t>
-      </w:r>
-      <w:r>
-        <w:t>).</w:t>
-      </w:r>
-    </w:p>
-    <w:p>
-      <w:pPr>
-        <w:pStyle w:val="Compact"/>
-        <w:numPr>
-          <w:ilvl w:val="1"/>
-          <w:numId w:val="8"/>
-        </w:numPr>
-      </w:pPr>
-      <w:r>
-        <w:rPr>
-          <w:rStyle w:val="VerbatimChar"/>
-        </w:rPr>
-        <w:t>usuarios</w:t>
-      </w:r>
-      <w:r>
-        <w:t>: Almacena documentos de identidad, correos (únicos) y contraseñas seguras.</w:t>
-      </w:r>
-    </w:p>
-    <w:p>
-      <w:pPr>
-        <w:pStyle w:val="Compact"/>
-        <w:numPr>
-          <w:ilvl w:val="1"/>
-          <w:numId w:val="8"/>
-        </w:numPr>
-      </w:pPr>
-      <w:r>
-        <w:rPr>
-          <w:rStyle w:val="VerbatimChar"/>
-        </w:rPr>
-        <w:t>password_resets</w:t>
-      </w:r>
-      <w:r>
-        <w:t>: Tokens temporales con caducidad para el restablecimiento de contraseñas.</w:t>
+        <w:t>suscripciones</w:t>
+      </w:r>
+      <w:r>
+        <w:t xml:space="preserve"> y </w:t>
+      </w:r>
+      <w:r>
+        <w:rPr>
+          <w:rStyle w:val="VerbatimChar"/>
+        </w:rPr>
+        <w:t>plantillas_comunicacion</w:t>
+      </w:r>
+      <w:r>
+        <w:t>.</w:t>
       </w:r>
     </w:p>
     <w:p>
@@ -2140,22 +2432,61 @@
           <w:b/>
           <w:bCs/>
         </w:rPr>
-        <w:t>Gestión Veterinaria:</w:t>
-      </w:r>
-    </w:p>
-    <w:p>
-      <w:pPr>
-        <w:pStyle w:val="Compact"/>
-        <w:numPr>
-          <w:ilvl w:val="1"/>
-          <w:numId w:val="9"/>
-        </w:numPr>
-      </w:pPr>
-      <w:r>
-        <w:rPr>
-          <w:rStyle w:val="VerbatimChar"/>
-        </w:rPr>
-        <w:t>especies</w:t>
+        <w:t>Identidad y acceso:</w:t>
+      </w:r>
+      <w:r>
+        <w:t xml:space="preserve"> </w:t>
+      </w:r>
+      <w:r>
+        <w:rPr>
+          <w:rStyle w:val="VerbatimChar"/>
+        </w:rPr>
+        <w:t>usuarios</w:t>
+      </w:r>
+      <w:r>
+        <w:t xml:space="preserve"> (una identidad por persona, con clave </w:t>
+      </w:r>
+      <w:r>
+        <w:rPr>
+          <w:rStyle w:val="VerbatimChar"/>
+        </w:rPr>
+        <w:t>id_usuario</w:t>
+      </w:r>
+      <w:r>
+        <w:t xml:space="preserve">; el documento y el correo son únicos pero corregibles), </w:t>
+      </w:r>
+      <w:r>
+        <w:rPr>
+          <w:rStyle w:val="VerbatimChar"/>
+        </w:rPr>
+        <w:t>roles</w:t>
+      </w:r>
+      <w:r>
+        <w:t xml:space="preserve"> (</w:t>
+      </w:r>
+      <w:r>
+        <w:rPr>
+          <w:rStyle w:val="VerbatimChar"/>
+        </w:rPr>
+        <w:t>administrador</w:t>
+      </w:r>
+      <w:r>
+        <w:t xml:space="preserve">, </w:t>
+      </w:r>
+      <w:r>
+        <w:rPr>
+          <w:rStyle w:val="VerbatimChar"/>
+        </w:rPr>
+        <w:t>veterinario</w:t>
+      </w:r>
+      <w:r>
+        <w:t xml:space="preserve">, </w:t>
+      </w:r>
+      <w:r>
+        <w:rPr>
+          <w:rStyle w:val="VerbatimChar"/>
+        </w:rPr>
+        <w:t>propietario</w:t>
       </w:r>
       <w:r>
         <w:t xml:space="preserve"> y </w:t>
@@ -2164,43 +2495,61 @@
         <w:rPr>
           <w:rStyle w:val="VerbatimChar"/>
         </w:rPr>
-        <w:t>razas</w:t>
-      </w:r>
-      <w:r>
-        <w:t>: Catálogos precargados para la correcta catalogación de pacientes.</w:t>
-      </w:r>
-    </w:p>
-    <w:p>
-      <w:pPr>
-        <w:pStyle w:val="Compact"/>
-        <w:numPr>
-          <w:ilvl w:val="1"/>
-          <w:numId w:val="9"/>
-        </w:numPr>
-      </w:pPr>
-      <w:r>
-        <w:rPr>
-          <w:rStyle w:val="VerbatimChar"/>
-        </w:rPr>
-        <w:t>mascotas</w:t>
-      </w:r>
-      <w:r>
-        <w:t>: Pacientes asociados a su respectivo propietario, incluyendo raza, peso, sexo e historial.</w:t>
-      </w:r>
-    </w:p>
-    <w:p>
-      <w:pPr>
-        <w:pStyle w:val="Compact"/>
-        <w:numPr>
-          <w:ilvl w:val="1"/>
-          <w:numId w:val="9"/>
-        </w:numPr>
-      </w:pPr>
-      <w:r>
-        <w:rPr>
-          <w:rStyle w:val="VerbatimChar"/>
-        </w:rPr>
-        <w:t>colores_base</w:t>
+        <w:t>super-administrador</w:t>
+      </w:r>
+      <w:r>
+        <w:t xml:space="preserve">), </w:t>
+      </w:r>
+      <w:r>
+        <w:rPr>
+          <w:rStyle w:val="VerbatimChar"/>
+        </w:rPr>
+        <w:t>usuario_clinica</w:t>
+      </w:r>
+      <w:r>
+        <w:t xml:space="preserve"> (rol de personal en cada clínica), </w:t>
+      </w:r>
+      <w:r>
+        <w:rPr>
+          <w:rStyle w:val="VerbatimChar"/>
+        </w:rPr>
+        <w:t>propietario_clinica</w:t>
+      </w:r>
+      <w:r>
+        <w:t xml:space="preserve">, </w:t>
+      </w:r>
+      <w:r>
+        <w:rPr>
+          <w:rStyle w:val="VerbatimChar"/>
+        </w:rPr>
+        <w:t>consentimientos_datos</w:t>
+      </w:r>
+      <w:r>
+        <w:t xml:space="preserve">, </w:t>
+      </w:r>
+      <w:r>
+        <w:rPr>
+          <w:rStyle w:val="VerbatimChar"/>
+        </w:rPr>
+        <w:t>password_resets</w:t>
+      </w:r>
+      <w:r>
+        <w:t xml:space="preserve">, </w:t>
+      </w:r>
+      <w:r>
+        <w:rPr>
+          <w:rStyle w:val="VerbatimChar"/>
+        </w:rPr>
+        <w:t>verificaciones_email</w:t>
+      </w:r>
+      <w:r>
+        <w:t xml:space="preserve">, </w:t>
+      </w:r>
+      <w:r>
+        <w:rPr>
+          <w:rStyle w:val="VerbatimChar"/>
+        </w:rPr>
+        <w:t>intentos_login</w:t>
       </w:r>
       <w:r>
         <w:t xml:space="preserve"> y </w:t>
@@ -2209,46 +2558,10 @@
         <w:rPr>
           <w:rStyle w:val="VerbatimChar"/>
         </w:rPr>
-        <w:t>mascota_colores</w:t>
-      </w:r>
-      <w:r>
-        <w:t>: Relación de muchos a muchos para el pelaje de las mascotas.</w:t>
-      </w:r>
-    </w:p>
-    <w:p>
-      <w:pPr>
-        <w:pStyle w:val="Compact"/>
-        <w:numPr>
-          <w:ilvl w:val="1"/>
-          <w:numId w:val="9"/>
-        </w:numPr>
-      </w:pPr>
-      <w:r>
-        <w:rPr>
-          <w:rStyle w:val="VerbatimChar"/>
-        </w:rPr>
-        <w:t>vacunas</w:t>
-      </w:r>
-      <w:r>
-        <w:t>: Registro detallado del historial de vacunación y próximas dosis para los pacientes.</w:t>
-      </w:r>
-    </w:p>
-    <w:p>
-      <w:pPr>
-        <w:pStyle w:val="Compact"/>
-        <w:numPr>
-          <w:ilvl w:val="1"/>
-          <w:numId w:val="9"/>
-        </w:numPr>
-      </w:pPr>
-      <w:r>
-        <w:rPr>
-          <w:rStyle w:val="VerbatimChar"/>
-        </w:rPr>
-        <w:t>desparasitaciones</w:t>
-      </w:r>
-      <w:r>
-        <w:t>: Control y dosificación de tratamientos preventivos de desparasitación interna y externa.</w:t>
+        <w:t>casos_soporte</w:t>
+      </w:r>
+      <w:r>
+        <w:t>.</w:t>
       </w:r>
     </w:p>
     <w:p>
@@ -2264,127 +2577,91 @@
           <w:b/>
           <w:bCs/>
         </w:rPr>
-        <w:t>Operación Diaria:</w:t>
-      </w:r>
-    </w:p>
-    <w:p>
-      <w:pPr>
-        <w:pStyle w:val="Compact"/>
-        <w:numPr>
-          <w:ilvl w:val="1"/>
-          <w:numId w:val="10"/>
-        </w:numPr>
-      </w:pPr>
-      <w:r>
-        <w:rPr>
-          <w:rStyle w:val="VerbatimChar"/>
-        </w:rPr>
-        <w:t>tipos_cita</w:t>
-      </w:r>
-      <w:r>
-        <w:t>: Tipos de cita parametrizados con su respectiva duración (Consulta general, cirugía, etc.).</w:t>
-      </w:r>
-    </w:p>
-    <w:p>
-      <w:pPr>
-        <w:pStyle w:val="Compact"/>
-        <w:numPr>
-          <w:ilvl w:val="1"/>
-          <w:numId w:val="10"/>
-        </w:numPr>
-      </w:pPr>
-      <w:r>
-        <w:rPr>
-          <w:rStyle w:val="VerbatimChar"/>
-        </w:rPr>
-        <w:t>citas</w:t>
-      </w:r>
-      <w:r>
-        <w:t>: Control de agenda médica con restricciones de unicidad para evitar cruces de horarios de veterinarios.</w:t>
-      </w:r>
-    </w:p>
-    <w:p>
-      <w:pPr>
-        <w:pStyle w:val="Compact"/>
-        <w:numPr>
-          <w:ilvl w:val="1"/>
-          <w:numId w:val="10"/>
-        </w:numPr>
-      </w:pPr>
-      <w:r>
-        <w:rPr>
-          <w:rStyle w:val="VerbatimChar"/>
-        </w:rPr>
-        <w:t>consultas</w:t>
-      </w:r>
-      <w:r>
-        <w:t>: Registros clínicos de anamnesis, constantes fisiológicas (peso, temperatura, frecuencia cardíaca), diagnóstico y plan de tratamiento.</w:t>
-      </w:r>
-    </w:p>
-    <w:p>
-      <w:pPr>
-        <w:pStyle w:val="Compact"/>
-        <w:numPr>
-          <w:ilvl w:val="1"/>
-          <w:numId w:val="10"/>
-        </w:numPr>
-      </w:pPr>
-      <w:r>
-        <w:rPr>
-          <w:rStyle w:val="VerbatimChar"/>
-        </w:rPr>
-        <w:t>tratamientos</w:t>
-      </w:r>
-      <w:r>
-        <w:t>: Medicamentos, dosis, vías de administración y duración asociados a las consultas clínicas.</w:t>
-      </w:r>
-    </w:p>
-    <w:p>
-      <w:pPr>
-        <w:pStyle w:val="Compact"/>
-        <w:numPr>
-          <w:ilvl w:val="1"/>
-          <w:numId w:val="10"/>
-        </w:numPr>
-      </w:pPr>
-      <w:r>
-        <w:rPr>
-          <w:rStyle w:val="VerbatimChar"/>
-        </w:rPr>
-        <w:t>archivos_clinicos</w:t>
-      </w:r>
-      <w:r>
-        <w:t>: Almacenamiento e indexación de archivos externos adjuntos (exámenes de laboratorio, radiografías) vinculados a una consulta.</w:t>
-      </w:r>
-    </w:p>
-    <w:p>
-      <w:pPr>
-        <w:pStyle w:val="Compact"/>
-        <w:numPr>
-          <w:ilvl w:val="1"/>
-          <w:numId w:val="10"/>
-        </w:numPr>
-      </w:pPr>
-      <w:r>
-        <w:rPr>
-          <w:rStyle w:val="VerbatimChar"/>
-        </w:rPr>
-        <w:t>notificaciones</w:t>
-      </w:r>
-      <w:r>
-        <w:t xml:space="preserve"> (externas por email) y </w:t>
-      </w:r>
-      <w:r>
-        <w:rPr>
-          <w:rStyle w:val="VerbatimChar"/>
-        </w:rPr>
-        <w:t>notificaciones_internas</w:t>
+        <w:t>Pacientes:</w:t>
       </w:r>
       <w:r>
         <w:t xml:space="preserve"> </w:t>
       </w:r>
       <w:r>
-        <w:t>(en la plataforma): Canales de alerta para recordar citas, avisar eventos o enviar mensajes administrativos por rol o usuario.</w:t>
+        <w:rPr>
+          <w:rStyle w:val="VerbatimChar"/>
+        </w:rPr>
+        <w:t>mascotas</w:t>
+      </w:r>
+      <w:r>
+        <w:t xml:space="preserve"> (ficha global con carnet QR), </w:t>
+      </w:r>
+      <w:r>
+        <w:rPr>
+          <w:rStyle w:val="VerbatimChar"/>
+        </w:rPr>
+        <w:t>mascota_clinica</w:t>
+      </w:r>
+      <w:r>
+        <w:t xml:space="preserve"> (vínculo y número de historia por clínica), </w:t>
+      </w:r>
+      <w:r>
+        <w:rPr>
+          <w:rStyle w:val="VerbatimChar"/>
+        </w:rPr>
+        <w:t>mascota_colores</w:t>
+      </w:r>
+      <w:r>
+        <w:t xml:space="preserve">, </w:t>
+      </w:r>
+      <w:r>
+        <w:rPr>
+          <w:rStyle w:val="VerbatimChar"/>
+        </w:rPr>
+        <w:t>alertas_medicas</w:t>
+      </w:r>
+      <w:r>
+        <w:t xml:space="preserve">, </w:t>
+      </w:r>
+      <w:r>
+        <w:rPr>
+          <w:rStyle w:val="VerbatimChar"/>
+        </w:rPr>
+        <w:t>carnet_escaneos</w:t>
+      </w:r>
+      <w:r>
+        <w:t xml:space="preserve"> e </w:t>
+      </w:r>
+      <w:r>
+        <w:rPr>
+          <w:rStyle w:val="VerbatimChar"/>
+        </w:rPr>
+        <w:t>ingresos_emergencia</w:t>
+      </w:r>
+      <w:r>
+        <w:t xml:space="preserve">; catálogos globales </w:t>
+      </w:r>
+      <w:r>
+        <w:rPr>
+          <w:rStyle w:val="VerbatimChar"/>
+        </w:rPr>
+        <w:t>especies</w:t>
+      </w:r>
+      <w:r>
+        <w:t xml:space="preserve">, </w:t>
+      </w:r>
+      <w:r>
+        <w:rPr>
+          <w:rStyle w:val="VerbatimChar"/>
+        </w:rPr>
+        <w:t>razas</w:t>
+      </w:r>
+      <w:r>
+        <w:t xml:space="preserve"> y </w:t>
+      </w:r>
+      <w:r>
+        <w:rPr>
+          <w:rStyle w:val="VerbatimChar"/>
+        </w:rPr>
+        <w:t>colores_base</w:t>
+      </w:r>
+      <w:r>
+        <w:t>.</w:t>
       </w:r>
     </w:p>
     <w:p>
@@ -2400,75 +2677,82 @@
           <w:b/>
           <w:bCs/>
         </w:rPr>
-        <w:t>Seguridad y Control:</w:t>
-      </w:r>
-    </w:p>
-    <w:p>
-      <w:pPr>
-        <w:pStyle w:val="Compact"/>
-        <w:numPr>
-          <w:ilvl w:val="1"/>
-          <w:numId w:val="11"/>
-        </w:numPr>
-      </w:pPr>
-      <w:r>
-        <w:rPr>
-          <w:rStyle w:val="VerbatimChar"/>
-        </w:rPr>
-        <w:t>auditoria_mascotas</w:t>
-      </w:r>
-      <w:r>
-        <w:t>: Historial de modificaciones de campos clave en los pacientes para mantener la trazabilidad de los cambios.</w:t>
-      </w:r>
-    </w:p>
-    <w:p>
-      <w:pPr>
-        <w:pStyle w:val="Compact"/>
-        <w:numPr>
-          <w:ilvl w:val="1"/>
-          <w:numId w:val="11"/>
-        </w:numPr>
-      </w:pPr>
-      <w:r>
-        <w:rPr>
-          <w:rStyle w:val="VerbatimChar"/>
-        </w:rPr>
-        <w:lastRenderedPageBreak/>
-        <w:t>auditoria_sistema</w:t>
-      </w:r>
-      <w:r>
-        <w:t>: Log detallado de operaciones de seguridad (LOGIN, LOGOUT, LOGIN_FAIL) e inserción, modificación o eliminación de datos, registrando información en formato JSON (datos anteriores y nuevos) junto con la IP y fecha.</w:t>
-      </w:r>
-    </w:p>
-    <w:p>
-      <w:pPr>
-        <w:pStyle w:val="Ttulo1"/>
-      </w:pPr>
-      <w:bookmarkStart w:id="16" w:name="_42308d7be4873d2fef4c2b6ff2abcb3a9ef9d83"/>
-      <w:bookmarkStart w:id="17" w:name="_Toc242196603"/>
-      <w:bookmarkEnd w:id="14"/>
-      <w:r>
-        <w:lastRenderedPageBreak/>
-        <w:t>Principios de Diseño (SOLID)</w:t>
-      </w:r>
-      <w:bookmarkEnd w:id="17"/>
-    </w:p>
-    <w:p>
-      <w:pPr>
-        <w:pStyle w:val="FirstParagraph"/>
-      </w:pPr>
-      <w:r>
-        <w:t xml:space="preserve">El diseño arquitectónico de Zooki cubre de forma parcial los principios </w:t>
-      </w:r>
-      <w:r>
-        <w:rPr>
-          <w:b/>
-          <w:bCs/>
-        </w:rPr>
-        <w:t>SOLID</w:t>
-      </w:r>
-      <w:r>
-        <w:t xml:space="preserve"> para asegurar un código mantenible a medida que el sistema escala, adaptándolos pragmáticamente a un entorno PHP nativo rápido:</w:t>
+        <w:t>Agenda:</w:t>
+      </w:r>
+      <w:r>
+        <w:t xml:space="preserve"> </w:t>
+      </w:r>
+      <w:r>
+        <w:rPr>
+          <w:rStyle w:val="VerbatimChar"/>
+        </w:rPr>
+        <w:t>tipos_cita</w:t>
+      </w:r>
+      <w:r>
+        <w:t xml:space="preserve">, </w:t>
+      </w:r>
+      <w:r>
+        <w:rPr>
+          <w:rStyle w:val="VerbatimChar"/>
+        </w:rPr>
+        <w:t>horarios_clinica</w:t>
+      </w:r>
+      <w:r>
+        <w:t xml:space="preserve">, </w:t>
+      </w:r>
+      <w:r>
+        <w:rPr>
+          <w:rStyle w:val="VerbatimChar"/>
+        </w:rPr>
+        <w:t>horarios_veterinario</w:t>
+      </w:r>
+      <w:r>
+        <w:t xml:space="preserve">, </w:t>
+      </w:r>
+      <w:r>
+        <w:rPr>
+          <w:rStyle w:val="VerbatimChar"/>
+        </w:rPr>
+        <w:t>propuestas_horario</w:t>
+      </w:r>
+      <w:r>
+        <w:t xml:space="preserve">, </w:t>
+      </w:r>
+      <w:r>
+        <w:rPr>
+          <w:rStyle w:val="VerbatimChar"/>
+        </w:rPr>
+        <w:t>ausencias_veterinario</w:t>
+      </w:r>
+      <w:r>
+        <w:t xml:space="preserve">, </w:t>
+      </w:r>
+      <w:r>
+        <w:rPr>
+          <w:rStyle w:val="VerbatimChar"/>
+        </w:rPr>
+        <w:t>citas</w:t>
+      </w:r>
+      <w:r>
+        <w:t xml:space="preserve"> (con triage de 4 niveles y protección contra doble reserva), </w:t>
+      </w:r>
+      <w:r>
+        <w:rPr>
+          <w:rStyle w:val="VerbatimChar"/>
+        </w:rPr>
+        <w:t>cita_sintomas</w:t>
+      </w:r>
+      <w:r>
+        <w:t xml:space="preserve"> y </w:t>
+      </w:r>
+      <w:r>
+        <w:rPr>
+          <w:rStyle w:val="VerbatimChar"/>
+        </w:rPr>
+        <w:t>reasignaciones</w:t>
+      </w:r>
+      <w:r>
+        <w:t>.</w:t>
       </w:r>
     </w:p>
     <w:p>
@@ -2476,7 +2760,7 @@
         <w:pStyle w:val="Compact"/>
         <w:numPr>
           <w:ilvl w:val="0"/>
-          <w:numId w:val="12"/>
+          <w:numId w:val="7"/>
         </w:numPr>
       </w:pPr>
       <w:r>
@@ -2484,16 +2768,16 @@
           <w:b/>
           <w:bCs/>
         </w:rPr>
-        <w:t>Responsabilidad Única (SRP):</w:t>
-      </w:r>
-      <w:r>
-        <w:t xml:space="preserve"> Aplicado parcialmente mediante helpers de seguridad (</w:t>
-      </w:r>
-      <w:r>
-        <w:rPr>
-          <w:rStyle w:val="VerbatimChar"/>
-        </w:rPr>
-        <w:t>Csrf.php</w:t>
+        <w:t>Historia clínica:</w:t>
+      </w:r>
+      <w:r>
+        <w:t xml:space="preserve"> </w:t>
+      </w:r>
+      <w:r>
+        <w:rPr>
+          <w:rStyle w:val="VerbatimChar"/>
+        </w:rPr>
+        <w:t>consultas</w:t>
       </w:r>
       <w:r>
         <w:t xml:space="preserve">, </w:t>
@@ -2502,10 +2786,28 @@
         <w:rPr>
           <w:rStyle w:val="VerbatimChar"/>
         </w:rPr>
-        <w:t>Security.php</w:t>
-      </w:r>
-      <w:r>
-        <w:t>) y enrutadores dedicados que aíslan la lógica de autenticación de la presentación visual.</w:t>
+        <w:t>consulta_sintomas</w:t>
+      </w:r>
+      <w:r>
+        <w:t xml:space="preserve">, </w:t>
+      </w:r>
+      <w:r>
+        <w:rPr>
+          <w:rStyle w:val="VerbatimChar"/>
+        </w:rPr>
+        <w:t>tratamientos</w:t>
+      </w:r>
+      <w:r>
+        <w:t xml:space="preserve"> y </w:t>
+      </w:r>
+      <w:r>
+        <w:rPr>
+          <w:rStyle w:val="VerbatimChar"/>
+        </w:rPr>
+        <w:t>archivos_clinicos</w:t>
+      </w:r>
+      <w:r>
+        <w:t>.</w:t>
       </w:r>
     </w:p>
     <w:p>
@@ -2513,7 +2815,7 @@
         <w:pStyle w:val="Compact"/>
         <w:numPr>
           <w:ilvl w:val="0"/>
-          <w:numId w:val="12"/>
+          <w:numId w:val="7"/>
         </w:numPr>
       </w:pPr>
       <w:r>
@@ -2521,13 +2823,64 @@
           <w:b/>
           <w:bCs/>
         </w:rPr>
-        <w:t>Abierto/Cerrado (OCP):</w:t>
+        <w:t>Prevención:</w:t>
       </w:r>
       <w:r>
         <w:t xml:space="preserve"> </w:t>
       </w:r>
       <w:r>
-        <w:t>Modularidad en el enrutamiento centralizado que permite agregar nuevas rutas de controladores sin modificar la estructura del despachador inicial.</w:t>
+        <w:rPr>
+          <w:rStyle w:val="VerbatimChar"/>
+        </w:rPr>
+        <w:t>vacunas</w:t>
+      </w:r>
+      <w:r>
+        <w:t xml:space="preserve"> y </w:t>
+      </w:r>
+      <w:r>
+        <w:rPr>
+          <w:rStyle w:val="VerbatimChar"/>
+        </w:rPr>
+        <w:t>desparasitaciones</w:t>
+      </w:r>
+      <w:r>
+        <w:t xml:space="preserve">; catálogos por clínica </w:t>
+      </w:r>
+      <w:r>
+        <w:rPr>
+          <w:rStyle w:val="VerbatimChar"/>
+        </w:rPr>
+        <w:t>vacunas_base</w:t>
+      </w:r>
+      <w:r>
+        <w:t xml:space="preserve">, </w:t>
+      </w:r>
+      <w:r>
+        <w:rPr>
+          <w:rStyle w:val="VerbatimChar"/>
+        </w:rPr>
+        <w:t>especie_vacunas</w:t>
+      </w:r>
+      <w:r>
+        <w:t xml:space="preserve">, </w:t>
+      </w:r>
+      <w:r>
+        <w:rPr>
+          <w:rStyle w:val="VerbatimChar"/>
+        </w:rPr>
+        <w:t>laboratorios_base</w:t>
+      </w:r>
+      <w:r>
+        <w:t xml:space="preserve"> y </w:t>
+      </w:r>
+      <w:r>
+        <w:rPr>
+          <w:rStyle w:val="VerbatimChar"/>
+        </w:rPr>
+        <w:t>productos_desparasitacion_base</w:t>
+      </w:r>
+      <w:r>
+        <w:t>.</w:t>
       </w:r>
     </w:p>
     <w:p>
@@ -2535,7 +2888,241 @@
         <w:pStyle w:val="Compact"/>
         <w:numPr>
           <w:ilvl w:val="0"/>
-          <w:numId w:val="12"/>
+          <w:numId w:val="7"/>
+        </w:numPr>
+      </w:pPr>
+      <w:r>
+        <w:rPr>
+          <w:b/>
+          <w:bCs/>
+        </w:rPr>
+        <w:t>Grafo clínico (global):</w:t>
+      </w:r>
+      <w:r>
+        <w:t xml:space="preserve"> </w:t>
+      </w:r>
+      <w:r>
+        <w:rPr>
+          <w:rStyle w:val="VerbatimChar"/>
+        </w:rPr>
+        <w:t>grafo_nodos</w:t>
+      </w:r>
+      <w:r>
+        <w:t xml:space="preserve"> y </w:t>
+      </w:r>
+      <w:r>
+        <w:rPr>
+          <w:rStyle w:val="VerbatimChar"/>
+        </w:rPr>
+        <w:t>grafo_aristas</w:t>
+      </w:r>
+      <w:r>
+        <w:t>.</w:t>
+      </w:r>
+    </w:p>
+    <w:p>
+      <w:pPr>
+        <w:pStyle w:val="Compact"/>
+        <w:numPr>
+          <w:ilvl w:val="0"/>
+          <w:numId w:val="7"/>
+        </w:numPr>
+      </w:pPr>
+      <w:r>
+        <w:rPr>
+          <w:b/>
+          <w:bCs/>
+        </w:rPr>
+        <w:t>Reputación:</w:t>
+      </w:r>
+      <w:r>
+        <w:t xml:space="preserve"> </w:t>
+      </w:r>
+      <w:r>
+        <w:rPr>
+          <w:rStyle w:val="VerbatimChar"/>
+        </w:rPr>
+        <w:t>especialidades</w:t>
+      </w:r>
+      <w:r>
+        <w:t xml:space="preserve">, </w:t>
+      </w:r>
+      <w:r>
+        <w:rPr>
+          <w:rStyle w:val="VerbatimChar"/>
+        </w:rPr>
+        <w:t>veterinario_perfil</w:t>
+      </w:r>
+      <w:r>
+        <w:t xml:space="preserve">, </w:t>
+      </w:r>
+      <w:r>
+        <w:rPr>
+          <w:rStyle w:val="VerbatimChar"/>
+        </w:rPr>
+        <w:t>veterinario_especialidades</w:t>
+      </w:r>
+      <w:r>
+        <w:t xml:space="preserve"> y </w:t>
+      </w:r>
+      <w:r>
+        <w:rPr>
+          <w:rStyle w:val="VerbatimChar"/>
+        </w:rPr>
+        <w:t>resenas_veterinario</w:t>
+      </w:r>
+      <w:r>
+        <w:t>.</w:t>
+      </w:r>
+    </w:p>
+    <w:p>
+      <w:pPr>
+        <w:pStyle w:val="Compact"/>
+        <w:numPr>
+          <w:ilvl w:val="0"/>
+          <w:numId w:val="7"/>
+        </w:numPr>
+      </w:pPr>
+      <w:r>
+        <w:rPr>
+          <w:b/>
+          <w:bCs/>
+        </w:rPr>
+        <w:t>Comunicaciones y auditoría:</w:t>
+      </w:r>
+      <w:r>
+        <w:t xml:space="preserve"> </w:t>
+      </w:r>
+      <w:r>
+        <w:rPr>
+          <w:rStyle w:val="VerbatimChar"/>
+        </w:rPr>
+        <w:t>notificaciones</w:t>
+      </w:r>
+      <w:r>
+        <w:t xml:space="preserve">, </w:t>
+      </w:r>
+      <w:r>
+        <w:rPr>
+          <w:rStyle w:val="VerbatimChar"/>
+        </w:rPr>
+        <w:t>notificaciones_internas</w:t>
+      </w:r>
+      <w:r>
+        <w:t xml:space="preserve">, </w:t>
+      </w:r>
+      <w:r>
+        <w:rPr>
+          <w:rStyle w:val="VerbatimChar"/>
+        </w:rPr>
+        <w:t>auditoria_mascotas</w:t>
+      </w:r>
+      <w:r>
+        <w:t xml:space="preserve"> y </w:t>
+      </w:r>
+      <w:r>
+        <w:rPr>
+          <w:rStyle w:val="VerbatimChar"/>
+        </w:rPr>
+        <w:t>auditoria_sistema</w:t>
+      </w:r>
+      <w:r>
+        <w:t>.</w:t>
+      </w:r>
+    </w:p>
+    <w:p>
+      <w:pPr>
+        <w:pStyle w:val="Ttulo1"/>
+      </w:pPr>
+      <w:bookmarkStart w:id="16" w:name="_42308d7be4873d2fef4c2b6ff2abcb3a9ef9d83"/>
+      <w:bookmarkStart w:id="17" w:name="_Toc242627841"/>
+      <w:bookmarkEnd w:id="14"/>
+      <w:r>
+        <w:lastRenderedPageBreak/>
+        <w:t>Principios de Diseño (SOLID)</w:t>
+      </w:r>
+      <w:bookmarkEnd w:id="17"/>
+    </w:p>
+    <w:p>
+      <w:pPr>
+        <w:pStyle w:val="FirstParagraph"/>
+      </w:pPr>
+      <w:r>
+        <w:t xml:space="preserve">El diseño arquitectónico de Zooki cubre de forma parcial los principios </w:t>
+      </w:r>
+      <w:r>
+        <w:rPr>
+          <w:b/>
+          <w:bCs/>
+        </w:rPr>
+        <w:t>SOLID</w:t>
+      </w:r>
+      <w:r>
+        <w:t xml:space="preserve"> para asegurar un código mantenible a medida que el sistema escala, adaptándolos pragmáticamente a un entorno PHP nativo rápido:</w:t>
+      </w:r>
+    </w:p>
+    <w:p>
+      <w:pPr>
+        <w:pStyle w:val="Compact"/>
+        <w:numPr>
+          <w:ilvl w:val="0"/>
+          <w:numId w:val="8"/>
+        </w:numPr>
+      </w:pPr>
+      <w:r>
+        <w:rPr>
+          <w:b/>
+          <w:bCs/>
+        </w:rPr>
+        <w:t>Responsabilidad Única (SRP):</w:t>
+      </w:r>
+      <w:r>
+        <w:t xml:space="preserve"> Aplicado parcialmente mediante helpers de seguridad (</w:t>
+      </w:r>
+      <w:r>
+        <w:rPr>
+          <w:rStyle w:val="VerbatimChar"/>
+        </w:rPr>
+        <w:t>Csrf.php</w:t>
+      </w:r>
+      <w:r>
+        <w:t xml:space="preserve">, </w:t>
+      </w:r>
+      <w:r>
+        <w:rPr>
+          <w:rStyle w:val="VerbatimChar"/>
+        </w:rPr>
+        <w:t>Security.php</w:t>
+      </w:r>
+      <w:r>
+        <w:t>) y enrutadores dedicados que aíslan la lógica de autenticación de la presentación visual.</w:t>
+      </w:r>
+    </w:p>
+    <w:p>
+      <w:pPr>
+        <w:pStyle w:val="Compact"/>
+        <w:numPr>
+          <w:ilvl w:val="0"/>
+          <w:numId w:val="8"/>
+        </w:numPr>
+      </w:pPr>
+      <w:r>
+        <w:rPr>
+          <w:b/>
+          <w:bCs/>
+        </w:rPr>
+        <w:t>Abierto/Cerrado (OCP):</w:t>
+      </w:r>
+      <w:r>
+        <w:t xml:space="preserve"> Modularidad en el enrutamiento centralizado que permite agregar nuevas rutas de controladores sin modificar la estructura del despachador inicial.</w:t>
+      </w:r>
+    </w:p>
+    <w:p>
+      <w:pPr>
+        <w:pStyle w:val="Compact"/>
+        <w:numPr>
+          <w:ilvl w:val="0"/>
+          <w:numId w:val="8"/>
         </w:numPr>
       </w:pPr>
       <w:r>
@@ -2548,7 +3135,238 @@
       <w:r>
         <w:t xml:space="preserve"> Para mantener la ligereza y rapidez en las operaciones CRUD, ciertos flujos de bases de datos y controladores acoplan directamente lógica para evitar sobrecarga de abstracciones innecesarias.</w:t>
       </w:r>
+    </w:p>
+    <w:p>
+      <w:pPr>
+        <w:pStyle w:val="Ttulo1"/>
+      </w:pPr>
+      <w:bookmarkStart w:id="18" w:name="_62a42e488eb8293b8c1acca966a2edbcc05788c"/>
+      <w:bookmarkStart w:id="19" w:name="_Toc242627842"/>
       <w:bookmarkEnd w:id="16"/>
+      <w:r>
+        <w:lastRenderedPageBreak/>
+        <w:t>Pruebas automáticas y registro público (D3)</w:t>
+      </w:r>
+      <w:bookmarkEnd w:id="19"/>
+    </w:p>
+    <w:p>
+      <w:pPr>
+        <w:pStyle w:val="FirstParagraph"/>
+      </w:pPr>
+      <w:r>
+        <w:rPr>
+          <w:rStyle w:val="VerbatimChar"/>
+        </w:rPr>
+        <w:t>tests/bootstrap.php</w:t>
+      </w:r>
+      <w:r>
+        <w:t xml:space="preserve"> impide que PHPUnit abra implícitamente la base de la aplicación, antes de leer </w:t>
+      </w:r>
+      <w:r>
+        <w:rPr>
+          <w:rStyle w:val="VerbatimChar"/>
+        </w:rPr>
+        <w:t>.env</w:t>
+      </w:r>
+      <w:r>
+        <w:t xml:space="preserve">, y deja el almacén de intentos sin conexión por defecto. Las pruebas inyectan SQLite en memoria; </w:t>
+      </w:r>
+      <w:r>
+        <w:rPr>
+          <w:rStyle w:val="VerbatimChar"/>
+        </w:rPr>
+        <w:t>BaseV2MysqlTest</w:t>
+      </w:r>
+      <w:r>
+        <w:t xml:space="preserve"> usa exclusivamente </w:t>
+      </w:r>
+      <w:r>
+        <w:rPr>
+          <w:rStyle w:val="VerbatimChar"/>
+        </w:rPr>
+        <w:t>zooki_test_base_v2</w:t>
+      </w:r>
+      <w:r>
+        <w:t xml:space="preserve"> y borra esa base en cada prueba. No se debe apuntar a una base de trabajo. Los subprocesos PHP heredan la guarda mediante </w:t>
+      </w:r>
+      <w:r>
+        <w:rPr>
+          <w:rStyle w:val="VerbatimChar"/>
+        </w:rPr>
+        <w:t>ZOOKI_ENTORNO_PRUEBAS</w:t>
+      </w:r>
+      <w:r>
+        <w:t>.</w:t>
+      </w:r>
+    </w:p>
+    <w:p>
+      <w:pPr>
+        <w:pStyle w:val="SourceCode"/>
+      </w:pPr>
+      <w:r>
+        <w:rPr>
+          <w:rStyle w:val="NormalTok"/>
+        </w:rPr>
+        <w:t>vendor</w:t>
+      </w:r>
+      <w:r>
+        <w:rPr>
+          <w:rStyle w:val="OperatorTok"/>
+        </w:rPr>
+        <w:t>/</w:t>
+      </w:r>
+      <w:r>
+        <w:rPr>
+          <w:rStyle w:val="NormalTok"/>
+        </w:rPr>
+        <w:t>bin</w:t>
+      </w:r>
+      <w:r>
+        <w:rPr>
+          <w:rStyle w:val="OperatorTok"/>
+        </w:rPr>
+        <w:t>/</w:t>
+      </w:r>
+      <w:r>
+        <w:rPr>
+          <w:rStyle w:val="NormalTok"/>
+        </w:rPr>
+        <w:t>phpunit</w:t>
+      </w:r>
+      <w:r>
+        <w:br/>
+      </w:r>
+      <w:r>
+        <w:rPr>
+          <w:rStyle w:val="NormalTok"/>
+        </w:rPr>
+        <w:t xml:space="preserve">node </w:t>
+      </w:r>
+      <w:r>
+        <w:rPr>
+          <w:rStyle w:val="OperatorTok"/>
+        </w:rPr>
+        <w:t>--</w:t>
+      </w:r>
+      <w:r>
+        <w:rPr>
+          <w:rStyle w:val="NormalTok"/>
+        </w:rPr>
+        <w:t xml:space="preserve">test </w:t>
+      </w:r>
+      <w:r>
+        <w:rPr>
+          <w:rStyle w:val="StringTok"/>
+        </w:rPr>
+        <w:t>"tests/Frontend/**/*.test.cjs"</w:t>
+      </w:r>
+    </w:p>
+    <w:p>
+      <w:pPr>
+        <w:pStyle w:val="FirstParagraph"/>
+      </w:pPr>
+      <w:r>
+        <w:t xml:space="preserve">Para habilitar la suite contra una instancia de MySQL/MariaDB propia de pruebas, define </w:t>
+      </w:r>
+      <w:r>
+        <w:rPr>
+          <w:rStyle w:val="VerbatimChar"/>
+        </w:rPr>
+        <w:t>ZOOKI_TEST_MYSQL_HOST</w:t>
+      </w:r>
+      <w:r>
+        <w:t xml:space="preserve"> y, si corresponde, </w:t>
+      </w:r>
+      <w:r>
+        <w:rPr>
+          <w:rStyle w:val="VerbatimChar"/>
+        </w:rPr>
+        <w:t>ZOOKI_TEST_MYSQL_PORT</w:t>
+      </w:r>
+      <w:r>
+        <w:t xml:space="preserve">, </w:t>
+      </w:r>
+      <w:r>
+        <w:rPr>
+          <w:rStyle w:val="VerbatimChar"/>
+        </w:rPr>
+        <w:t>ZOOKI_TEST_MYSQL_USER</w:t>
+      </w:r>
+      <w:r>
+        <w:t xml:space="preserve"> y </w:t>
+      </w:r>
+      <w:r>
+        <w:rPr>
+          <w:rStyle w:val="VerbatimChar"/>
+        </w:rPr>
+        <w:t>ZOOKI_TEST_MYSQL_PASS</w:t>
+      </w:r>
+      <w:r>
+        <w:t xml:space="preserve">. Deja </w:t>
+      </w:r>
+      <w:r>
+        <w:rPr>
+          <w:rStyle w:val="VerbatimChar"/>
+        </w:rPr>
+        <w:t>ZOOKI_TEST_MYSQL_DB</w:t>
+      </w:r>
+      <w:r>
+        <w:t xml:space="preserve"> sin definir: la base predeterminada es </w:t>
+      </w:r>
+      <w:r>
+        <w:rPr>
+          <w:rStyle w:val="VerbatimChar"/>
+        </w:rPr>
+        <w:t>zooki_test_base_v2</w:t>
+      </w:r>
+      <w:r>
+        <w:t xml:space="preserve">. La guarda rechaza otra base y </w:t>
+      </w:r>
+      <w:r>
+        <w:rPr>
+          <w:rStyle w:val="VerbatimChar"/>
+        </w:rPr>
+        <w:t>Database</w:t>
+      </w:r>
+      <w:r>
+        <w:t xml:space="preserve"> solo admite la configuración de pruebas explícita; no reutiliza las credenciales de la aplicación.</w:t>
+      </w:r>
+    </w:p>
+    <w:p>
+      <w:pPr>
+        <w:pStyle w:val="Textoindependiente"/>
+      </w:pPr>
+      <w:r>
+        <w:t xml:space="preserve">El registro de clínicas y el autorregistro de propietarios verifican Turnstile en el servidor. Las claves de prueba de </w:t>
+      </w:r>
+      <w:r>
+        <w:rPr>
+          <w:rStyle w:val="VerbatimChar"/>
+        </w:rPr>
+        <w:t>.env.example</w:t>
+      </w:r>
+      <w:r>
+        <w:t xml:space="preserve"> siempre aprueban; se sustituyen por las de Cloudflare en producción. La lista mantenida de correos desechables está en </w:t>
+      </w:r>
+      <w:r>
+        <w:rPr>
+          <w:rStyle w:val="VerbatimChar"/>
+        </w:rPr>
+        <w:t>config/dominios_desechables.txt</w:t>
+      </w:r>
+      <w:r>
+        <w:t xml:space="preserve">, un dominio por línea. La tarea horaria existente </w:t>
+      </w:r>
+      <w:r>
+        <w:rPr>
+          <w:rStyle w:val="VerbatimChar"/>
+        </w:rPr>
+        <w:t>scripts/limpiar_cuentas_pendientes.php</w:t>
+      </w:r>
+      <w:r>
+        <w:t xml:space="preserve"> limpia altas vencidas de personal y clínicas; no elimina identidades preexistentes al registrar una clínica.</w:t>
+      </w:r>
+      <w:bookmarkEnd w:id="18"/>
     </w:p>
     <w:sectPr>
       <w:headerReference w:type="default" r:id="rId9"/>
@@ -2683,7 +3501,7 @@
               <w:noProof/>
             </w:rPr>
             <w:drawing>
-              <wp:inline distT="0" distB="0" distL="0" distR="0" wp14:anchorId="5F17252A" wp14:editId="5F17252B">
+              <wp:inline distT="0" distB="0" distL="0" distR="0" wp14:anchorId="564922DC" wp14:editId="564922DD">
                 <wp:extent cx="324000" cy="324000"/>
                 <wp:effectExtent l="0" t="0" r="0" b="0"/>
                 <wp:docPr id="9001" name="Logo Zooki"/>
@@ -2843,7 +3661,7 @@
   <w:abstractNum w:abstractNumId="0" w15:restartNumberingAfterBreak="0">
     <w:nsid w:val="0000A990"/>
     <w:multiLevelType w:val="multilevel"/>
-    <w:tmpl w:val="FFEE01B4"/>
+    <w:tmpl w:val="70108468"/>
     <w:lvl w:ilvl="0">
       <w:numFmt w:val="bullet"/>
       <w:lvlText w:val=" "/>
@@ -2920,7 +3738,7 @@
   <w:abstractNum w:abstractNumId="1" w15:restartNumberingAfterBreak="0">
     <w:nsid w:val="0000A991"/>
     <w:multiLevelType w:val="multilevel"/>
-    <w:tmpl w:val="16F8A058"/>
+    <w:tmpl w:val="22F4440E"/>
     <w:lvl w:ilvl="0">
       <w:numFmt w:val="bullet"/>
       <w:lvlText w:val=""/>
@@ -3024,7 +3842,7 @@
   <w:abstractNum w:abstractNumId="2" w15:restartNumberingAfterBreak="0">
     <w:nsid w:val="00A99411"/>
     <w:multiLevelType w:val="multilevel"/>
-    <w:tmpl w:val="864E05DA"/>
+    <w:tmpl w:val="1BBA2056"/>
     <w:lvl w:ilvl="0">
       <w:start w:val="1"/>
       <w:numFmt w:val="decimal"/>
@@ -3107,19 +3925,19 @@
       </w:pPr>
     </w:lvl>
   </w:abstractNum>
-  <w:num w:numId="1" w16cid:durableId="510414170">
+  <w:num w:numId="1" w16cid:durableId="878467167">
     <w:abstractNumId w:val="0"/>
   </w:num>
-  <w:num w:numId="2" w16cid:durableId="110443797">
+  <w:num w:numId="2" w16cid:durableId="2108041280">
     <w:abstractNumId w:val="1"/>
   </w:num>
-  <w:num w:numId="3" w16cid:durableId="429280694">
+  <w:num w:numId="3" w16cid:durableId="125055151">
     <w:abstractNumId w:val="1"/>
   </w:num>
-  <w:num w:numId="4" w16cid:durableId="419184899">
+  <w:num w:numId="4" w16cid:durableId="2069839942">
     <w:abstractNumId w:val="1"/>
   </w:num>
-  <w:num w:numId="5" w16cid:durableId="1230724720">
+  <w:num w:numId="5" w16cid:durableId="622924078">
     <w:abstractNumId w:val="2"/>
     <w:lvlOverride w:ilvl="0">
       <w:startOverride w:val="1"/>
@@ -3149,25 +3967,13 @@
       <w:startOverride w:val="1"/>
     </w:lvlOverride>
   </w:num>
-  <w:num w:numId="6" w16cid:durableId="1244334098">
+  <w:num w:numId="6" w16cid:durableId="634992748">
     <w:abstractNumId w:val="1"/>
   </w:num>
-  <w:num w:numId="7" w16cid:durableId="940063793">
+  <w:num w:numId="7" w16cid:durableId="1666978268">
     <w:abstractNumId w:val="1"/>
   </w:num>
-  <w:num w:numId="8" w16cid:durableId="27529526">
-    <w:abstractNumId w:val="1"/>
-  </w:num>
-  <w:num w:numId="9" w16cid:durableId="1382362603">
-    <w:abstractNumId w:val="1"/>
-  </w:num>
-  <w:num w:numId="10" w16cid:durableId="839731505">
-    <w:abstractNumId w:val="1"/>
-  </w:num>
-  <w:num w:numId="11" w16cid:durableId="1678313575">
-    <w:abstractNumId w:val="1"/>
-  </w:num>
-  <w:num w:numId="12" w16cid:durableId="2129347620">
+  <w:num w:numId="8" w16cid:durableId="906649342">
     <w:abstractNumId w:val="1"/>
   </w:num>
 </w:numbering>

--- a/public/docs/descargas/readme.docx
+++ b/public/docs/descargas/readme.docx
@@ -85,7 +85,7 @@
           <w:noProof/>
         </w:rPr>
         <w:drawing>
-          <wp:inline distT="0" distB="0" distL="0" distR="0" wp14:anchorId="564922CE" wp14:editId="564922CF">
+          <wp:inline distT="0" distB="0" distL="0" distR="0" wp14:anchorId="4D5549F9" wp14:editId="4D5549FA">
             <wp:extent cx="395999" cy="405503"/>
             <wp:effectExtent l="0" t="0" r="0" b="0"/>
             <wp:docPr id="10" name="Picture"/>
@@ -401,7 +401,7 @@
       <w:r>
         <w:fldChar w:fldCharType="separate"/>
       </w:r>
-      <w:hyperlink w:anchor="_Toc242627833" w:history="1">
+      <w:hyperlink w:anchor="_Toc242640838" w:history="1">
         <w:r>
           <w:rPr>
             <w:rStyle w:val="Hipervnculo"/>
@@ -428,7 +428,7 @@
             <w:noProof/>
             <w:webHidden/>
           </w:rPr>
-          <w:instrText xml:space="preserve"> PAGEREF _Toc242627833 \h </w:instrText>
+          <w:instrText xml:space="preserve"> PAGEREF _Toc242640838 \h </w:instrText>
         </w:r>
         <w:r>
           <w:rPr>
@@ -474,7 +474,7 @@
           <w14:ligatures w14:val="standardContextual"/>
         </w:rPr>
       </w:pPr>
-      <w:hyperlink w:anchor="_Toc242627834" w:history="1">
+      <w:hyperlink w:anchor="_Toc242640839" w:history="1">
         <w:r>
           <w:rPr>
             <w:rStyle w:val="Hipervnculo"/>
@@ -501,7 +501,7 @@
             <w:noProof/>
             <w:webHidden/>
           </w:rPr>
-          <w:instrText xml:space="preserve"> PAGEREF _Toc242627834 \h </w:instrText>
+          <w:instrText xml:space="preserve"> PAGEREF _Toc242640839 \h </w:instrText>
         </w:r>
         <w:r>
           <w:rPr>
@@ -544,7 +544,7 @@
           <w14:ligatures w14:val="standardContextual"/>
         </w:rPr>
       </w:pPr>
-      <w:hyperlink w:anchor="_Toc242627835" w:history="1">
+      <w:hyperlink w:anchor="_Toc242640840" w:history="1">
         <w:r>
           <w:rPr>
             <w:rStyle w:val="Hipervnculo"/>
@@ -571,7 +571,7 @@
             <w:noProof/>
             <w:webHidden/>
           </w:rPr>
-          <w:instrText xml:space="preserve"> PAGEREF _Toc242627835 \h </w:instrText>
+          <w:instrText xml:space="preserve"> PAGEREF _Toc242640840 \h </w:instrText>
         </w:r>
         <w:r>
           <w:rPr>
@@ -617,7 +617,7 @@
           <w14:ligatures w14:val="standardContextual"/>
         </w:rPr>
       </w:pPr>
-      <w:hyperlink w:anchor="_Toc242627836" w:history="1">
+      <w:hyperlink w:anchor="_Toc242640841" w:history="1">
         <w:r>
           <w:rPr>
             <w:rStyle w:val="Hipervnculo"/>
@@ -644,7 +644,7 @@
             <w:noProof/>
             <w:webHidden/>
           </w:rPr>
-          <w:instrText xml:space="preserve"> PAGEREF _Toc242627836 \h </w:instrText>
+          <w:instrText xml:space="preserve"> PAGEREF _Toc242640841 \h </w:instrText>
         </w:r>
         <w:r>
           <w:rPr>
@@ -687,7 +687,7 @@
           <w14:ligatures w14:val="standardContextual"/>
         </w:rPr>
       </w:pPr>
-      <w:hyperlink w:anchor="_Toc242627837" w:history="1">
+      <w:hyperlink w:anchor="_Toc242640842" w:history="1">
         <w:r>
           <w:rPr>
             <w:rStyle w:val="Hipervnculo"/>
@@ -714,7 +714,7 @@
             <w:noProof/>
             <w:webHidden/>
           </w:rPr>
-          <w:instrText xml:space="preserve"> PAGEREF _Toc242627837 \h </w:instrText>
+          <w:instrText xml:space="preserve"> PAGEREF _Toc242640842 \h </w:instrText>
         </w:r>
         <w:r>
           <w:rPr>
@@ -757,7 +757,7 @@
           <w14:ligatures w14:val="standardContextual"/>
         </w:rPr>
       </w:pPr>
-      <w:hyperlink w:anchor="_Toc242627838" w:history="1">
+      <w:hyperlink w:anchor="_Toc242640843" w:history="1">
         <w:r>
           <w:rPr>
             <w:rStyle w:val="Hipervnculo"/>
@@ -784,7 +784,7 @@
             <w:noProof/>
             <w:webHidden/>
           </w:rPr>
-          <w:instrText xml:space="preserve"> PAGEREF _Toc242627838 \h </w:instrText>
+          <w:instrText xml:space="preserve"> PAGEREF _Toc242640843 \h </w:instrText>
         </w:r>
         <w:r>
           <w:rPr>
@@ -830,7 +830,7 @@
           <w14:ligatures w14:val="standardContextual"/>
         </w:rPr>
       </w:pPr>
-      <w:hyperlink w:anchor="_Toc242627839" w:history="1">
+      <w:hyperlink w:anchor="_Toc242640844" w:history="1">
         <w:r>
           <w:rPr>
             <w:rStyle w:val="Hipervnculo"/>
@@ -857,7 +857,7 @@
             <w:noProof/>
             <w:webHidden/>
           </w:rPr>
-          <w:instrText xml:space="preserve"> PAGEREF _Toc242627839 \h </w:instrText>
+          <w:instrText xml:space="preserve"> PAGEREF _Toc242640844 \h </w:instrText>
         </w:r>
         <w:r>
           <w:rPr>
@@ -903,7 +903,7 @@
           <w14:ligatures w14:val="standardContextual"/>
         </w:rPr>
       </w:pPr>
-      <w:hyperlink w:anchor="_Toc242627840" w:history="1">
+      <w:hyperlink w:anchor="_Toc242640845" w:history="1">
         <w:r>
           <w:rPr>
             <w:rStyle w:val="Hipervnculo"/>
@@ -930,7 +930,7 @@
             <w:noProof/>
             <w:webHidden/>
           </w:rPr>
-          <w:instrText xml:space="preserve"> PAGEREF _Toc242627840 \h </w:instrText>
+          <w:instrText xml:space="preserve"> PAGEREF _Toc242640845 \h </w:instrText>
         </w:r>
         <w:r>
           <w:rPr>
@@ -976,7 +976,7 @@
           <w14:ligatures w14:val="standardContextual"/>
         </w:rPr>
       </w:pPr>
-      <w:hyperlink w:anchor="_Toc242627841" w:history="1">
+      <w:hyperlink w:anchor="_Toc242640846" w:history="1">
         <w:r>
           <w:rPr>
             <w:rStyle w:val="Hipervnculo"/>
@@ -1003,7 +1003,7 @@
             <w:noProof/>
             <w:webHidden/>
           </w:rPr>
-          <w:instrText xml:space="preserve"> PAGEREF _Toc242627841 \h </w:instrText>
+          <w:instrText xml:space="preserve"> PAGEREF _Toc242640846 \h </w:instrText>
         </w:r>
         <w:r>
           <w:rPr>
@@ -1049,7 +1049,7 @@
           <w14:ligatures w14:val="standardContextual"/>
         </w:rPr>
       </w:pPr>
-      <w:hyperlink w:anchor="_Toc242627842" w:history="1">
+      <w:hyperlink w:anchor="_Toc242640847" w:history="1">
         <w:r>
           <w:rPr>
             <w:rStyle w:val="Hipervnculo"/>
@@ -1076,7 +1076,7 @@
             <w:noProof/>
             <w:webHidden/>
           </w:rPr>
-          <w:instrText xml:space="preserve"> PAGEREF _Toc242627842 \h </w:instrText>
+          <w:instrText xml:space="preserve"> PAGEREF _Toc242640847 \h </w:instrText>
         </w:r>
         <w:r>
           <w:rPr>
@@ -1134,7 +1134,7 @@
         <w:pStyle w:val="Ttulo1"/>
       </w:pPr>
       <w:bookmarkStart w:id="0" w:name="_9f22e6e94e3706d259b118e7bb6dddd97264afb"/>
-      <w:bookmarkStart w:id="1" w:name="_Toc242627833"/>
+      <w:bookmarkStart w:id="1" w:name="_Toc242640838"/>
       <w:r>
         <w:lastRenderedPageBreak/>
         <w:t>Historial de versiones</w:t>
@@ -1146,7 +1146,7 @@
         <w:pStyle w:val="FirstParagraph"/>
       </w:pPr>
       <w:r>
-        <w:t xml:space="preserve">El historial completo de versiones (v1.0.0 → v2.0.0-alpha.1), la guía de la primera versión estable y el esquema de versionamiento (Zooki SemVer) se documentan aparte en </w:t>
+        <w:t xml:space="preserve">El historial completo de versiones (v1.0.0 → v2.0.0-alpha.2), la guía de la primera versión estable y el esquema de versionamiento (Zooki SemVer) se documentan aparte en </w:t>
       </w:r>
       <w:r>
         <w:rPr>
@@ -1164,7 +1164,7 @@
         <w:pStyle w:val="Ttulo1"/>
       </w:pPr>
       <w:bookmarkStart w:id="2" w:name="_40eb1cfbc3af9bee854cb6fd2dd7fccbbbd5bef"/>
-      <w:bookmarkStart w:id="3" w:name="_Toc242627834"/>
+      <w:bookmarkStart w:id="3" w:name="_Toc242640839"/>
       <w:bookmarkEnd w:id="0"/>
       <w:r>
         <w:lastRenderedPageBreak/>
@@ -1215,7 +1215,7 @@
           <w:noProof/>
         </w:rPr>
         <w:drawing>
-          <wp:inline distT="0" distB="0" distL="0" distR="0" wp14:anchorId="564922D0" wp14:editId="564922D1">
+          <wp:inline distT="0" distB="0" distL="0" distR="0" wp14:anchorId="4D5549FB" wp14:editId="4D5549FC">
             <wp:extent cx="5939999" cy="2617788"/>
             <wp:effectExtent l="0" t="0" r="0" b="0"/>
             <wp:docPr id="14" name="Picture"/>
@@ -1224,7 +1224,7 @@
               <a:graphicData uri="http://schemas.openxmlformats.org/drawingml/2006/picture">
                 <pic:pic xmlns:pic="http://schemas.openxmlformats.org/drawingml/2006/picture">
                   <pic:nvPicPr>
-                    <pic:cNvPr id="15" name="Picture" descr="C:\Users\Usuario\AppData\Local\Temp\zooki-docs-gFsqxC\readme-figura-1.png"/>
+                    <pic:cNvPr id="15" name="Picture" descr="C:\Users\Usuario\AppData\Local\Temp\zooki-docs-suKJzb\readme-figura-1.png"/>
                     <pic:cNvPicPr>
                       <a:picLocks noChangeAspect="1" noChangeArrowheads="1"/>
                     </pic:cNvPicPr>
@@ -1262,7 +1262,7 @@
         <w:pStyle w:val="Ttulo2"/>
       </w:pPr>
       <w:bookmarkStart w:id="4" w:name="_10761f43c4828466c1f61dd939afeb8e25fa6bf"/>
-      <w:bookmarkStart w:id="5" w:name="_Toc242627835"/>
+      <w:bookmarkStart w:id="5" w:name="_Toc242640840"/>
       <w:r>
         <w:t>Estructura de Directorios</w:t>
       </w:r>
@@ -1480,7 +1480,7 @@
         <w:pStyle w:val="Ttulo1"/>
       </w:pPr>
       <w:bookmarkStart w:id="6" w:name="_afbddb14cf0a5917350b872bc54fb6e01642379"/>
-      <w:bookmarkStart w:id="7" w:name="_Toc242627836"/>
+      <w:bookmarkStart w:id="7" w:name="_Toc242640841"/>
       <w:bookmarkEnd w:id="2"/>
       <w:bookmarkEnd w:id="4"/>
       <w:r>
@@ -1494,7 +1494,7 @@
         <w:pStyle w:val="Ttulo2"/>
       </w:pPr>
       <w:bookmarkStart w:id="8" w:name="_05387fb6cc619f8aa2529950c7d4d457a3eef7c"/>
-      <w:bookmarkStart w:id="9" w:name="_Toc242627837"/>
+      <w:bookmarkStart w:id="9" w:name="_Toc242640842"/>
       <w:r>
         <w:t>Requisitos del Sistema</w:t>
       </w:r>
@@ -1580,7 +1580,7 @@
         <w:pStyle w:val="Ttulo2"/>
       </w:pPr>
       <w:bookmarkStart w:id="10" w:name="_dcf3b639bee90e6ccb2d036fcb726d64a5de47c"/>
-      <w:bookmarkStart w:id="11" w:name="_Toc242627838"/>
+      <w:bookmarkStart w:id="11" w:name="_Toc242640843"/>
       <w:bookmarkEnd w:id="8"/>
       <w:r>
         <w:t>Configuración Paso a Paso</w:t>
@@ -1892,7 +1892,7 @@
         <w:pStyle w:val="Ttulo1"/>
       </w:pPr>
       <w:bookmarkStart w:id="12" w:name="_5233c221c4a8823eebc12df8512a06fd868d428"/>
-      <w:bookmarkStart w:id="13" w:name="_Toc242627839"/>
+      <w:bookmarkStart w:id="13" w:name="_Toc242640844"/>
       <w:bookmarkEnd w:id="6"/>
       <w:bookmarkEnd w:id="10"/>
       <w:r>
@@ -2320,7 +2320,7 @@
         <w:pStyle w:val="Ttulo1"/>
       </w:pPr>
       <w:bookmarkStart w:id="14" w:name="_d9c5b7939f8499c03b80e00b5d3f2be6e2dc8f7"/>
-      <w:bookmarkStart w:id="15" w:name="_Toc242627840"/>
+      <w:bookmarkStart w:id="15" w:name="_Toc242640845"/>
       <w:bookmarkEnd w:id="12"/>
       <w:r>
         <w:lastRenderedPageBreak/>
@@ -3035,7 +3035,7 @@
         <w:pStyle w:val="Ttulo1"/>
       </w:pPr>
       <w:bookmarkStart w:id="16" w:name="_42308d7be4873d2fef4c2b6ff2abcb3a9ef9d83"/>
-      <w:bookmarkStart w:id="17" w:name="_Toc242627841"/>
+      <w:bookmarkStart w:id="17" w:name="_Toc242640846"/>
       <w:bookmarkEnd w:id="14"/>
       <w:r>
         <w:lastRenderedPageBreak/>
@@ -3141,7 +3141,7 @@
         <w:pStyle w:val="Ttulo1"/>
       </w:pPr>
       <w:bookmarkStart w:id="18" w:name="_62a42e488eb8293b8c1acca966a2edbcc05788c"/>
-      <w:bookmarkStart w:id="19" w:name="_Toc242627842"/>
+      <w:bookmarkStart w:id="19" w:name="_Toc242640847"/>
       <w:bookmarkEnd w:id="16"/>
       <w:r>
         <w:lastRenderedPageBreak/>
@@ -3501,7 +3501,7 @@
               <w:noProof/>
             </w:rPr>
             <w:drawing>
-              <wp:inline distT="0" distB="0" distL="0" distR="0" wp14:anchorId="564922DC" wp14:editId="564922DD">
+              <wp:inline distT="0" distB="0" distL="0" distR="0" wp14:anchorId="4D554A07" wp14:editId="4D554A08">
                 <wp:extent cx="324000" cy="324000"/>
                 <wp:effectExtent l="0" t="0" r="0" b="0"/>
                 <wp:docPr id="9001" name="Logo Zooki"/>
@@ -3661,7 +3661,7 @@
   <w:abstractNum w:abstractNumId="0" w15:restartNumberingAfterBreak="0">
     <w:nsid w:val="0000A990"/>
     <w:multiLevelType w:val="multilevel"/>
-    <w:tmpl w:val="70108468"/>
+    <w:tmpl w:val="F7EA8822"/>
     <w:lvl w:ilvl="0">
       <w:numFmt w:val="bullet"/>
       <w:lvlText w:val=" "/>
@@ -3738,7 +3738,7 @@
   <w:abstractNum w:abstractNumId="1" w15:restartNumberingAfterBreak="0">
     <w:nsid w:val="0000A991"/>
     <w:multiLevelType w:val="multilevel"/>
-    <w:tmpl w:val="22F4440E"/>
+    <w:tmpl w:val="39968FB6"/>
     <w:lvl w:ilvl="0">
       <w:numFmt w:val="bullet"/>
       <w:lvlText w:val=""/>
@@ -3842,7 +3842,7 @@
   <w:abstractNum w:abstractNumId="2" w15:restartNumberingAfterBreak="0">
     <w:nsid w:val="00A99411"/>
     <w:multiLevelType w:val="multilevel"/>
-    <w:tmpl w:val="1BBA2056"/>
+    <w:tmpl w:val="BEF8C554"/>
     <w:lvl w:ilvl="0">
       <w:start w:val="1"/>
       <w:numFmt w:val="decimal"/>
@@ -3925,19 +3925,19 @@
       </w:pPr>
     </w:lvl>
   </w:abstractNum>
-  <w:num w:numId="1" w16cid:durableId="878467167">
+  <w:num w:numId="1" w16cid:durableId="1295719794">
     <w:abstractNumId w:val="0"/>
   </w:num>
-  <w:num w:numId="2" w16cid:durableId="2108041280">
+  <w:num w:numId="2" w16cid:durableId="123934902">
     <w:abstractNumId w:val="1"/>
   </w:num>
-  <w:num w:numId="3" w16cid:durableId="125055151">
+  <w:num w:numId="3" w16cid:durableId="89816318">
     <w:abstractNumId w:val="1"/>
   </w:num>
-  <w:num w:numId="4" w16cid:durableId="2069839942">
+  <w:num w:numId="4" w16cid:durableId="608662185">
     <w:abstractNumId w:val="1"/>
   </w:num>
-  <w:num w:numId="5" w16cid:durableId="622924078">
+  <w:num w:numId="5" w16cid:durableId="1531065400">
     <w:abstractNumId w:val="2"/>
     <w:lvlOverride w:ilvl="0">
       <w:startOverride w:val="1"/>
@@ -3967,13 +3967,13 @@
       <w:startOverride w:val="1"/>
     </w:lvlOverride>
   </w:num>
-  <w:num w:numId="6" w16cid:durableId="634992748">
+  <w:num w:numId="6" w16cid:durableId="536552127">
     <w:abstractNumId w:val="1"/>
   </w:num>
-  <w:num w:numId="7" w16cid:durableId="1666978268">
+  <w:num w:numId="7" w16cid:durableId="1344089030">
     <w:abstractNumId w:val="1"/>
   </w:num>
-  <w:num w:numId="8" w16cid:durableId="906649342">
+  <w:num w:numId="8" w16cid:durableId="37710233">
     <w:abstractNumId w:val="1"/>
   </w:num>
 </w:numbering>

--- a/public/docs/descargas/readme.docx
+++ b/public/docs/descargas/readme.docx
@@ -85,7 +85,7 @@
           <w:noProof/>
         </w:rPr>
         <w:drawing>
-          <wp:inline distT="0" distB="0" distL="0" distR="0" wp14:anchorId="4D5549F9" wp14:editId="4D5549FA">
+          <wp:inline distT="0" distB="0" distL="0" distR="0" wp14:anchorId="51B4C201" wp14:editId="51B4C202">
             <wp:extent cx="395999" cy="405503"/>
             <wp:effectExtent l="0" t="0" r="0" b="0"/>
             <wp:docPr id="10" name="Picture"/>
@@ -221,7 +221,7 @@
               <w:pStyle w:val="Celda"/>
             </w:pPr>
             <w:r>
-              <w:t>11/10/2026</w:t>
+              <w:t>14/10/2026</w:t>
             </w:r>
           </w:p>
         </w:tc>
@@ -401,7 +401,7 @@
       <w:r>
         <w:fldChar w:fldCharType="separate"/>
       </w:r>
-      <w:hyperlink w:anchor="_Toc242640838" w:history="1">
+      <w:hyperlink w:anchor="_Toc242830515" w:history="1">
         <w:r>
           <w:rPr>
             <w:rStyle w:val="Hipervnculo"/>
@@ -428,7 +428,7 @@
             <w:noProof/>
             <w:webHidden/>
           </w:rPr>
-          <w:instrText xml:space="preserve"> PAGEREF _Toc242640838 \h </w:instrText>
+          <w:instrText xml:space="preserve"> PAGEREF _Toc242830515 \h </w:instrText>
         </w:r>
         <w:r>
           <w:rPr>
@@ -474,7 +474,7 @@
           <w14:ligatures w14:val="standardContextual"/>
         </w:rPr>
       </w:pPr>
-      <w:hyperlink w:anchor="_Toc242640839" w:history="1">
+      <w:hyperlink w:anchor="_Toc242830516" w:history="1">
         <w:r>
           <w:rPr>
             <w:rStyle w:val="Hipervnculo"/>
@@ -501,7 +501,7 @@
             <w:noProof/>
             <w:webHidden/>
           </w:rPr>
-          <w:instrText xml:space="preserve"> PAGEREF _Toc242640839 \h </w:instrText>
+          <w:instrText xml:space="preserve"> PAGEREF _Toc242830516 \h </w:instrText>
         </w:r>
         <w:r>
           <w:rPr>
@@ -544,7 +544,7 @@
           <w14:ligatures w14:val="standardContextual"/>
         </w:rPr>
       </w:pPr>
-      <w:hyperlink w:anchor="_Toc242640840" w:history="1">
+      <w:hyperlink w:anchor="_Toc242830517" w:history="1">
         <w:r>
           <w:rPr>
             <w:rStyle w:val="Hipervnculo"/>
@@ -571,7 +571,7 @@
             <w:noProof/>
             <w:webHidden/>
           </w:rPr>
-          <w:instrText xml:space="preserve"> PAGEREF _Toc242640840 \h </w:instrText>
+          <w:instrText xml:space="preserve"> PAGEREF _Toc242830517 \h </w:instrText>
         </w:r>
         <w:r>
           <w:rPr>
@@ -617,7 +617,7 @@
           <w14:ligatures w14:val="standardContextual"/>
         </w:rPr>
       </w:pPr>
-      <w:hyperlink w:anchor="_Toc242640841" w:history="1">
+      <w:hyperlink w:anchor="_Toc242830518" w:history="1">
         <w:r>
           <w:rPr>
             <w:rStyle w:val="Hipervnculo"/>
@@ -644,7 +644,7 @@
             <w:noProof/>
             <w:webHidden/>
           </w:rPr>
-          <w:instrText xml:space="preserve"> PAGEREF _Toc242640841 \h </w:instrText>
+          <w:instrText xml:space="preserve"> PAGEREF _Toc242830518 \h </w:instrText>
         </w:r>
         <w:r>
           <w:rPr>
@@ -687,7 +687,7 @@
           <w14:ligatures w14:val="standardContextual"/>
         </w:rPr>
       </w:pPr>
-      <w:hyperlink w:anchor="_Toc242640842" w:history="1">
+      <w:hyperlink w:anchor="_Toc242830519" w:history="1">
         <w:r>
           <w:rPr>
             <w:rStyle w:val="Hipervnculo"/>
@@ -714,7 +714,7 @@
             <w:noProof/>
             <w:webHidden/>
           </w:rPr>
-          <w:instrText xml:space="preserve"> PAGEREF _Toc242640842 \h </w:instrText>
+          <w:instrText xml:space="preserve"> PAGEREF _Toc242830519 \h </w:instrText>
         </w:r>
         <w:r>
           <w:rPr>
@@ -757,7 +757,7 @@
           <w14:ligatures w14:val="standardContextual"/>
         </w:rPr>
       </w:pPr>
-      <w:hyperlink w:anchor="_Toc242640843" w:history="1">
+      <w:hyperlink w:anchor="_Toc242830520" w:history="1">
         <w:r>
           <w:rPr>
             <w:rStyle w:val="Hipervnculo"/>
@@ -784,7 +784,7 @@
             <w:noProof/>
             <w:webHidden/>
           </w:rPr>
-          <w:instrText xml:space="preserve"> PAGEREF _Toc242640843 \h </w:instrText>
+          <w:instrText xml:space="preserve"> PAGEREF _Toc242830520 \h </w:instrText>
         </w:r>
         <w:r>
           <w:rPr>
@@ -830,7 +830,7 @@
           <w14:ligatures w14:val="standardContextual"/>
         </w:rPr>
       </w:pPr>
-      <w:hyperlink w:anchor="_Toc242640844" w:history="1">
+      <w:hyperlink w:anchor="_Toc242830521" w:history="1">
         <w:r>
           <w:rPr>
             <w:rStyle w:val="Hipervnculo"/>
@@ -857,7 +857,7 @@
             <w:noProof/>
             <w:webHidden/>
           </w:rPr>
-          <w:instrText xml:space="preserve"> PAGEREF _Toc242640844 \h </w:instrText>
+          <w:instrText xml:space="preserve"> PAGEREF _Toc242830521 \h </w:instrText>
         </w:r>
         <w:r>
           <w:rPr>
@@ -903,7 +903,7 @@
           <w14:ligatures w14:val="standardContextual"/>
         </w:rPr>
       </w:pPr>
-      <w:hyperlink w:anchor="_Toc242640845" w:history="1">
+      <w:hyperlink w:anchor="_Toc242830522" w:history="1">
         <w:r>
           <w:rPr>
             <w:rStyle w:val="Hipervnculo"/>
@@ -930,7 +930,7 @@
             <w:noProof/>
             <w:webHidden/>
           </w:rPr>
-          <w:instrText xml:space="preserve"> PAGEREF _Toc242640845 \h </w:instrText>
+          <w:instrText xml:space="preserve"> PAGEREF _Toc242830522 \h </w:instrText>
         </w:r>
         <w:r>
           <w:rPr>
@@ -976,7 +976,7 @@
           <w14:ligatures w14:val="standardContextual"/>
         </w:rPr>
       </w:pPr>
-      <w:hyperlink w:anchor="_Toc242640846" w:history="1">
+      <w:hyperlink w:anchor="_Toc242830523" w:history="1">
         <w:r>
           <w:rPr>
             <w:rStyle w:val="Hipervnculo"/>
@@ -1003,7 +1003,7 @@
             <w:noProof/>
             <w:webHidden/>
           </w:rPr>
-          <w:instrText xml:space="preserve"> PAGEREF _Toc242640846 \h </w:instrText>
+          <w:instrText xml:space="preserve"> PAGEREF _Toc242830523 \h </w:instrText>
         </w:r>
         <w:r>
           <w:rPr>
@@ -1049,7 +1049,7 @@
           <w14:ligatures w14:val="standardContextual"/>
         </w:rPr>
       </w:pPr>
-      <w:hyperlink w:anchor="_Toc242640847" w:history="1">
+      <w:hyperlink w:anchor="_Toc242830524" w:history="1">
         <w:r>
           <w:rPr>
             <w:rStyle w:val="Hipervnculo"/>
@@ -1076,7 +1076,7 @@
             <w:noProof/>
             <w:webHidden/>
           </w:rPr>
-          <w:instrText xml:space="preserve"> PAGEREF _Toc242640847 \h </w:instrText>
+          <w:instrText xml:space="preserve"> PAGEREF _Toc242830524 \h </w:instrText>
         </w:r>
         <w:r>
           <w:rPr>
@@ -1134,7 +1134,7 @@
         <w:pStyle w:val="Ttulo1"/>
       </w:pPr>
       <w:bookmarkStart w:id="0" w:name="_9f22e6e94e3706d259b118e7bb6dddd97264afb"/>
-      <w:bookmarkStart w:id="1" w:name="_Toc242640838"/>
+      <w:bookmarkStart w:id="1" w:name="_Toc242830515"/>
       <w:r>
         <w:lastRenderedPageBreak/>
         <w:t>Historial de versiones</w:t>
@@ -1146,7 +1146,7 @@
         <w:pStyle w:val="FirstParagraph"/>
       </w:pPr>
       <w:r>
-        <w:t xml:space="preserve">El historial completo de versiones (v1.0.0 → v2.0.0-alpha.2), la guía de la primera versión estable y el esquema de versionamiento (Zooki SemVer) se documentan aparte en </w:t>
+        <w:t xml:space="preserve">El historial completo de versiones (v1.0.0 → v2.0.0-alpha.3), la guía de la primera versión estable y el esquema de versionamiento (Zooki SemVer) se documentan aparte en </w:t>
       </w:r>
       <w:r>
         <w:rPr>
@@ -1164,7 +1164,7 @@
         <w:pStyle w:val="Ttulo1"/>
       </w:pPr>
       <w:bookmarkStart w:id="2" w:name="_40eb1cfbc3af9bee854cb6fd2dd7fccbbbd5bef"/>
-      <w:bookmarkStart w:id="3" w:name="_Toc242640839"/>
+      <w:bookmarkStart w:id="3" w:name="_Toc242830516"/>
       <w:bookmarkEnd w:id="0"/>
       <w:r>
         <w:lastRenderedPageBreak/>
@@ -1215,7 +1215,7 @@
           <w:noProof/>
         </w:rPr>
         <w:drawing>
-          <wp:inline distT="0" distB="0" distL="0" distR="0" wp14:anchorId="4D5549FB" wp14:editId="4D5549FC">
+          <wp:inline distT="0" distB="0" distL="0" distR="0" wp14:anchorId="51B4C203" wp14:editId="51B4C204">
             <wp:extent cx="5939999" cy="2617788"/>
             <wp:effectExtent l="0" t="0" r="0" b="0"/>
             <wp:docPr id="14" name="Picture"/>
@@ -1224,7 +1224,7 @@
               <a:graphicData uri="http://schemas.openxmlformats.org/drawingml/2006/picture">
                 <pic:pic xmlns:pic="http://schemas.openxmlformats.org/drawingml/2006/picture">
                   <pic:nvPicPr>
-                    <pic:cNvPr id="15" name="Picture" descr="C:\Users\Usuario\AppData\Local\Temp\zooki-docs-suKJzb\readme-figura-1.png"/>
+                    <pic:cNvPr id="15" name="Picture" descr="C:\Users\Usuario\AppData\Local\Temp\zooki-docs-umXhaO\readme-figura-1.png"/>
                     <pic:cNvPicPr>
                       <a:picLocks noChangeAspect="1" noChangeArrowheads="1"/>
                     </pic:cNvPicPr>
@@ -1262,7 +1262,7 @@
         <w:pStyle w:val="Ttulo2"/>
       </w:pPr>
       <w:bookmarkStart w:id="4" w:name="_10761f43c4828466c1f61dd939afeb8e25fa6bf"/>
-      <w:bookmarkStart w:id="5" w:name="_Toc242640840"/>
+      <w:bookmarkStart w:id="5" w:name="_Toc242830517"/>
       <w:r>
         <w:t>Estructura de Directorios</w:t>
       </w:r>
@@ -1480,7 +1480,7 @@
         <w:pStyle w:val="Ttulo1"/>
       </w:pPr>
       <w:bookmarkStart w:id="6" w:name="_afbddb14cf0a5917350b872bc54fb6e01642379"/>
-      <w:bookmarkStart w:id="7" w:name="_Toc242640841"/>
+      <w:bookmarkStart w:id="7" w:name="_Toc242830518"/>
       <w:bookmarkEnd w:id="2"/>
       <w:bookmarkEnd w:id="4"/>
       <w:r>
@@ -1494,7 +1494,7 @@
         <w:pStyle w:val="Ttulo2"/>
       </w:pPr>
       <w:bookmarkStart w:id="8" w:name="_05387fb6cc619f8aa2529950c7d4d457a3eef7c"/>
-      <w:bookmarkStart w:id="9" w:name="_Toc242640842"/>
+      <w:bookmarkStart w:id="9" w:name="_Toc242830519"/>
       <w:r>
         <w:t>Requisitos del Sistema</w:t>
       </w:r>
@@ -1580,7 +1580,7 @@
         <w:pStyle w:val="Ttulo2"/>
       </w:pPr>
       <w:bookmarkStart w:id="10" w:name="_dcf3b639bee90e6ccb2d036fcb726d64a5de47c"/>
-      <w:bookmarkStart w:id="11" w:name="_Toc242640843"/>
+      <w:bookmarkStart w:id="11" w:name="_Toc242830520"/>
       <w:bookmarkEnd w:id="8"/>
       <w:r>
         <w:t>Configuración Paso a Paso</w:t>
@@ -1892,7 +1892,7 @@
         <w:pStyle w:val="Ttulo1"/>
       </w:pPr>
       <w:bookmarkStart w:id="12" w:name="_5233c221c4a8823eebc12df8512a06fd868d428"/>
-      <w:bookmarkStart w:id="13" w:name="_Toc242640844"/>
+      <w:bookmarkStart w:id="13" w:name="_Toc242830521"/>
       <w:bookmarkEnd w:id="6"/>
       <w:bookmarkEnd w:id="10"/>
       <w:r>
@@ -2320,7 +2320,7 @@
         <w:pStyle w:val="Ttulo1"/>
       </w:pPr>
       <w:bookmarkStart w:id="14" w:name="_d9c5b7939f8499c03b80e00b5d3f2be6e2dc8f7"/>
-      <w:bookmarkStart w:id="15" w:name="_Toc242640845"/>
+      <w:bookmarkStart w:id="15" w:name="_Toc242830522"/>
       <w:bookmarkEnd w:id="12"/>
       <w:r>
         <w:lastRenderedPageBreak/>
@@ -3035,7 +3035,7 @@
         <w:pStyle w:val="Ttulo1"/>
       </w:pPr>
       <w:bookmarkStart w:id="16" w:name="_42308d7be4873d2fef4c2b6ff2abcb3a9ef9d83"/>
-      <w:bookmarkStart w:id="17" w:name="_Toc242640846"/>
+      <w:bookmarkStart w:id="17" w:name="_Toc242830523"/>
       <w:bookmarkEnd w:id="14"/>
       <w:r>
         <w:lastRenderedPageBreak/>
@@ -3141,7 +3141,7 @@
         <w:pStyle w:val="Ttulo1"/>
       </w:pPr>
       <w:bookmarkStart w:id="18" w:name="_62a42e488eb8293b8c1acca966a2edbcc05788c"/>
-      <w:bookmarkStart w:id="19" w:name="_Toc242640847"/>
+      <w:bookmarkStart w:id="19" w:name="_Toc242830524"/>
       <w:bookmarkEnd w:id="16"/>
       <w:r>
         <w:lastRenderedPageBreak/>
@@ -3501,7 +3501,7 @@
               <w:noProof/>
             </w:rPr>
             <w:drawing>
-              <wp:inline distT="0" distB="0" distL="0" distR="0" wp14:anchorId="4D554A07" wp14:editId="4D554A08">
+              <wp:inline distT="0" distB="0" distL="0" distR="0" wp14:anchorId="51B4C20F" wp14:editId="51B4C210">
                 <wp:extent cx="324000" cy="324000"/>
                 <wp:effectExtent l="0" t="0" r="0" b="0"/>
                 <wp:docPr id="9001" name="Logo Zooki"/>
@@ -3661,7 +3661,7 @@
   <w:abstractNum w:abstractNumId="0" w15:restartNumberingAfterBreak="0">
     <w:nsid w:val="0000A990"/>
     <w:multiLevelType w:val="multilevel"/>
-    <w:tmpl w:val="F7EA8822"/>
+    <w:tmpl w:val="2EB682B8"/>
     <w:lvl w:ilvl="0">
       <w:numFmt w:val="bullet"/>
       <w:lvlText w:val=" "/>
@@ -3738,7 +3738,7 @@
   <w:abstractNum w:abstractNumId="1" w15:restartNumberingAfterBreak="0">
     <w:nsid w:val="0000A991"/>
     <w:multiLevelType w:val="multilevel"/>
-    <w:tmpl w:val="39968FB6"/>
+    <w:tmpl w:val="15CEF1FA"/>
     <w:lvl w:ilvl="0">
       <w:numFmt w:val="bullet"/>
       <w:lvlText w:val=""/>
@@ -3842,7 +3842,7 @@
   <w:abstractNum w:abstractNumId="2" w15:restartNumberingAfterBreak="0">
     <w:nsid w:val="00A99411"/>
     <w:multiLevelType w:val="multilevel"/>
-    <w:tmpl w:val="BEF8C554"/>
+    <w:tmpl w:val="62D883E8"/>
     <w:lvl w:ilvl="0">
       <w:start w:val="1"/>
       <w:numFmt w:val="decimal"/>
@@ -3925,19 +3925,19 @@
       </w:pPr>
     </w:lvl>
   </w:abstractNum>
-  <w:num w:numId="1" w16cid:durableId="1295719794">
+  <w:num w:numId="1" w16cid:durableId="1976525846">
     <w:abstractNumId w:val="0"/>
   </w:num>
-  <w:num w:numId="2" w16cid:durableId="123934902">
+  <w:num w:numId="2" w16cid:durableId="1473323853">
     <w:abstractNumId w:val="1"/>
   </w:num>
-  <w:num w:numId="3" w16cid:durableId="89816318">
+  <w:num w:numId="3" w16cid:durableId="381288485">
     <w:abstractNumId w:val="1"/>
   </w:num>
-  <w:num w:numId="4" w16cid:durableId="608662185">
+  <w:num w:numId="4" w16cid:durableId="1585798858">
     <w:abstractNumId w:val="1"/>
   </w:num>
-  <w:num w:numId="5" w16cid:durableId="1531065400">
+  <w:num w:numId="5" w16cid:durableId="1588929028">
     <w:abstractNumId w:val="2"/>
     <w:lvlOverride w:ilvl="0">
       <w:startOverride w:val="1"/>
@@ -3967,13 +3967,13 @@
       <w:startOverride w:val="1"/>
     </w:lvlOverride>
   </w:num>
-  <w:num w:numId="6" w16cid:durableId="536552127">
+  <w:num w:numId="6" w16cid:durableId="2106724990">
     <w:abstractNumId w:val="1"/>
   </w:num>
-  <w:num w:numId="7" w16cid:durableId="1344089030">
+  <w:num w:numId="7" w16cid:durableId="1940016355">
     <w:abstractNumId w:val="1"/>
   </w:num>
-  <w:num w:numId="8" w16cid:durableId="37710233">
+  <w:num w:numId="8" w16cid:durableId="817383732">
     <w:abstractNumId w:val="1"/>
   </w:num>
 </w:numbering>

--- a/public/docs/descargas/readme.docx
+++ b/public/docs/descargas/readme.docx
@@ -85,7 +85,7 @@
           <w:noProof/>
         </w:rPr>
         <w:drawing>
-          <wp:inline distT="0" distB="0" distL="0" distR="0" wp14:anchorId="51B4C201" wp14:editId="51B4C202">
+          <wp:inline distT="0" distB="0" distL="0" distR="0" wp14:anchorId="21237FC8" wp14:editId="21237FC9">
             <wp:extent cx="395999" cy="405503"/>
             <wp:effectExtent l="0" t="0" r="0" b="0"/>
             <wp:docPr id="10" name="Picture"/>
@@ -221,7 +221,7 @@
               <w:pStyle w:val="Celda"/>
             </w:pPr>
             <w:r>
-              <w:t>14/10/2026</w:t>
+              <w:t>16/10/2026</w:t>
             </w:r>
           </w:p>
         </w:tc>
@@ -401,7 +401,7 @@
       <w:r>
         <w:fldChar w:fldCharType="separate"/>
       </w:r>
-      <w:hyperlink w:anchor="_Toc242830515" w:history="1">
+      <w:hyperlink w:anchor="_Toc243039488" w:history="1">
         <w:r>
           <w:rPr>
             <w:rStyle w:val="Hipervnculo"/>
@@ -428,7 +428,7 @@
             <w:noProof/>
             <w:webHidden/>
           </w:rPr>
-          <w:instrText xml:space="preserve"> PAGEREF _Toc242830515 \h </w:instrText>
+          <w:instrText xml:space="preserve"> PAGEREF _Toc243039488 \h </w:instrText>
         </w:r>
         <w:r>
           <w:rPr>
@@ -474,7 +474,7 @@
           <w14:ligatures w14:val="standardContextual"/>
         </w:rPr>
       </w:pPr>
-      <w:hyperlink w:anchor="_Toc242830516" w:history="1">
+      <w:hyperlink w:anchor="_Toc243039489" w:history="1">
         <w:r>
           <w:rPr>
             <w:rStyle w:val="Hipervnculo"/>
@@ -501,7 +501,7 @@
             <w:noProof/>
             <w:webHidden/>
           </w:rPr>
-          <w:instrText xml:space="preserve"> PAGEREF _Toc242830516 \h </w:instrText>
+          <w:instrText xml:space="preserve"> PAGEREF _Toc243039489 \h </w:instrText>
         </w:r>
         <w:r>
           <w:rPr>
@@ -544,7 +544,7 @@
           <w14:ligatures w14:val="standardContextual"/>
         </w:rPr>
       </w:pPr>
-      <w:hyperlink w:anchor="_Toc242830517" w:history="1">
+      <w:hyperlink w:anchor="_Toc243039490" w:history="1">
         <w:r>
           <w:rPr>
             <w:rStyle w:val="Hipervnculo"/>
@@ -571,7 +571,7 @@
             <w:noProof/>
             <w:webHidden/>
           </w:rPr>
-          <w:instrText xml:space="preserve"> PAGEREF _Toc242830517 \h </w:instrText>
+          <w:instrText xml:space="preserve"> PAGEREF _Toc243039490 \h </w:instrText>
         </w:r>
         <w:r>
           <w:rPr>
@@ -617,7 +617,7 @@
           <w14:ligatures w14:val="standardContextual"/>
         </w:rPr>
       </w:pPr>
-      <w:hyperlink w:anchor="_Toc242830518" w:history="1">
+      <w:hyperlink w:anchor="_Toc243039491" w:history="1">
         <w:r>
           <w:rPr>
             <w:rStyle w:val="Hipervnculo"/>
@@ -644,7 +644,7 @@
             <w:noProof/>
             <w:webHidden/>
           </w:rPr>
-          <w:instrText xml:space="preserve"> PAGEREF _Toc242830518 \h </w:instrText>
+          <w:instrText xml:space="preserve"> PAGEREF _Toc243039491 \h </w:instrText>
         </w:r>
         <w:r>
           <w:rPr>
@@ -687,7 +687,7 @@
           <w14:ligatures w14:val="standardContextual"/>
         </w:rPr>
       </w:pPr>
-      <w:hyperlink w:anchor="_Toc242830519" w:history="1">
+      <w:hyperlink w:anchor="_Toc243039492" w:history="1">
         <w:r>
           <w:rPr>
             <w:rStyle w:val="Hipervnculo"/>
@@ -714,7 +714,7 @@
             <w:noProof/>
             <w:webHidden/>
           </w:rPr>
-          <w:instrText xml:space="preserve"> PAGEREF _Toc242830519 \h </w:instrText>
+          <w:instrText xml:space="preserve"> PAGEREF _Toc243039492 \h </w:instrText>
         </w:r>
         <w:r>
           <w:rPr>
@@ -757,7 +757,7 @@
           <w14:ligatures w14:val="standardContextual"/>
         </w:rPr>
       </w:pPr>
-      <w:hyperlink w:anchor="_Toc242830520" w:history="1">
+      <w:hyperlink w:anchor="_Toc243039493" w:history="1">
         <w:r>
           <w:rPr>
             <w:rStyle w:val="Hipervnculo"/>
@@ -784,7 +784,7 @@
             <w:noProof/>
             <w:webHidden/>
           </w:rPr>
-          <w:instrText xml:space="preserve"> PAGEREF _Toc242830520 \h </w:instrText>
+          <w:instrText xml:space="preserve"> PAGEREF _Toc243039493 \h </w:instrText>
         </w:r>
         <w:r>
           <w:rPr>
@@ -830,7 +830,7 @@
           <w14:ligatures w14:val="standardContextual"/>
         </w:rPr>
       </w:pPr>
-      <w:hyperlink w:anchor="_Toc242830521" w:history="1">
+      <w:hyperlink w:anchor="_Toc243039494" w:history="1">
         <w:r>
           <w:rPr>
             <w:rStyle w:val="Hipervnculo"/>
@@ -857,7 +857,7 @@
             <w:noProof/>
             <w:webHidden/>
           </w:rPr>
-          <w:instrText xml:space="preserve"> PAGEREF _Toc242830521 \h </w:instrText>
+          <w:instrText xml:space="preserve"> PAGEREF _Toc243039494 \h </w:instrText>
         </w:r>
         <w:r>
           <w:rPr>
@@ -903,7 +903,7 @@
           <w14:ligatures w14:val="standardContextual"/>
         </w:rPr>
       </w:pPr>
-      <w:hyperlink w:anchor="_Toc242830522" w:history="1">
+      <w:hyperlink w:anchor="_Toc243039495" w:history="1">
         <w:r>
           <w:rPr>
             <w:rStyle w:val="Hipervnculo"/>
@@ -930,7 +930,7 @@
             <w:noProof/>
             <w:webHidden/>
           </w:rPr>
-          <w:instrText xml:space="preserve"> PAGEREF _Toc242830522 \h </w:instrText>
+          <w:instrText xml:space="preserve"> PAGEREF _Toc243039495 \h </w:instrText>
         </w:r>
         <w:r>
           <w:rPr>
@@ -976,7 +976,7 @@
           <w14:ligatures w14:val="standardContextual"/>
         </w:rPr>
       </w:pPr>
-      <w:hyperlink w:anchor="_Toc242830523" w:history="1">
+      <w:hyperlink w:anchor="_Toc243039496" w:history="1">
         <w:r>
           <w:rPr>
             <w:rStyle w:val="Hipervnculo"/>
@@ -1003,7 +1003,7 @@
             <w:noProof/>
             <w:webHidden/>
           </w:rPr>
-          <w:instrText xml:space="preserve"> PAGEREF _Toc242830523 \h </w:instrText>
+          <w:instrText xml:space="preserve"> PAGEREF _Toc243039496 \h </w:instrText>
         </w:r>
         <w:r>
           <w:rPr>
@@ -1049,7 +1049,7 @@
           <w14:ligatures w14:val="standardContextual"/>
         </w:rPr>
       </w:pPr>
-      <w:hyperlink w:anchor="_Toc242830524" w:history="1">
+      <w:hyperlink w:anchor="_Toc243039497" w:history="1">
         <w:r>
           <w:rPr>
             <w:rStyle w:val="Hipervnculo"/>
@@ -1076,7 +1076,7 @@
             <w:noProof/>
             <w:webHidden/>
           </w:rPr>
-          <w:instrText xml:space="preserve"> PAGEREF _Toc242830524 \h </w:instrText>
+          <w:instrText xml:space="preserve"> PAGEREF _Toc243039497 \h </w:instrText>
         </w:r>
         <w:r>
           <w:rPr>
@@ -1134,7 +1134,7 @@
         <w:pStyle w:val="Ttulo1"/>
       </w:pPr>
       <w:bookmarkStart w:id="0" w:name="_9f22e6e94e3706d259b118e7bb6dddd97264afb"/>
-      <w:bookmarkStart w:id="1" w:name="_Toc242830515"/>
+      <w:bookmarkStart w:id="1" w:name="_Toc243039488"/>
       <w:r>
         <w:lastRenderedPageBreak/>
         <w:t>Historial de versiones</w:t>
@@ -1146,7 +1146,7 @@
         <w:pStyle w:val="FirstParagraph"/>
       </w:pPr>
       <w:r>
-        <w:t xml:space="preserve">El historial completo de versiones (v1.0.0 → v2.0.0-alpha.3), la guía de la primera versión estable y el esquema de versionamiento (Zooki SemVer) se documentan aparte en </w:t>
+        <w:t xml:space="preserve">El historial completo de versiones (v1.0.0 → v2.0.0-alpha.4), la guía de la primera versión estable y el esquema de versionamiento (Zooki SemVer) se documentan aparte en </w:t>
       </w:r>
       <w:r>
         <w:rPr>
@@ -1156,7 +1156,7 @@
         <w:t>documentacion/HistorialVersiones.md</w:t>
       </w:r>
       <w:r>
-        <w:t xml:space="preserve"> (pestaña «Historial de versiones» del portal), para no inflar esta sinopsis.</w:t>
+        <w:t xml:space="preserve"> (pestaña «Historial de versiones» del portal), para no inflar esta sinopsis. La alpha.4 está preparada para desplegar: incorpora alergias y alertas compartidas, síntomas y diagnósticos sugeridos, alertas al recetar y mapa del conocimiento; el motor de triage queda listo para integrarlo con la agenda en M4. El conocimiento está pendiente de validación veterinaria y es apoyo a la decisión, no diagnóstico automático.</w:t>
       </w:r>
     </w:p>
     <w:p>
@@ -1164,7 +1164,7 @@
         <w:pStyle w:val="Ttulo1"/>
       </w:pPr>
       <w:bookmarkStart w:id="2" w:name="_40eb1cfbc3af9bee854cb6fd2dd7fccbbbd5bef"/>
-      <w:bookmarkStart w:id="3" w:name="_Toc242830516"/>
+      <w:bookmarkStart w:id="3" w:name="_Toc243039489"/>
       <w:bookmarkEnd w:id="0"/>
       <w:r>
         <w:lastRenderedPageBreak/>
@@ -1215,7 +1215,7 @@
           <w:noProof/>
         </w:rPr>
         <w:drawing>
-          <wp:inline distT="0" distB="0" distL="0" distR="0" wp14:anchorId="51B4C203" wp14:editId="51B4C204">
+          <wp:inline distT="0" distB="0" distL="0" distR="0" wp14:anchorId="21237FCA" wp14:editId="21237FCB">
             <wp:extent cx="5939999" cy="2617788"/>
             <wp:effectExtent l="0" t="0" r="0" b="0"/>
             <wp:docPr id="14" name="Picture"/>
@@ -1224,7 +1224,7 @@
               <a:graphicData uri="http://schemas.openxmlformats.org/drawingml/2006/picture">
                 <pic:pic xmlns:pic="http://schemas.openxmlformats.org/drawingml/2006/picture">
                   <pic:nvPicPr>
-                    <pic:cNvPr id="15" name="Picture" descr="C:\Users\Usuario\AppData\Local\Temp\zooki-docs-umXhaO\readme-figura-1.png"/>
+                    <pic:cNvPr id="15" name="Picture" descr="C:\Users\Usuario\AppData\Local\Temp\zooki-docs-ykfX9U\readme-figura-1.png"/>
                     <pic:cNvPicPr>
                       <a:picLocks noChangeAspect="1" noChangeArrowheads="1"/>
                     </pic:cNvPicPr>
@@ -1262,7 +1262,7 @@
         <w:pStyle w:val="Ttulo2"/>
       </w:pPr>
       <w:bookmarkStart w:id="4" w:name="_10761f43c4828466c1f61dd939afeb8e25fa6bf"/>
-      <w:bookmarkStart w:id="5" w:name="_Toc242830517"/>
+      <w:bookmarkStart w:id="5" w:name="_Toc243039490"/>
       <w:r>
         <w:t>Estructura de Directorios</w:t>
       </w:r>
@@ -1480,7 +1480,7 @@
         <w:pStyle w:val="Ttulo1"/>
       </w:pPr>
       <w:bookmarkStart w:id="6" w:name="_afbddb14cf0a5917350b872bc54fb6e01642379"/>
-      <w:bookmarkStart w:id="7" w:name="_Toc242830518"/>
+      <w:bookmarkStart w:id="7" w:name="_Toc243039491"/>
       <w:bookmarkEnd w:id="2"/>
       <w:bookmarkEnd w:id="4"/>
       <w:r>
@@ -1494,7 +1494,7 @@
         <w:pStyle w:val="Ttulo2"/>
       </w:pPr>
       <w:bookmarkStart w:id="8" w:name="_05387fb6cc619f8aa2529950c7d4d457a3eef7c"/>
-      <w:bookmarkStart w:id="9" w:name="_Toc242830519"/>
+      <w:bookmarkStart w:id="9" w:name="_Toc243039492"/>
       <w:r>
         <w:t>Requisitos del Sistema</w:t>
       </w:r>
@@ -1580,7 +1580,7 @@
         <w:pStyle w:val="Ttulo2"/>
       </w:pPr>
       <w:bookmarkStart w:id="10" w:name="_dcf3b639bee90e6ccb2d036fcb726d64a5de47c"/>
-      <w:bookmarkStart w:id="11" w:name="_Toc242830520"/>
+      <w:bookmarkStart w:id="11" w:name="_Toc243039493"/>
       <w:bookmarkEnd w:id="8"/>
       <w:r>
         <w:t>Configuración Paso a Paso</w:t>
@@ -1676,10 +1676,7 @@
         <w:t>.env</w:t>
       </w:r>
       <w:r>
-        <w:t xml:space="preserve"> </w:t>
-      </w:r>
-      <w:r>
-        <w:t>e ingresa tus credenciales de base de datos y tu ID de cliente de Google:</w:t>
+        <w:t xml:space="preserve"> e ingresa tus credenciales de base de datos y tu ID de cliente de Google:</w:t>
       </w:r>
     </w:p>
     <w:p>
@@ -1835,7 +1832,10 @@
         <w:t>database/02_semilla.sql</w:t>
       </w:r>
       <w:r>
-        <w:t xml:space="preserve"> (roles, planes y catálogos). Luego corre </w:t>
+        <w:t xml:space="preserve"> </w:t>
+      </w:r>
+      <w:r>
+        <w:t xml:space="preserve">(roles, planes y catálogos). Luego corre </w:t>
       </w:r>
       <w:r>
         <w:rPr>
@@ -1892,7 +1892,7 @@
         <w:pStyle w:val="Ttulo1"/>
       </w:pPr>
       <w:bookmarkStart w:id="12" w:name="_5233c221c4a8823eebc12df8512a06fd868d428"/>
-      <w:bookmarkStart w:id="13" w:name="_Toc242830521"/>
+      <w:bookmarkStart w:id="13" w:name="_Toc243039494"/>
       <w:bookmarkEnd w:id="6"/>
       <w:bookmarkEnd w:id="10"/>
       <w:r>
@@ -1915,7 +1915,7 @@
         <w:t>database/01_schema.sql</w:t>
       </w:r>
       <w:r>
-        <w:t xml:space="preserve"> (las 50 tablas de la v2) y </w:t>
+        <w:t xml:space="preserve"> (las 52 tablas de la v2) y </w:t>
       </w:r>
       <w:r>
         <w:rPr>
@@ -1980,7 +1980,7 @@
         <w:t>scripts/migrar.php</w:t>
       </w:r>
       <w:r>
-        <w:t xml:space="preserve"> y después inicia Apache. Como Dokploy reconstruye el contenedor en cada despliegue, basta con subir el archivo </w:t>
+        <w:t xml:space="preserve">, carga el conocimiento si la migración terminó bien y después inicia Apache. Como Dokploy reconstruye el contenedor en cada despliegue, basta con subir el archivo </w:t>
       </w:r>
       <w:r>
         <w:rPr>
@@ -1990,6 +1990,50 @@
       </w:r>
       <w:r>
         <w:t xml:space="preserve"> nuevo junto con el código.</w:t>
+      </w:r>
+    </w:p>
+    <w:p>
+      <w:pPr>
+        <w:pStyle w:val="Textoindependiente"/>
+      </w:pPr>
+      <w:r>
+        <w:t xml:space="preserve">El Grafo I vive versionado en </w:t>
+      </w:r>
+      <w:r>
+        <w:rPr>
+          <w:rStyle w:val="VerbatimChar"/>
+        </w:rPr>
+        <w:t>database/conocimiento/</w:t>
+      </w:r>
+      <w:r>
+        <w:t xml:space="preserve">, con fuentes por elemento y validación veterinaria pendiente. En XAMPP, después de </w:t>
+      </w:r>
+      <w:r>
+        <w:rPr>
+          <w:rStyle w:val="VerbatimChar"/>
+        </w:rPr>
+        <w:t>php scripts/migrar.php</w:t>
+      </w:r>
+      <w:r>
+        <w:t xml:space="preserve">, ejecutar </w:t>
+      </w:r>
+      <w:r>
+        <w:rPr>
+          <w:rStyle w:val="VerbatimChar"/>
+        </w:rPr>
+        <w:t>php scripts/cargar_conocimiento.php</w:t>
+      </w:r>
+      <w:r>
+        <w:t xml:space="preserve">; con </w:t>
+      </w:r>
+      <w:r>
+        <w:rPr>
+          <w:rStyle w:val="VerbatimChar"/>
+        </w:rPr>
+        <w:t>--revisar</w:t>
+      </w:r>
+      <w:r>
+        <w:t xml:space="preserve"> se valida y se muestran cambios sin escribir. La carga conserva IDs, retira lógicamente y no duplica al repetir el mismo conjunto.</w:t>
       </w:r>
     </w:p>
     <w:p>
@@ -2183,7 +2227,10 @@
         <w:t>Si una falla:</w:t>
       </w:r>
       <w:r>
-        <w:t xml:space="preserve"> se detiene ahí, no la anota (se reintenta en el siguiente arranque) y Apache arranca igual para no tumbar el sitio. El error aparece en los logs del contenedor en Dokploy con el prefijo </w:t>
+        <w:t xml:space="preserve"> </w:t>
+      </w:r>
+      <w:r>
+        <w:t xml:space="preserve">se detiene ahí, no la anota (se reintenta en el siguiente arranque) y Apache arranca igual para no tumbar el sitio. El error aparece en los logs del contenedor en Dokploy con el prefijo </w:t>
       </w:r>
       <w:r>
         <w:rPr>
@@ -2257,7 +2304,10 @@
         <w:t>information_schema</w:t>
       </w:r>
       <w:r>
-        <w:t xml:space="preserve"> antes de crear una columna o un índice, y revisa si la fila existe antes de insertarla), porque en una instalación nueva la corre MySQL al crear la base y luego el migrador. Si agrega filas a un catálogo global, van en </w:t>
+        <w:t xml:space="preserve"> </w:t>
+      </w:r>
+      <w:r>
+        <w:t xml:space="preserve">antes de crear una columna o un índice, y revisa si la fila existe antes de insertarla), porque en una instalación nueva la corre MySQL al crear la base y luego el migrador. Si agrega filas a un catálogo global, van en </w:t>
       </w:r>
       <w:r>
         <w:rPr>
@@ -2320,7 +2370,7 @@
         <w:pStyle w:val="Ttulo1"/>
       </w:pPr>
       <w:bookmarkStart w:id="14" w:name="_d9c5b7939f8499c03b80e00b5d3f2be6e2dc8f7"/>
-      <w:bookmarkStart w:id="15" w:name="_Toc242830522"/>
+      <w:bookmarkStart w:id="15" w:name="_Toc243039495"/>
       <w:bookmarkEnd w:id="12"/>
       <w:r>
         <w:lastRenderedPageBreak/>
@@ -3035,7 +3085,7 @@
         <w:pStyle w:val="Ttulo1"/>
       </w:pPr>
       <w:bookmarkStart w:id="16" w:name="_42308d7be4873d2fef4c2b6ff2abcb3a9ef9d83"/>
-      <w:bookmarkStart w:id="17" w:name="_Toc242830523"/>
+      <w:bookmarkStart w:id="17" w:name="_Toc243039496"/>
       <w:bookmarkEnd w:id="14"/>
       <w:r>
         <w:lastRenderedPageBreak/>
@@ -3141,7 +3191,7 @@
         <w:pStyle w:val="Ttulo1"/>
       </w:pPr>
       <w:bookmarkStart w:id="18" w:name="_62a42e488eb8293b8c1acca966a2edbcc05788c"/>
-      <w:bookmarkStart w:id="19" w:name="_Toc242830524"/>
+      <w:bookmarkStart w:id="19" w:name="_Toc243039497"/>
       <w:bookmarkEnd w:id="16"/>
       <w:r>
         <w:lastRenderedPageBreak/>
@@ -3501,7 +3551,7 @@
               <w:noProof/>
             </w:rPr>
             <w:drawing>
-              <wp:inline distT="0" distB="0" distL="0" distR="0" wp14:anchorId="51B4C20F" wp14:editId="51B4C210">
+              <wp:inline distT="0" distB="0" distL="0" distR="0" wp14:anchorId="21237FD6" wp14:editId="21237FD7">
                 <wp:extent cx="324000" cy="324000"/>
                 <wp:effectExtent l="0" t="0" r="0" b="0"/>
                 <wp:docPr id="9001" name="Logo Zooki"/>
@@ -3661,7 +3711,7 @@
   <w:abstractNum w:abstractNumId="0" w15:restartNumberingAfterBreak="0">
     <w:nsid w:val="0000A990"/>
     <w:multiLevelType w:val="multilevel"/>
-    <w:tmpl w:val="2EB682B8"/>
+    <w:tmpl w:val="026E9EDE"/>
     <w:lvl w:ilvl="0">
       <w:numFmt w:val="bullet"/>
       <w:lvlText w:val=" "/>
@@ -3738,7 +3788,7 @@
   <w:abstractNum w:abstractNumId="1" w15:restartNumberingAfterBreak="0">
     <w:nsid w:val="0000A991"/>
     <w:multiLevelType w:val="multilevel"/>
-    <w:tmpl w:val="15CEF1FA"/>
+    <w:tmpl w:val="F0988872"/>
     <w:lvl w:ilvl="0">
       <w:numFmt w:val="bullet"/>
       <w:lvlText w:val=""/>
@@ -3842,7 +3892,7 @@
   <w:abstractNum w:abstractNumId="2" w15:restartNumberingAfterBreak="0">
     <w:nsid w:val="00A99411"/>
     <w:multiLevelType w:val="multilevel"/>
-    <w:tmpl w:val="62D883E8"/>
+    <w:tmpl w:val="32348312"/>
     <w:lvl w:ilvl="0">
       <w:start w:val="1"/>
       <w:numFmt w:val="decimal"/>
@@ -3925,19 +3975,19 @@
       </w:pPr>
     </w:lvl>
   </w:abstractNum>
-  <w:num w:numId="1" w16cid:durableId="1976525846">
+  <w:num w:numId="1" w16cid:durableId="2007659716">
     <w:abstractNumId w:val="0"/>
   </w:num>
-  <w:num w:numId="2" w16cid:durableId="1473323853">
+  <w:num w:numId="2" w16cid:durableId="994533478">
     <w:abstractNumId w:val="1"/>
   </w:num>
-  <w:num w:numId="3" w16cid:durableId="381288485">
+  <w:num w:numId="3" w16cid:durableId="370615343">
     <w:abstractNumId w:val="1"/>
   </w:num>
-  <w:num w:numId="4" w16cid:durableId="1585798858">
+  <w:num w:numId="4" w16cid:durableId="1842086379">
     <w:abstractNumId w:val="1"/>
   </w:num>
-  <w:num w:numId="5" w16cid:durableId="1588929028">
+  <w:num w:numId="5" w16cid:durableId="1574781778">
     <w:abstractNumId w:val="2"/>
     <w:lvlOverride w:ilvl="0">
       <w:startOverride w:val="1"/>
@@ -3967,13 +4017,13 @@
       <w:startOverride w:val="1"/>
     </w:lvlOverride>
   </w:num>
-  <w:num w:numId="6" w16cid:durableId="2106724990">
+  <w:num w:numId="6" w16cid:durableId="162091312">
     <w:abstractNumId w:val="1"/>
   </w:num>
-  <w:num w:numId="7" w16cid:durableId="1940016355">
+  <w:num w:numId="7" w16cid:durableId="129596416">
     <w:abstractNumId w:val="1"/>
   </w:num>
-  <w:num w:numId="8" w16cid:durableId="817383732">
+  <w:num w:numId="8" w16cid:durableId="2040423780">
     <w:abstractNumId w:val="1"/>
   </w:num>
 </w:numbering>

--- a/public/docs/descargas/readme.docx
+++ b/public/docs/descargas/readme.docx
@@ -85,7 +85,7 @@
           <w:noProof/>
         </w:rPr>
         <w:drawing>
-          <wp:inline distT="0" distB="0" distL="0" distR="0" wp14:anchorId="1B9AFDC1" wp14:editId="1B9AFDC2">
+          <wp:inline distT="0" distB="0" distL="0" distR="0" wp14:anchorId="65658693" wp14:editId="65658694">
             <wp:extent cx="395999" cy="405503"/>
             <wp:effectExtent l="0" t="0" r="0" b="0"/>
             <wp:docPr id="10" name="Picture"/>
@@ -221,7 +221,7 @@
               <w:pStyle w:val="Celda"/>
             </w:pPr>
             <w:r>
-              <w:t>22/10/2026</w:t>
+              <w:t>23/10/2026</w:t>
             </w:r>
           </w:p>
         </w:tc>
@@ -401,7 +401,7 @@
       <w:r>
         <w:fldChar w:fldCharType="separate"/>
       </w:r>
-      <w:hyperlink w:anchor="_Toc243600203" w:history="1">
+      <w:hyperlink w:anchor="_Toc243684347" w:history="1">
         <w:r>
           <w:rPr>
             <w:rStyle w:val="Hipervnculo"/>
@@ -428,7 +428,7 @@
             <w:noProof/>
             <w:webHidden/>
           </w:rPr>
-          <w:instrText xml:space="preserve"> PAGEREF _Toc243600203 \h </w:instrText>
+          <w:instrText xml:space="preserve"> PAGEREF _Toc243684347 \h </w:instrText>
         </w:r>
         <w:r>
           <w:rPr>
@@ -474,7 +474,7 @@
           <w14:ligatures w14:val="standardContextual"/>
         </w:rPr>
       </w:pPr>
-      <w:hyperlink w:anchor="_Toc243600204" w:history="1">
+      <w:hyperlink w:anchor="_Toc243684348" w:history="1">
         <w:r>
           <w:rPr>
             <w:rStyle w:val="Hipervnculo"/>
@@ -501,7 +501,7 @@
             <w:noProof/>
             <w:webHidden/>
           </w:rPr>
-          <w:instrText xml:space="preserve"> PAGEREF _Toc243600204 \h </w:instrText>
+          <w:instrText xml:space="preserve"> PAGEREF _Toc243684348 \h </w:instrText>
         </w:r>
         <w:r>
           <w:rPr>
@@ -544,7 +544,7 @@
           <w14:ligatures w14:val="standardContextual"/>
         </w:rPr>
       </w:pPr>
-      <w:hyperlink w:anchor="_Toc243600205" w:history="1">
+      <w:hyperlink w:anchor="_Toc243684349" w:history="1">
         <w:r>
           <w:rPr>
             <w:rStyle w:val="Hipervnculo"/>
@@ -571,7 +571,7 @@
             <w:noProof/>
             <w:webHidden/>
           </w:rPr>
-          <w:instrText xml:space="preserve"> PAGEREF _Toc243600205 \h </w:instrText>
+          <w:instrText xml:space="preserve"> PAGEREF _Toc243684349 \h </w:instrText>
         </w:r>
         <w:r>
           <w:rPr>
@@ -617,7 +617,7 @@
           <w14:ligatures w14:val="standardContextual"/>
         </w:rPr>
       </w:pPr>
-      <w:hyperlink w:anchor="_Toc243600206" w:history="1">
+      <w:hyperlink w:anchor="_Toc243684350" w:history="1">
         <w:r>
           <w:rPr>
             <w:rStyle w:val="Hipervnculo"/>
@@ -644,7 +644,7 @@
             <w:noProof/>
             <w:webHidden/>
           </w:rPr>
-          <w:instrText xml:space="preserve"> PAGEREF _Toc243600206 \h </w:instrText>
+          <w:instrText xml:space="preserve"> PAGEREF _Toc243684350 \h </w:instrText>
         </w:r>
         <w:r>
           <w:rPr>
@@ -687,7 +687,7 @@
           <w14:ligatures w14:val="standardContextual"/>
         </w:rPr>
       </w:pPr>
-      <w:hyperlink w:anchor="_Toc243600207" w:history="1">
+      <w:hyperlink w:anchor="_Toc243684351" w:history="1">
         <w:r>
           <w:rPr>
             <w:rStyle w:val="Hipervnculo"/>
@@ -714,7 +714,7 @@
             <w:noProof/>
             <w:webHidden/>
           </w:rPr>
-          <w:instrText xml:space="preserve"> PAGEREF _Toc243600207 \h </w:instrText>
+          <w:instrText xml:space="preserve"> PAGEREF _Toc243684351 \h </w:instrText>
         </w:r>
         <w:r>
           <w:rPr>
@@ -757,7 +757,7 @@
           <w14:ligatures w14:val="standardContextual"/>
         </w:rPr>
       </w:pPr>
-      <w:hyperlink w:anchor="_Toc243600208" w:history="1">
+      <w:hyperlink w:anchor="_Toc243684352" w:history="1">
         <w:r>
           <w:rPr>
             <w:rStyle w:val="Hipervnculo"/>
@@ -784,7 +784,7 @@
             <w:noProof/>
             <w:webHidden/>
           </w:rPr>
-          <w:instrText xml:space="preserve"> PAGEREF _Toc243600208 \h </w:instrText>
+          <w:instrText xml:space="preserve"> PAGEREF _Toc243684352 \h </w:instrText>
         </w:r>
         <w:r>
           <w:rPr>
@@ -830,7 +830,7 @@
           <w14:ligatures w14:val="standardContextual"/>
         </w:rPr>
       </w:pPr>
-      <w:hyperlink w:anchor="_Toc243600209" w:history="1">
+      <w:hyperlink w:anchor="_Toc243684353" w:history="1">
         <w:r>
           <w:rPr>
             <w:rStyle w:val="Hipervnculo"/>
@@ -857,7 +857,7 @@
             <w:noProof/>
             <w:webHidden/>
           </w:rPr>
-          <w:instrText xml:space="preserve"> PAGEREF _Toc243600209 \h </w:instrText>
+          <w:instrText xml:space="preserve"> PAGEREF _Toc243684353 \h </w:instrText>
         </w:r>
         <w:r>
           <w:rPr>
@@ -900,13 +900,13 @@
           <w14:ligatures w14:val="standardContextual"/>
         </w:rPr>
       </w:pPr>
-      <w:hyperlink w:anchor="_Toc243600210" w:history="1">
+      <w:hyperlink w:anchor="_Toc243684354" w:history="1">
         <w:r>
           <w:rPr>
             <w:rStyle w:val="Hipervnculo"/>
             <w:noProof/>
           </w:rPr>
-          <w:t>Actualizar una instalación v2 existente a alpha.5</w:t>
+          <w:t>Actualizar una instalación v2 existente a 2.0.0</w:t>
         </w:r>
         <w:r>
           <w:rPr>
@@ -927,7 +927,7 @@
             <w:noProof/>
             <w:webHidden/>
           </w:rPr>
-          <w:instrText xml:space="preserve"> PAGEREF _Toc243600210 \h </w:instrText>
+          <w:instrText xml:space="preserve"> PAGEREF _Toc243684354 \h </w:instrText>
         </w:r>
         <w:r>
           <w:rPr>
@@ -973,7 +973,7 @@
           <w14:ligatures w14:val="standardContextual"/>
         </w:rPr>
       </w:pPr>
-      <w:hyperlink w:anchor="_Toc243600211" w:history="1">
+      <w:hyperlink w:anchor="_Toc243684355" w:history="1">
         <w:r>
           <w:rPr>
             <w:rStyle w:val="Hipervnculo"/>
@@ -1000,7 +1000,7 @@
             <w:noProof/>
             <w:webHidden/>
           </w:rPr>
-          <w:instrText xml:space="preserve"> PAGEREF _Toc243600211 \h </w:instrText>
+          <w:instrText xml:space="preserve"> PAGEREF _Toc243684355 \h </w:instrText>
         </w:r>
         <w:r>
           <w:rPr>
@@ -1046,7 +1046,7 @@
           <w14:ligatures w14:val="standardContextual"/>
         </w:rPr>
       </w:pPr>
-      <w:hyperlink w:anchor="_Toc243600212" w:history="1">
+      <w:hyperlink w:anchor="_Toc243684356" w:history="1">
         <w:r>
           <w:rPr>
             <w:rStyle w:val="Hipervnculo"/>
@@ -1073,7 +1073,7 @@
             <w:noProof/>
             <w:webHidden/>
           </w:rPr>
-          <w:instrText xml:space="preserve"> PAGEREF _Toc243600212 \h </w:instrText>
+          <w:instrText xml:space="preserve"> PAGEREF _Toc243684356 \h </w:instrText>
         </w:r>
         <w:r>
           <w:rPr>
@@ -1119,7 +1119,7 @@
           <w14:ligatures w14:val="standardContextual"/>
         </w:rPr>
       </w:pPr>
-      <w:hyperlink w:anchor="_Toc243600213" w:history="1">
+      <w:hyperlink w:anchor="_Toc243684357" w:history="1">
         <w:r>
           <w:rPr>
             <w:rStyle w:val="Hipervnculo"/>
@@ -1146,7 +1146,7 @@
             <w:noProof/>
             <w:webHidden/>
           </w:rPr>
-          <w:instrText xml:space="preserve"> PAGEREF _Toc243600213 \h </w:instrText>
+          <w:instrText xml:space="preserve"> PAGEREF _Toc243684357 \h </w:instrText>
         </w:r>
         <w:r>
           <w:rPr>
@@ -1204,7 +1204,7 @@
         <w:pStyle w:val="Ttulo1"/>
       </w:pPr>
       <w:bookmarkStart w:id="0" w:name="_9f22e6e94e3706d259b118e7bb6dddd97264afb"/>
-      <w:bookmarkStart w:id="1" w:name="_Toc243600203"/>
+      <w:bookmarkStart w:id="1" w:name="_Toc243684347"/>
       <w:r>
         <w:lastRenderedPageBreak/>
         <w:t>Historial de versiones</w:t>
@@ -1216,7 +1216,7 @@
         <w:pStyle w:val="FirstParagraph"/>
       </w:pPr>
       <w:r>
-        <w:t xml:space="preserve">El historial completo de versiones (v1.0.0 → v2.0.0-alpha.5), la guía de la primera versión estable y el esquema de versionamiento (Zooki SemVer) se documentan aparte en </w:t>
+        <w:t xml:space="preserve">El historial completo de versiones (v1.0.0 → v2.0.0), la guía de la primera versión estable y el esquema de versionamiento (Zooki SemVer) se documentan aparte en </w:t>
       </w:r>
       <w:r>
         <w:rPr>
@@ -1233,10 +1233,10 @@
           <w:b/>
           <w:bCs/>
         </w:rPr>
-        <w:t>2.0.0-alpha.5</w:t>
-      </w:r>
-      <w:r>
-        <w:t xml:space="preserve">: agenda con triage, disponibilidad coordinada, Grafo II, urgencias, ausencias, llegadas y el nuevo Inicio del veterinario. Su publicación requiere las verificaciones y la integración del dueño; la versión de producción se confirma después del despliegue. </w:t>
+        <w:t>2.0.0</w:t>
+      </w:r>
+      <w:r>
+        <w:t xml:space="preserve">: plataforma SaaS, portal multi-clínica, historia clínica y Grafo I, agenda inteligente con Grafo II y carnet público de emergencia con QR, escaneos y ubicación optativa. Su publicación requiere la revisión e integración del dueño; la versión de producción se confirma después del despliegue. </w:t>
       </w:r>
       <w:r>
         <w:t>El conocimiento está pendiente de validación veterinaria y es apoyo a la decisión, no diagnóstico automático.</w:t>
@@ -1244,10 +1244,18 @@
     </w:p>
     <w:p>
       <w:pPr>
+        <w:pStyle w:val="Textoindependiente"/>
+      </w:pPr>
+      <w:r>
+        <w:t>Salvedad acordada para el cierre: el QR del portal en el correo de alta (RE-5.8.4) se entregará aparte; el correo conserva el enlace de acceso. El carnet QR de emergencia de la mascota sí está incluido en 2.0.0.</w:t>
+      </w:r>
+    </w:p>
+    <w:p>
+      <w:pPr>
         <w:pStyle w:val="Ttulo1"/>
       </w:pPr>
       <w:bookmarkStart w:id="2" w:name="_40eb1cfbc3af9bee854cb6fd2dd7fccbbbd5bef"/>
-      <w:bookmarkStart w:id="3" w:name="_Toc243600204"/>
+      <w:bookmarkStart w:id="3" w:name="_Toc243684348"/>
       <w:bookmarkEnd w:id="0"/>
       <w:r>
         <w:lastRenderedPageBreak/>
@@ -1298,7 +1306,7 @@
           <w:noProof/>
         </w:rPr>
         <w:drawing>
-          <wp:inline distT="0" distB="0" distL="0" distR="0" wp14:anchorId="1B9AFDC3" wp14:editId="1B9AFDC4">
+          <wp:inline distT="0" distB="0" distL="0" distR="0" wp14:anchorId="65658695" wp14:editId="65658696">
             <wp:extent cx="5939999" cy="2617788"/>
             <wp:effectExtent l="0" t="0" r="0" b="0"/>
             <wp:docPr id="14" name="Picture"/>
@@ -1307,7 +1315,7 @@
               <a:graphicData uri="http://schemas.openxmlformats.org/drawingml/2006/picture">
                 <pic:pic xmlns:pic="http://schemas.openxmlformats.org/drawingml/2006/picture">
                   <pic:nvPicPr>
-                    <pic:cNvPr id="15" name="Picture" descr="C:\Users\Usuario\AppData\Local\Temp\zooki-docs-goWLsK\readme-figura-1.png"/>
+                    <pic:cNvPr id="15" name="Picture" descr="C:\Users\Usuario\AppData\Local\Temp\zooki-docs-E79pSq\readme-figura-1.png"/>
                     <pic:cNvPicPr>
                       <a:picLocks noChangeAspect="1" noChangeArrowheads="1"/>
                     </pic:cNvPicPr>
@@ -1345,7 +1353,7 @@
         <w:pStyle w:val="Ttulo2"/>
       </w:pPr>
       <w:bookmarkStart w:id="4" w:name="_10761f43c4828466c1f61dd939afeb8e25fa6bf"/>
-      <w:bookmarkStart w:id="5" w:name="_Toc243600205"/>
+      <w:bookmarkStart w:id="5" w:name="_Toc243684349"/>
       <w:r>
         <w:t>Estructura de Directorios</w:t>
       </w:r>
@@ -1563,7 +1571,7 @@
         <w:pStyle w:val="Ttulo1"/>
       </w:pPr>
       <w:bookmarkStart w:id="6" w:name="_afbddb14cf0a5917350b872bc54fb6e01642379"/>
-      <w:bookmarkStart w:id="7" w:name="_Toc243600206"/>
+      <w:bookmarkStart w:id="7" w:name="_Toc243684350"/>
       <w:bookmarkEnd w:id="2"/>
       <w:bookmarkEnd w:id="4"/>
       <w:r>
@@ -1577,7 +1585,7 @@
         <w:pStyle w:val="Ttulo2"/>
       </w:pPr>
       <w:bookmarkStart w:id="8" w:name="_05387fb6cc619f8aa2529950c7d4d457a3eef7c"/>
-      <w:bookmarkStart w:id="9" w:name="_Toc243600207"/>
+      <w:bookmarkStart w:id="9" w:name="_Toc243684351"/>
       <w:r>
         <w:t>Requisitos del Sistema</w:t>
       </w:r>
@@ -1663,7 +1671,7 @@
         <w:pStyle w:val="Ttulo2"/>
       </w:pPr>
       <w:bookmarkStart w:id="10" w:name="_dcf3b639bee90e6ccb2d036fcb726d64a5de47c"/>
-      <w:bookmarkStart w:id="11" w:name="_Toc243600208"/>
+      <w:bookmarkStart w:id="11" w:name="_Toc243684352"/>
       <w:bookmarkEnd w:id="8"/>
       <w:r>
         <w:t>Configuración Paso a Paso</w:t>
@@ -1759,10 +1767,7 @@
         <w:t>.env</w:t>
       </w:r>
       <w:r>
-        <w:t xml:space="preserve"> </w:t>
-      </w:r>
-      <w:r>
-        <w:t>e ingresa tus credenciales de base de datos y tu ID de cliente de Google:</w:t>
+        <w:t xml:space="preserve"> e ingresa tus credenciales de base de datos y tu ID de cliente de Google:</w:t>
       </w:r>
     </w:p>
     <w:p>
@@ -1844,7 +1849,10 @@
         <w:t>Configuración de Servidor Local (Virtual Host):</w:t>
       </w:r>
       <w:r>
-        <w:t xml:space="preserve"> Se recomienda configurar un Host Virtual que apunte al directorio </w:t>
+        <w:t xml:space="preserve"> </w:t>
+      </w:r>
+      <w:r>
+        <w:t xml:space="preserve">Se recomienda configurar un Host Virtual que apunte al directorio </w:t>
       </w:r>
       <w:r>
         <w:rPr>
@@ -1955,10 +1963,7 @@
         <w:t>php scripts/crear_superadmin.php</w:t>
       </w:r>
       <w:r>
-        <w:t xml:space="preserve"> </w:t>
-      </w:r>
-      <w:r>
-        <w:t xml:space="preserve">pide por consola el correo, el nombre y la contraseña (sin mostrarla) y crea la cuenta de la plataforma. Se niega si el correo ya existe. Ninguna credencial queda en el código ni en el SQL. En producción: </w:t>
+        <w:t xml:space="preserve"> pide por consola el correo, el nombre y la contraseña (sin mostrarla) y crea la cuenta de la plataforma. Se niega si el correo ya existe. Ninguna credencial queda en el código ni en el SQL. En producción: </w:t>
       </w:r>
       <w:r>
         <w:rPr>
@@ -1975,7 +1980,7 @@
         <w:pStyle w:val="Ttulo1"/>
       </w:pPr>
       <w:bookmarkStart w:id="12" w:name="_5233c221c4a8823eebc12df8512a06fd868d428"/>
-      <w:bookmarkStart w:id="13" w:name="_Toc243600209"/>
+      <w:bookmarkStart w:id="13" w:name="_Toc243684353"/>
       <w:bookmarkEnd w:id="6"/>
       <w:bookmarkEnd w:id="10"/>
       <w:r>
@@ -1998,7 +2003,7 @@
         <w:t>database/01_schema.sql</w:t>
       </w:r>
       <w:r>
-        <w:t xml:space="preserve"> (las 58 tablas del esquema actual) y </w:t>
+        <w:t xml:space="preserve"> (las 59 tablas del esquema actual) y </w:t>
       </w:r>
       <w:r>
         <w:rPr>
@@ -2016,10 +2021,7 @@
         <w:t>database/NN_nombre.sql</w:t>
       </w:r>
       <w:r>
-        <w:t xml:space="preserve"> </w:t>
-      </w:r>
-      <w:r>
-        <w:t xml:space="preserve">con número </w:t>
+        <w:t xml:space="preserve"> con número </w:t>
       </w:r>
       <w:r>
         <w:rPr>
@@ -2080,12 +2082,32 @@
     </w:p>
     <w:p>
       <w:pPr>
+        <w:pStyle w:val="Textoindependiente"/>
+      </w:pPr>
+      <w:r>
+        <w:t xml:space="preserve">El carnet público requiere </w:t>
+      </w:r>
+      <w:r>
+        <w:rPr>
+          <w:rStyle w:val="VerbatimChar"/>
+        </w:rPr>
+        <w:t>CARNET_IP_SECRETO</w:t>
+      </w:r>
+      <w:r>
+        <w:t xml:space="preserve"> </w:t>
+      </w:r>
+      <w:r>
+        <w:t>como variable del entorno de PHP (XAMPP o Dokploy), con al menos 32 caracteres aleatorios. Se usa para el HMAC de IP y el comprobante de ubicación; no se publica ni se escribe su valor en el repositorio. La migración 11 crea el contador de accesos sin mascota ni token. Sin el secreto el acceso público falla de forma segura con 503; las demás funciones conservan su acceso habitual.</w:t>
+      </w:r>
+    </w:p>
+    <w:p>
+      <w:pPr>
         <w:pStyle w:val="Ttulo2"/>
       </w:pPr>
-      <w:bookmarkStart w:id="14" w:name="_f4299c1ff8e9f7a1407b1d9e14a82daeba9728c"/>
-      <w:bookmarkStart w:id="15" w:name="_Toc243600210"/>
-      <w:r>
-        <w:t>Actualizar una instalación v2 existente a alpha.5</w:t>
+      <w:bookmarkStart w:id="14" w:name="_13ae8febf1c4ffdbdf02b2d74eba8a55085e222"/>
+      <w:bookmarkStart w:id="15" w:name="_Toc243684354"/>
+      <w:r>
+        <w:t>Actualizar una instalación v2 existente a 2.0.0</w:t>
       </w:r>
       <w:bookmarkEnd w:id="15"/>
     </w:p>
@@ -2094,7 +2116,7 @@
         <w:pStyle w:val="FirstParagraph"/>
       </w:pPr>
       <w:r>
-        <w:t xml:space="preserve">La actualización desde alpha.4 conserva la base y los archivos: </w:t>
+        <w:t xml:space="preserve">La actualización desde alpha.5 conserva la base y los archivos: </w:t>
       </w:r>
       <w:r>
         <w:rPr>
@@ -2104,7 +2126,7 @@
         <w:t>no se vuelve a importar 01/02 ni se reinician los volúmenes</w:t>
       </w:r>
       <w:r>
-        <w:t xml:space="preserve">. El arranque aplica las migraciones 08, 09 y 10 pendientes y la semilla idempotente. Antes de integrar a </w:t>
+        <w:t xml:space="preserve">. El arranque aplica la migración 11 pendiente y la semilla idempotente; si se parte de una alfa anterior, también aplica sus migraciones pendientes. Antes de integrar a </w:t>
       </w:r>
       <w:r>
         <w:rPr>
@@ -2146,7 +2168,7 @@
           <w:b/>
           <w:bCs/>
         </w:rPr>
-        <w:t>2.0.0-alpha.5</w:t>
+        <w:t>2.0.0</w:t>
       </w:r>
       <w:r>
         <w:t xml:space="preserve"> en el contenedor y en pantalla. Apache también puede arrancar aunque falle una migración: que abra el sitio no acredita una actualización correcta. Se conserva el Schedule existente de </w:t>
@@ -2158,7 +2180,16 @@
         <w:t>scripts/vigilar_atenciones.php</w:t>
       </w:r>
       <w:r>
-        <w:t xml:space="preserve"> cada cinco minutos: ahora procesa también la cascada y los eventos pendientes de agenda; no depende de abrir el calendario ni requiere duplicar ese trabajador.</w:t>
+        <w:t xml:space="preserve"> cada cinco minutos; no depende de abrir el calendario ni requiere duplicar ese trabajador. El carnet usa el correo configurado y exige </w:t>
+      </w:r>
+      <w:r>
+        <w:rPr>
+          <w:rStyle w:val="VerbatimChar"/>
+        </w:rPr>
+        <w:t>CARNET_IP_SECRETO</w:t>
+      </w:r>
+      <w:r>
+        <w:t xml:space="preserve"> en el entorno de PHP antes de probar su acceso público.</w:t>
       </w:r>
     </w:p>
     <w:p>
@@ -2175,10 +2206,7 @@
         <w:t>database/conocimiento/</w:t>
       </w:r>
       <w:r>
-        <w:t xml:space="preserve">, con fuentes por elemento y validación veterinaria pendiente. </w:t>
-      </w:r>
-      <w:r>
-        <w:t xml:space="preserve">En XAMPP, después de </w:t>
+        <w:t xml:space="preserve">, con fuentes por elemento y validación veterinaria pendiente. En XAMPP, después de </w:t>
       </w:r>
       <w:r>
         <w:rPr>
@@ -2233,7 +2261,10 @@
         <w:t>db_data</w:t>
       </w:r>
       <w:r>
-        <w:t xml:space="preserve"> está vacío, MySQL ejecuta en orden alfabético los </w:t>
+        <w:t xml:space="preserve"> </w:t>
+      </w:r>
+      <w:r>
+        <w:t xml:space="preserve">está vacío, MySQL ejecuta en orden alfabético los </w:t>
       </w:r>
       <w:r>
         <w:rPr>
@@ -2297,10 +2328,7 @@
         <w:t>Registro:</w:t>
       </w:r>
       <w:r>
-        <w:t xml:space="preserve"> </w:t>
-      </w:r>
-      <w:r>
-        <w:t xml:space="preserve">cada migración aplicada queda en la tabla </w:t>
+        <w:t xml:space="preserve"> cada migración aplicada queda en la tabla </w:t>
       </w:r>
       <w:r>
         <w:rPr>
@@ -2346,7 +2374,10 @@
         <w:t>INSERT IGNORE</w:t>
       </w:r>
       <w:r>
-        <w:t xml:space="preserve"> con claves explícitas e índices únicos) y nunca sobrescribe: un precio o un nombre cambiados desde la plataforma se conservan.</w:t>
+        <w:t xml:space="preserve"> </w:t>
+      </w:r>
+      <w:r>
+        <w:t>con claves explícitas e índices únicos) y nunca sobrescribe: un precio o un nombre cambiados desde la plataforma se conservan.</w:t>
       </w:r>
     </w:p>
     <w:p>
@@ -2362,6 +2393,7 @@
           <w:b/>
           <w:bCs/>
         </w:rPr>
+        <w:lastRenderedPageBreak/>
         <w:t>Base v1:</w:t>
       </w:r>
       <w:r>
@@ -2427,7 +2459,6 @@
           <w:b/>
           <w:bCs/>
         </w:rPr>
-        <w:lastRenderedPageBreak/>
         <w:t>En local:</w:t>
       </w:r>
       <w:r>
@@ -2505,7 +2536,10 @@
         <w:t>CI:</w:t>
       </w:r>
       <w:r>
-        <w:t xml:space="preserve"> GitHub Actions carga </w:t>
+        <w:t xml:space="preserve"> </w:t>
+      </w:r>
+      <w:r>
+        <w:t xml:space="preserve">GitHub Actions carga </w:t>
       </w:r>
       <w:r>
         <w:rPr>
@@ -2540,7 +2574,7 @@
         <w:pStyle w:val="Ttulo1"/>
       </w:pPr>
       <w:bookmarkStart w:id="16" w:name="_d9c5b7939f8499c03b80e00b5d3f2be6e2dc8f7"/>
-      <w:bookmarkStart w:id="17" w:name="_Toc243600211"/>
+      <w:bookmarkStart w:id="17" w:name="_Toc243684355"/>
       <w:bookmarkEnd w:id="12"/>
       <w:bookmarkEnd w:id="14"/>
       <w:r>
@@ -2819,7 +2853,10 @@
         <w:t>mascota_clinica</w:t>
       </w:r>
       <w:r>
-        <w:t xml:space="preserve"> (vínculo y número de historia por clínica), </w:t>
+        <w:t xml:space="preserve"> </w:t>
+      </w:r>
+      <w:r>
+        <w:t xml:space="preserve">(vínculo y número de historia por clínica), </w:t>
       </w:r>
       <w:r>
         <w:rPr>
@@ -3256,7 +3293,7 @@
         <w:pStyle w:val="Ttulo1"/>
       </w:pPr>
       <w:bookmarkStart w:id="18" w:name="_42308d7be4873d2fef4c2b6ff2abcb3a9ef9d83"/>
-      <w:bookmarkStart w:id="19" w:name="_Toc243600212"/>
+      <w:bookmarkStart w:id="19" w:name="_Toc243684356"/>
       <w:bookmarkEnd w:id="16"/>
       <w:r>
         <w:lastRenderedPageBreak/>
@@ -3279,7 +3316,10 @@
         <w:t>SOLID</w:t>
       </w:r>
       <w:r>
-        <w:t xml:space="preserve"> para asegurar un código mantenible a medida que el sistema escala, adaptándolos pragmáticamente a un entorno PHP nativo rápido:</w:t>
+        <w:t xml:space="preserve"> </w:t>
+      </w:r>
+      <w:r>
+        <w:t>para asegurar un código mantenible a medida que el sistema escala, adaptándolos pragmáticamente a un entorno PHP nativo rápido:</w:t>
       </w:r>
     </w:p>
     <w:p>
@@ -3354,7 +3394,10 @@
         <w:t>Nota:</w:t>
       </w:r>
       <w:r>
-        <w:t xml:space="preserve"> Para mantener la ligereza y rapidez en las operaciones CRUD, ciertos flujos de bases de datos y controladores acoplan directamente lógica para evitar sobrecarga de abstracciones innecesarias.</w:t>
+        <w:t xml:space="preserve"> </w:t>
+      </w:r>
+      <w:r>
+        <w:t>Para mantener la ligereza y rapidez en las operaciones CRUD, ciertos flujos de bases de datos y controladores acoplan directamente lógica para evitar sobrecarga de abstracciones innecesarias.</w:t>
       </w:r>
     </w:p>
     <w:p>
@@ -3362,7 +3405,7 @@
         <w:pStyle w:val="Ttulo1"/>
       </w:pPr>
       <w:bookmarkStart w:id="20" w:name="_62a42e488eb8293b8c1acca966a2edbcc05788c"/>
-      <w:bookmarkStart w:id="21" w:name="_Toc243600213"/>
+      <w:bookmarkStart w:id="21" w:name="_Toc243684357"/>
       <w:bookmarkEnd w:id="18"/>
       <w:r>
         <w:lastRenderedPageBreak/>
@@ -3408,7 +3451,10 @@
         <w:t>zooki_test_base_v2</w:t>
       </w:r>
       <w:r>
-        <w:t xml:space="preserve"> y borra esa base en cada prueba. No se debe apuntar a una base de trabajo. Los subprocesos PHP heredan la guarda mediante </w:t>
+        <w:t xml:space="preserve"> </w:t>
+      </w:r>
+      <w:r>
+        <w:t xml:space="preserve">y borra esa base en cada prueba. No se debe apuntar a una base de trabajo. Los subprocesos PHP heredan la guarda mediante </w:t>
       </w:r>
       <w:r>
         <w:rPr>
@@ -3585,7 +3631,10 @@
         <w:t>scripts/limpiar_cuentas_pendientes.php</w:t>
       </w:r>
       <w:r>
-        <w:t xml:space="preserve"> limpia altas vencidas de personal y clínicas; no elimina identidades preexistentes al registrar una clínica.</w:t>
+        <w:t xml:space="preserve"> </w:t>
+      </w:r>
+      <w:r>
+        <w:t>limpia altas vencidas de personal y clínicas; no elimina identidades preexistentes al registrar una clínica.</w:t>
       </w:r>
       <w:bookmarkEnd w:id="20"/>
     </w:p>
@@ -3722,7 +3771,7 @@
               <w:noProof/>
             </w:rPr>
             <w:drawing>
-              <wp:inline distT="0" distB="0" distL="0" distR="0" wp14:anchorId="1B9AFDCF" wp14:editId="1B9AFDD0">
+              <wp:inline distT="0" distB="0" distL="0" distR="0" wp14:anchorId="656586A1" wp14:editId="656586A2">
                 <wp:extent cx="324000" cy="324000"/>
                 <wp:effectExtent l="0" t="0" r="0" b="0"/>
                 <wp:docPr id="9001" name="Logo Zooki"/>
@@ -3882,7 +3931,7 @@
   <w:abstractNum w:abstractNumId="0" w15:restartNumberingAfterBreak="0">
     <w:nsid w:val="0000A990"/>
     <w:multiLevelType w:val="multilevel"/>
-    <w:tmpl w:val="4C0257A6"/>
+    <w:tmpl w:val="B8C8550C"/>
     <w:lvl w:ilvl="0">
       <w:numFmt w:val="bullet"/>
       <w:lvlText w:val=" "/>
@@ -3959,7 +4008,7 @@
   <w:abstractNum w:abstractNumId="1" w15:restartNumberingAfterBreak="0">
     <w:nsid w:val="0000A991"/>
     <w:multiLevelType w:val="multilevel"/>
-    <w:tmpl w:val="C9347E90"/>
+    <w:tmpl w:val="753607B8"/>
     <w:lvl w:ilvl="0">
       <w:numFmt w:val="bullet"/>
       <w:lvlText w:val=""/>
@@ -4063,7 +4112,7 @@
   <w:abstractNum w:abstractNumId="2" w15:restartNumberingAfterBreak="0">
     <w:nsid w:val="00A99411"/>
     <w:multiLevelType w:val="multilevel"/>
-    <w:tmpl w:val="F0A2036E"/>
+    <w:tmpl w:val="F09AFE04"/>
     <w:lvl w:ilvl="0">
       <w:start w:val="1"/>
       <w:numFmt w:val="decimal"/>
@@ -4146,19 +4195,19 @@
       </w:pPr>
     </w:lvl>
   </w:abstractNum>
-  <w:num w:numId="1" w16cid:durableId="1647002687">
+  <w:num w:numId="1" w16cid:durableId="363292259">
     <w:abstractNumId w:val="0"/>
   </w:num>
-  <w:num w:numId="2" w16cid:durableId="1477452925">
+  <w:num w:numId="2" w16cid:durableId="137695480">
     <w:abstractNumId w:val="1"/>
   </w:num>
-  <w:num w:numId="3" w16cid:durableId="594870519">
+  <w:num w:numId="3" w16cid:durableId="104541678">
     <w:abstractNumId w:val="1"/>
   </w:num>
-  <w:num w:numId="4" w16cid:durableId="750203685">
+  <w:num w:numId="4" w16cid:durableId="757796516">
     <w:abstractNumId w:val="1"/>
   </w:num>
-  <w:num w:numId="5" w16cid:durableId="1228761444">
+  <w:num w:numId="5" w16cid:durableId="2081558316">
     <w:abstractNumId w:val="2"/>
     <w:lvlOverride w:ilvl="0">
       <w:startOverride w:val="1"/>
@@ -4188,13 +4237,13 @@
       <w:startOverride w:val="1"/>
     </w:lvlOverride>
   </w:num>
-  <w:num w:numId="6" w16cid:durableId="1998535827">
+  <w:num w:numId="6" w16cid:durableId="2098404788">
     <w:abstractNumId w:val="1"/>
   </w:num>
-  <w:num w:numId="7" w16cid:durableId="1127700775">
+  <w:num w:numId="7" w16cid:durableId="731582371">
     <w:abstractNumId w:val="1"/>
   </w:num>
-  <w:num w:numId="8" w16cid:durableId="331877271">
+  <w:num w:numId="8" w16cid:durableId="838425291">
     <w:abstractNumId w:val="1"/>
   </w:num>
 </w:numbering>

--- a/public/docs/descargas/readme.docx
+++ b/public/docs/descargas/readme.docx
@@ -21,7 +21,7 @@
         <w:pStyle w:val="PortadaProyecto"/>
       </w:pPr>
       <w:r>
-        <w:t>Proyecto: Zooki v2.0</w:t>
+        <w:t>Proyecto: Zooki v2.1</w:t>
       </w:r>
     </w:p>
     <w:p>
@@ -85,7 +85,7 @@
           <w:noProof/>
         </w:rPr>
         <w:drawing>
-          <wp:inline distT="0" distB="0" distL="0" distR="0" wp14:anchorId="65658693" wp14:editId="65658694">
+          <wp:inline distT="0" distB="0" distL="0" distR="0" wp14:anchorId="11C51E91" wp14:editId="11C51E92">
             <wp:extent cx="395999" cy="405503"/>
             <wp:effectExtent l="0" t="0" r="0" b="0"/>
             <wp:docPr id="10" name="Picture"/>
@@ -221,7 +221,7 @@
               <w:pStyle w:val="Celda"/>
             </w:pPr>
             <w:r>
-              <w:t>23/10/2026</w:t>
+              <w:t>25/10/2026</w:t>
             </w:r>
           </w:p>
         </w:tc>
@@ -401,7 +401,7 @@
       <w:r>
         <w:fldChar w:fldCharType="separate"/>
       </w:r>
-      <w:hyperlink w:anchor="_Toc243684347" w:history="1">
+      <w:hyperlink w:anchor="_Toc243862286" w:history="1">
         <w:r>
           <w:rPr>
             <w:rStyle w:val="Hipervnculo"/>
@@ -428,7 +428,7 @@
             <w:noProof/>
             <w:webHidden/>
           </w:rPr>
-          <w:instrText xml:space="preserve"> PAGEREF _Toc243684347 \h </w:instrText>
+          <w:instrText xml:space="preserve"> PAGEREF _Toc243862286 \h </w:instrText>
         </w:r>
         <w:r>
           <w:rPr>
@@ -474,7 +474,7 @@
           <w14:ligatures w14:val="standardContextual"/>
         </w:rPr>
       </w:pPr>
-      <w:hyperlink w:anchor="_Toc243684348" w:history="1">
+      <w:hyperlink w:anchor="_Toc243862287" w:history="1">
         <w:r>
           <w:rPr>
             <w:rStyle w:val="Hipervnculo"/>
@@ -501,7 +501,7 @@
             <w:noProof/>
             <w:webHidden/>
           </w:rPr>
-          <w:instrText xml:space="preserve"> PAGEREF _Toc243684348 \h </w:instrText>
+          <w:instrText xml:space="preserve"> PAGEREF _Toc243862287 \h </w:instrText>
         </w:r>
         <w:r>
           <w:rPr>
@@ -544,7 +544,7 @@
           <w14:ligatures w14:val="standardContextual"/>
         </w:rPr>
       </w:pPr>
-      <w:hyperlink w:anchor="_Toc243684349" w:history="1">
+      <w:hyperlink w:anchor="_Toc243862288" w:history="1">
         <w:r>
           <w:rPr>
             <w:rStyle w:val="Hipervnculo"/>
@@ -571,7 +571,7 @@
             <w:noProof/>
             <w:webHidden/>
           </w:rPr>
-          <w:instrText xml:space="preserve"> PAGEREF _Toc243684349 \h </w:instrText>
+          <w:instrText xml:space="preserve"> PAGEREF _Toc243862288 \h </w:instrText>
         </w:r>
         <w:r>
           <w:rPr>
@@ -617,7 +617,7 @@
           <w14:ligatures w14:val="standardContextual"/>
         </w:rPr>
       </w:pPr>
-      <w:hyperlink w:anchor="_Toc243684350" w:history="1">
+      <w:hyperlink w:anchor="_Toc243862289" w:history="1">
         <w:r>
           <w:rPr>
             <w:rStyle w:val="Hipervnculo"/>
@@ -644,7 +644,7 @@
             <w:noProof/>
             <w:webHidden/>
           </w:rPr>
-          <w:instrText xml:space="preserve"> PAGEREF _Toc243684350 \h </w:instrText>
+          <w:instrText xml:space="preserve"> PAGEREF _Toc243862289 \h </w:instrText>
         </w:r>
         <w:r>
           <w:rPr>
@@ -687,7 +687,7 @@
           <w14:ligatures w14:val="standardContextual"/>
         </w:rPr>
       </w:pPr>
-      <w:hyperlink w:anchor="_Toc243684351" w:history="1">
+      <w:hyperlink w:anchor="_Toc243862290" w:history="1">
         <w:r>
           <w:rPr>
             <w:rStyle w:val="Hipervnculo"/>
@@ -714,7 +714,7 @@
             <w:noProof/>
             <w:webHidden/>
           </w:rPr>
-          <w:instrText xml:space="preserve"> PAGEREF _Toc243684351 \h </w:instrText>
+          <w:instrText xml:space="preserve"> PAGEREF _Toc243862290 \h </w:instrText>
         </w:r>
         <w:r>
           <w:rPr>
@@ -757,7 +757,7 @@
           <w14:ligatures w14:val="standardContextual"/>
         </w:rPr>
       </w:pPr>
-      <w:hyperlink w:anchor="_Toc243684352" w:history="1">
+      <w:hyperlink w:anchor="_Toc243862291" w:history="1">
         <w:r>
           <w:rPr>
             <w:rStyle w:val="Hipervnculo"/>
@@ -784,7 +784,7 @@
             <w:noProof/>
             <w:webHidden/>
           </w:rPr>
-          <w:instrText xml:space="preserve"> PAGEREF _Toc243684352 \h </w:instrText>
+          <w:instrText xml:space="preserve"> PAGEREF _Toc243862291 \h </w:instrText>
         </w:r>
         <w:r>
           <w:rPr>
@@ -830,7 +830,7 @@
           <w14:ligatures w14:val="standardContextual"/>
         </w:rPr>
       </w:pPr>
-      <w:hyperlink w:anchor="_Toc243684353" w:history="1">
+      <w:hyperlink w:anchor="_Toc243862292" w:history="1">
         <w:r>
           <w:rPr>
             <w:rStyle w:val="Hipervnculo"/>
@@ -857,7 +857,7 @@
             <w:noProof/>
             <w:webHidden/>
           </w:rPr>
-          <w:instrText xml:space="preserve"> PAGEREF _Toc243684353 \h </w:instrText>
+          <w:instrText xml:space="preserve"> PAGEREF _Toc243862292 \h </w:instrText>
         </w:r>
         <w:r>
           <w:rPr>
@@ -900,13 +900,13 @@
           <w14:ligatures w14:val="standardContextual"/>
         </w:rPr>
       </w:pPr>
-      <w:hyperlink w:anchor="_Toc243684354" w:history="1">
+      <w:hyperlink w:anchor="_Toc243862293" w:history="1">
         <w:r>
           <w:rPr>
             <w:rStyle w:val="Hipervnculo"/>
             <w:noProof/>
           </w:rPr>
-          <w:t>Actualizar una instalación v2 existente a 2.0.0</w:t>
+          <w:t>Actualizar una instalación v2 existente a 2.1.0</w:t>
         </w:r>
         <w:r>
           <w:rPr>
@@ -927,7 +927,77 @@
             <w:noProof/>
             <w:webHidden/>
           </w:rPr>
-          <w:instrText xml:space="preserve"> PAGEREF _Toc243684354 \h </w:instrText>
+          <w:instrText xml:space="preserve"> PAGEREF _Toc243862293 \h </w:instrText>
+        </w:r>
+        <w:r>
+          <w:rPr>
+            <w:noProof/>
+            <w:webHidden/>
+          </w:rPr>
+        </w:r>
+        <w:r>
+          <w:rPr>
+            <w:noProof/>
+            <w:webHidden/>
+          </w:rPr>
+          <w:fldChar w:fldCharType="separate"/>
+        </w:r>
+        <w:r>
+          <w:rPr>
+            <w:noProof/>
+            <w:webHidden/>
+          </w:rPr>
+          <w:t>8</w:t>
+        </w:r>
+        <w:r>
+          <w:rPr>
+            <w:noProof/>
+            <w:webHidden/>
+          </w:rPr>
+          <w:fldChar w:fldCharType="end"/>
+        </w:r>
+      </w:hyperlink>
+    </w:p>
+    <w:p>
+      <w:pPr>
+        <w:pStyle w:val="TDC2"/>
+        <w:rPr>
+          <w:rFonts w:asciiTheme="minorHAnsi" w:eastAsiaTheme="minorEastAsia" w:hAnsiTheme="minorHAnsi" w:cstheme="minorBidi"/>
+          <w:noProof/>
+          <w:kern w:val="2"/>
+          <w:sz w:val="24"/>
+          <w:szCs w:val="24"/>
+          <w14:ligatures w14:val="standardContextual"/>
+        </w:rPr>
+      </w:pPr>
+      <w:hyperlink w:anchor="_Toc243862294" w:history="1">
+        <w:r>
+          <w:rPr>
+            <w:rStyle w:val="Hipervnculo"/>
+            <w:noProof/>
+          </w:rPr>
+          <w:t>Suscripciones y Wompi en Docker/Dokploy y XAMPP</w:t>
+        </w:r>
+        <w:r>
+          <w:rPr>
+            <w:noProof/>
+            <w:webHidden/>
+          </w:rPr>
+          <w:tab/>
+        </w:r>
+        <w:r>
+          <w:rPr>
+            <w:noProof/>
+            <w:webHidden/>
+          </w:rPr>
+          <w:fldChar w:fldCharType="begin"/>
+        </w:r>
+        <w:r>
+          <w:rPr>
+            <w:noProof/>
+            <w:webHidden/>
+          </w:rPr>
+          <w:instrText xml:space="preserve"> PAGEREF _Toc243862294 \h </w:instrText>
         </w:r>
         <w:r>
           <w:rPr>
@@ -973,7 +1043,7 @@
           <w14:ligatures w14:val="standardContextual"/>
         </w:rPr>
       </w:pPr>
-      <w:hyperlink w:anchor="_Toc243684355" w:history="1">
+      <w:hyperlink w:anchor="_Toc243862295" w:history="1">
         <w:r>
           <w:rPr>
             <w:rStyle w:val="Hipervnculo"/>
@@ -1000,7 +1070,7 @@
             <w:noProof/>
             <w:webHidden/>
           </w:rPr>
-          <w:instrText xml:space="preserve"> PAGEREF _Toc243684355 \h </w:instrText>
+          <w:instrText xml:space="preserve"> PAGEREF _Toc243862295 \h </w:instrText>
         </w:r>
         <w:r>
           <w:rPr>
@@ -1020,7 +1090,7 @@
             <w:noProof/>
             <w:webHidden/>
           </w:rPr>
-          <w:t>10</w:t>
+          <w:t>11</w:t>
         </w:r>
         <w:r>
           <w:rPr>
@@ -1046,7 +1116,7 @@
           <w14:ligatures w14:val="standardContextual"/>
         </w:rPr>
       </w:pPr>
-      <w:hyperlink w:anchor="_Toc243684356" w:history="1">
+      <w:hyperlink w:anchor="_Toc243862296" w:history="1">
         <w:r>
           <w:rPr>
             <w:rStyle w:val="Hipervnculo"/>
@@ -1073,7 +1143,7 @@
             <w:noProof/>
             <w:webHidden/>
           </w:rPr>
-          <w:instrText xml:space="preserve"> PAGEREF _Toc243684356 \h </w:instrText>
+          <w:instrText xml:space="preserve"> PAGEREF _Toc243862296 \h </w:instrText>
         </w:r>
         <w:r>
           <w:rPr>
@@ -1093,7 +1163,7 @@
             <w:noProof/>
             <w:webHidden/>
           </w:rPr>
-          <w:t>11</w:t>
+          <w:t>12</w:t>
         </w:r>
         <w:r>
           <w:rPr>
@@ -1119,7 +1189,7 @@
           <w14:ligatures w14:val="standardContextual"/>
         </w:rPr>
       </w:pPr>
-      <w:hyperlink w:anchor="_Toc243684357" w:history="1">
+      <w:hyperlink w:anchor="_Toc243862297" w:history="1">
         <w:r>
           <w:rPr>
             <w:rStyle w:val="Hipervnculo"/>
@@ -1146,7 +1216,7 @@
             <w:noProof/>
             <w:webHidden/>
           </w:rPr>
-          <w:instrText xml:space="preserve"> PAGEREF _Toc243684357 \h </w:instrText>
+          <w:instrText xml:space="preserve"> PAGEREF _Toc243862297 \h </w:instrText>
         </w:r>
         <w:r>
           <w:rPr>
@@ -1166,7 +1236,7 @@
             <w:noProof/>
             <w:webHidden/>
           </w:rPr>
-          <w:t>12</w:t>
+          <w:t>13</w:t>
         </w:r>
         <w:r>
           <w:rPr>
@@ -1204,7 +1274,7 @@
         <w:pStyle w:val="Ttulo1"/>
       </w:pPr>
       <w:bookmarkStart w:id="0" w:name="_9f22e6e94e3706d259b118e7bb6dddd97264afb"/>
-      <w:bookmarkStart w:id="1" w:name="_Toc243684347"/>
+      <w:bookmarkStart w:id="1" w:name="_Toc243862286"/>
       <w:r>
         <w:lastRenderedPageBreak/>
         <w:t>Historial de versiones</w:t>
@@ -1216,7 +1286,7 @@
         <w:pStyle w:val="FirstParagraph"/>
       </w:pPr>
       <w:r>
-        <w:t xml:space="preserve">El historial completo de versiones (v1.0.0 → v2.0.0), la guía de la primera versión estable y el esquema de versionamiento (Zooki SemVer) se documentan aparte en </w:t>
+        <w:t xml:space="preserve">El historial completo de versiones (v1.0.0 → v2.1.0), la guía de la primera versión estable y el esquema de versionamiento (Zooki SemVer) se documentan aparte en </w:t>
       </w:r>
       <w:r>
         <w:rPr>
@@ -1233,10 +1303,10 @@
           <w:b/>
           <w:bCs/>
         </w:rPr>
-        <w:t>2.0.0</w:t>
-      </w:r>
-      <w:r>
-        <w:t xml:space="preserve">: plataforma SaaS, portal multi-clínica, historia clínica y Grafo I, agenda inteligente con Grafo II y carnet público de emergencia con QR, escaneos y ubicación optativa. Su publicación requiere la revisión e integración del dueño; la versión de producción se confirma después del despliegue. </w:t>
+        <w:t>2.1.0</w:t>
+      </w:r>
+      <w:r>
+        <w:t xml:space="preserve">: añade el Inicio del administrador (HU-6.2) y cierra la suscripción con Wompi (HU-0.5). Requiere revisión, integración y despliegue del dueño; D8/D10 y las pruebas manuales de sandbox siguen pendientes antes de cobrar dinero real. Las otras HU de v2.1 no se incluyen. </w:t>
       </w:r>
       <w:r>
         <w:t>El conocimiento está pendiente de validación veterinaria y es apoyo a la decisión, no diagnóstico automático.</w:t>
@@ -1255,7 +1325,7 @@
         <w:pStyle w:val="Ttulo1"/>
       </w:pPr>
       <w:bookmarkStart w:id="2" w:name="_40eb1cfbc3af9bee854cb6fd2dd7fccbbbd5bef"/>
-      <w:bookmarkStart w:id="3" w:name="_Toc243684348"/>
+      <w:bookmarkStart w:id="3" w:name="_Toc243862287"/>
       <w:bookmarkEnd w:id="0"/>
       <w:r>
         <w:lastRenderedPageBreak/>
@@ -1306,7 +1376,7 @@
           <w:noProof/>
         </w:rPr>
         <w:drawing>
-          <wp:inline distT="0" distB="0" distL="0" distR="0" wp14:anchorId="65658695" wp14:editId="65658696">
+          <wp:inline distT="0" distB="0" distL="0" distR="0" wp14:anchorId="11C51E93" wp14:editId="11C51E94">
             <wp:extent cx="5939999" cy="2617788"/>
             <wp:effectExtent l="0" t="0" r="0" b="0"/>
             <wp:docPr id="14" name="Picture"/>
@@ -1315,7 +1385,7 @@
               <a:graphicData uri="http://schemas.openxmlformats.org/drawingml/2006/picture">
                 <pic:pic xmlns:pic="http://schemas.openxmlformats.org/drawingml/2006/picture">
                   <pic:nvPicPr>
-                    <pic:cNvPr id="15" name="Picture" descr="C:\Users\Usuario\AppData\Local\Temp\zooki-docs-E79pSq\readme-figura-1.png"/>
+                    <pic:cNvPr id="15" name="Picture" descr="C:\Users\Usuario\AppData\Local\Temp\zooki-docs-wFinYW\readme-figura-1.png"/>
                     <pic:cNvPicPr>
                       <a:picLocks noChangeAspect="1" noChangeArrowheads="1"/>
                     </pic:cNvPicPr>
@@ -1353,7 +1423,7 @@
         <w:pStyle w:val="Ttulo2"/>
       </w:pPr>
       <w:bookmarkStart w:id="4" w:name="_10761f43c4828466c1f61dd939afeb8e25fa6bf"/>
-      <w:bookmarkStart w:id="5" w:name="_Toc243684349"/>
+      <w:bookmarkStart w:id="5" w:name="_Toc243862288"/>
       <w:r>
         <w:t>Estructura de Directorios</w:t>
       </w:r>
@@ -1571,7 +1641,7 @@
         <w:pStyle w:val="Ttulo1"/>
       </w:pPr>
       <w:bookmarkStart w:id="6" w:name="_afbddb14cf0a5917350b872bc54fb6e01642379"/>
-      <w:bookmarkStart w:id="7" w:name="_Toc243684350"/>
+      <w:bookmarkStart w:id="7" w:name="_Toc243862289"/>
       <w:bookmarkEnd w:id="2"/>
       <w:bookmarkEnd w:id="4"/>
       <w:r>
@@ -1585,7 +1655,7 @@
         <w:pStyle w:val="Ttulo2"/>
       </w:pPr>
       <w:bookmarkStart w:id="8" w:name="_05387fb6cc619f8aa2529950c7d4d457a3eef7c"/>
-      <w:bookmarkStart w:id="9" w:name="_Toc243684351"/>
+      <w:bookmarkStart w:id="9" w:name="_Toc243862290"/>
       <w:r>
         <w:t>Requisitos del Sistema</w:t>
       </w:r>
@@ -1671,7 +1741,7 @@
         <w:pStyle w:val="Ttulo2"/>
       </w:pPr>
       <w:bookmarkStart w:id="10" w:name="_dcf3b639bee90e6ccb2d036fcb726d64a5de47c"/>
-      <w:bookmarkStart w:id="11" w:name="_Toc243684352"/>
+      <w:bookmarkStart w:id="11" w:name="_Toc243862291"/>
       <w:bookmarkEnd w:id="8"/>
       <w:r>
         <w:t>Configuración Paso a Paso</w:t>
@@ -1980,7 +2050,7 @@
         <w:pStyle w:val="Ttulo1"/>
       </w:pPr>
       <w:bookmarkStart w:id="12" w:name="_5233c221c4a8823eebc12df8512a06fd868d428"/>
-      <w:bookmarkStart w:id="13" w:name="_Toc243684353"/>
+      <w:bookmarkStart w:id="13" w:name="_Toc243862292"/>
       <w:bookmarkEnd w:id="6"/>
       <w:bookmarkEnd w:id="10"/>
       <w:r>
@@ -2003,7 +2073,7 @@
         <w:t>database/01_schema.sql</w:t>
       </w:r>
       <w:r>
-        <w:t xml:space="preserve"> (las 59 tablas del esquema actual) y </w:t>
+        <w:t xml:space="preserve"> (las 65 tablas del esquema actual) y </w:t>
       </w:r>
       <w:r>
         <w:rPr>
@@ -2104,10 +2174,10 @@
       <w:pPr>
         <w:pStyle w:val="Ttulo2"/>
       </w:pPr>
-      <w:bookmarkStart w:id="14" w:name="_13ae8febf1c4ffdbdf02b2d74eba8a55085e222"/>
-      <w:bookmarkStart w:id="15" w:name="_Toc243684354"/>
-      <w:r>
-        <w:t>Actualizar una instalación v2 existente a 2.0.0</w:t>
+      <w:bookmarkStart w:id="14" w:name="_fc5335c268229c838d692e95f159962a2261927"/>
+      <w:bookmarkStart w:id="15" w:name="_Toc243862293"/>
+      <w:r>
+        <w:t>Actualizar una instalación v2 existente a 2.1.0</w:t>
       </w:r>
       <w:bookmarkEnd w:id="15"/>
     </w:p>
@@ -2116,7 +2186,7 @@
         <w:pStyle w:val="FirstParagraph"/>
       </w:pPr>
       <w:r>
-        <w:t xml:space="preserve">La actualización desde alpha.5 conserva la base y los archivos: </w:t>
+        <w:t xml:space="preserve">La actualización desde 2.0.0 conserva la base y los archivos: </w:t>
       </w:r>
       <w:r>
         <w:rPr>
@@ -2126,7 +2196,7 @@
         <w:t>no se vuelve a importar 01/02 ni se reinician los volúmenes</w:t>
       </w:r>
       <w:r>
-        <w:t xml:space="preserve">. El arranque aplica la migración 11 pendiente y la semilla idempotente; si se parte de una alfa anterior, también aplica sus migraciones pendientes. Antes de integrar a </w:t>
+        <w:t xml:space="preserve">. El arranque aplica las migraciones 12 y 13 pendientes y la semilla idempotente; si se parte de una alfa anterior, también aplica sus migraciones pendientes. Antes de integrar a </w:t>
       </w:r>
       <w:r>
         <w:rPr>
@@ -2168,7 +2238,7 @@
           <w:b/>
           <w:bCs/>
         </w:rPr>
-        <w:t>2.0.0</w:t>
+        <w:t>2.1.0</w:t>
       </w:r>
       <w:r>
         <w:t xml:space="preserve"> en el contenedor y en pantalla. Apache también puede arrancar aunque falle una migración: que abra el sitio no acredita una actualización correcta. Se conserva el Schedule existente de </w:t>
@@ -2180,7 +2250,7 @@
         <w:t>scripts/vigilar_atenciones.php</w:t>
       </w:r>
       <w:r>
-        <w:t xml:space="preserve"> cada cinco minutos; no depende de abrir el calendario ni requiere duplicar ese trabajador. El carnet usa el correo configurado y exige </w:t>
+        <w:t xml:space="preserve"> cada cinco minutos, además de la tarea financiera descrita a continuación; no se duplican. El carnet usa el correo configurado y exige </w:t>
       </w:r>
       <w:r>
         <w:rPr>
@@ -2190,6 +2260,609 @@
       </w:r>
       <w:r>
         <w:t xml:space="preserve"> en el entorno de PHP antes de probar su acceso público.</w:t>
+      </w:r>
+    </w:p>
+    <w:p>
+      <w:pPr>
+        <w:pStyle w:val="Ttulo2"/>
+      </w:pPr>
+      <w:bookmarkStart w:id="16" w:name="_7e3f853e92443429ea3d79bc0968dc9a3dabec9"/>
+      <w:bookmarkStart w:id="17" w:name="_Toc243862294"/>
+      <w:bookmarkEnd w:id="14"/>
+      <w:r>
+        <w:t>Suscripciones y Wompi en Docker/Dokploy y XAMPP</w:t>
+      </w:r>
+      <w:bookmarkEnd w:id="17"/>
+    </w:p>
+    <w:p>
+      <w:pPr>
+        <w:pStyle w:val="FirstParagraph"/>
+      </w:pPr>
+      <w:r>
+        <w:t xml:space="preserve">Las siete variables de </w:t>
+      </w:r>
+      <w:r>
+        <w:rPr>
+          <w:rStyle w:val="VerbatimChar"/>
+        </w:rPr>
+        <w:t>.env.example</w:t>
+      </w:r>
+      <w:r>
+        <w:t xml:space="preserve"> se configuran por el dueño en el entorno de PHP/Dokploy, sin publicar sus valores:</w:t>
+      </w:r>
+    </w:p>
+    <w:p>
+      <w:pPr>
+        <w:pStyle w:val="Rotulo"/>
+      </w:pPr>
+      <w:r>
+        <w:lastRenderedPageBreak/>
+        <w:t>Tabla 1</w:t>
+      </w:r>
+    </w:p>
+    <w:p>
+      <w:pPr>
+        <w:pStyle w:val="RotuloTitulo"/>
+      </w:pPr>
+      <w:r>
+        <w:t>Suscripciones y Wompi en Docker/Dokploy y XAMPP</w:t>
+      </w:r>
+    </w:p>
+    <w:tbl>
+      <w:tblPr>
+        <w:tblStyle w:val="Table"/>
+        <w:tblW w:w="5000" w:type="pct"/>
+        <w:tblLook w:val="0020" w:firstRow="1" w:lastRow="0" w:firstColumn="0" w:lastColumn="0" w:noHBand="0" w:noVBand="0"/>
+      </w:tblPr>
+      <w:tblGrid>
+        <w:gridCol w:w="3799"/>
+        <w:gridCol w:w="5761"/>
+      </w:tblGrid>
+      <w:tr>
+        <w:trPr>
+          <w:cnfStyle w:val="100000000000" w:firstRow="1" w:lastRow="0" w:firstColumn="0" w:lastColumn="0" w:oddVBand="0" w:evenVBand="0" w:oddHBand="0" w:evenHBand="0" w:firstRowFirstColumn="0" w:firstRowLastColumn="0" w:lastRowFirstColumn="0" w:lastRowLastColumn="0"/>
+          <w:cantSplit/>
+          <w:tblHeader/>
+        </w:trPr>
+        <w:tc>
+          <w:tcPr>
+            <w:tcW w:w="1987" w:type="pct"/>
+          </w:tcPr>
+          <w:p>
+            <w:pPr>
+              <w:pStyle w:val="Celda"/>
+              <w:keepNext/>
+            </w:pPr>
+            <w:r>
+              <w:t>Variable</w:t>
+            </w:r>
+          </w:p>
+        </w:tc>
+        <w:tc>
+          <w:tcPr>
+            <w:tcW w:w="3013" w:type="pct"/>
+          </w:tcPr>
+          <w:p>
+            <w:pPr>
+              <w:pStyle w:val="Celda"/>
+              <w:keepNext/>
+            </w:pPr>
+            <w:r>
+              <w:t>Uso</w:t>
+            </w:r>
+          </w:p>
+        </w:tc>
+      </w:tr>
+      <w:tr>
+        <w:trPr>
+          <w:cantSplit/>
+        </w:trPr>
+        <w:tc>
+          <w:tcPr>
+            <w:tcW w:w="1987" w:type="pct"/>
+          </w:tcPr>
+          <w:p>
+            <w:pPr>
+              <w:pStyle w:val="Celda"/>
+              <w:keepNext/>
+            </w:pPr>
+            <w:r>
+              <w:rPr>
+                <w:rStyle w:val="VerbatimChar"/>
+              </w:rPr>
+              <w:t>WOMPI_ENTORNO</w:t>
+            </w:r>
+          </w:p>
+        </w:tc>
+        <w:tc>
+          <w:tcPr>
+            <w:tcW w:w="3013" w:type="pct"/>
+          </w:tcPr>
+          <w:p>
+            <w:pPr>
+              <w:pStyle w:val="Celda"/>
+              <w:keepNext/>
+            </w:pPr>
+            <w:r>
+              <w:rPr>
+                <w:rStyle w:val="VerbatimChar"/>
+              </w:rPr>
+              <w:t>sandbox</w:t>
+            </w:r>
+            <w:r>
+              <w:t xml:space="preserve"> o </w:t>
+            </w:r>
+            <w:r>
+              <w:rPr>
+                <w:rStyle w:val="VerbatimChar"/>
+              </w:rPr>
+              <w:t>produccion</w:t>
+            </w:r>
+            <w:r>
+              <w:t>, con base y despliegue separados.</w:t>
+            </w:r>
+          </w:p>
+        </w:tc>
+      </w:tr>
+      <w:tr>
+        <w:trPr>
+          <w:cantSplit/>
+        </w:trPr>
+        <w:tc>
+          <w:tcPr>
+            <w:tcW w:w="1987" w:type="pct"/>
+          </w:tcPr>
+          <w:p>
+            <w:pPr>
+              <w:pStyle w:val="Celda"/>
+              <w:keepNext/>
+            </w:pPr>
+            <w:r>
+              <w:rPr>
+                <w:rStyle w:val="VerbatimChar"/>
+              </w:rPr>
+              <w:t>WOMPI_LLAVE_PUBLICA</w:t>
+            </w:r>
+          </w:p>
+        </w:tc>
+        <w:tc>
+          <w:tcPr>
+            <w:tcW w:w="3013" w:type="pct"/>
+          </w:tcPr>
+          <w:p>
+            <w:pPr>
+              <w:pStyle w:val="Celda"/>
+              <w:keepNext/>
+            </w:pPr>
+            <w:r>
+              <w:t>Llave del comercio para Widget; debe corresponder al entorno.</w:t>
+            </w:r>
+          </w:p>
+        </w:tc>
+      </w:tr>
+      <w:tr>
+        <w:trPr>
+          <w:cantSplit/>
+        </w:trPr>
+        <w:tc>
+          <w:tcPr>
+            <w:tcW w:w="1987" w:type="pct"/>
+          </w:tcPr>
+          <w:p>
+            <w:pPr>
+              <w:pStyle w:val="Celda"/>
+              <w:keepNext/>
+            </w:pPr>
+            <w:r>
+              <w:rPr>
+                <w:rStyle w:val="VerbatimChar"/>
+              </w:rPr>
+              <w:t>WOMPI_LLAVE_PRIVADA</w:t>
+            </w:r>
+          </w:p>
+        </w:tc>
+        <w:tc>
+          <w:tcPr>
+            <w:tcW w:w="3013" w:type="pct"/>
+          </w:tcPr>
+          <w:p>
+            <w:pPr>
+              <w:pStyle w:val="Celda"/>
+              <w:keepNext/>
+            </w:pPr>
+            <w:r>
+              <w:t>Consultas y operaciones del servidor; nunca llega al navegador.</w:t>
+            </w:r>
+          </w:p>
+        </w:tc>
+      </w:tr>
+      <w:tr>
+        <w:trPr>
+          <w:cantSplit/>
+        </w:trPr>
+        <w:tc>
+          <w:tcPr>
+            <w:tcW w:w="1987" w:type="pct"/>
+          </w:tcPr>
+          <w:p>
+            <w:pPr>
+              <w:pStyle w:val="Celda"/>
+              <w:keepNext/>
+            </w:pPr>
+            <w:r>
+              <w:rPr>
+                <w:rStyle w:val="VerbatimChar"/>
+              </w:rPr>
+              <w:t>WOMPI_SECRETO_EVENTOS</w:t>
+            </w:r>
+          </w:p>
+        </w:tc>
+        <w:tc>
+          <w:tcPr>
+            <w:tcW w:w="3013" w:type="pct"/>
+          </w:tcPr>
+          <w:p>
+            <w:pPr>
+              <w:pStyle w:val="Celda"/>
+              <w:keepNext/>
+            </w:pPr>
+            <w:r>
+              <w:t>Verificación del checksum del receptor.</w:t>
+            </w:r>
+          </w:p>
+        </w:tc>
+      </w:tr>
+      <w:tr>
+        <w:trPr>
+          <w:cantSplit/>
+        </w:trPr>
+        <w:tc>
+          <w:tcPr>
+            <w:tcW w:w="1987" w:type="pct"/>
+          </w:tcPr>
+          <w:p>
+            <w:pPr>
+              <w:pStyle w:val="Celda"/>
+              <w:keepNext/>
+            </w:pPr>
+            <w:r>
+              <w:rPr>
+                <w:rStyle w:val="VerbatimChar"/>
+              </w:rPr>
+              <w:t>WOMPI_SECRETO_INTEGRIDAD</w:t>
+            </w:r>
+          </w:p>
+        </w:tc>
+        <w:tc>
+          <w:tcPr>
+            <w:tcW w:w="3013" w:type="pct"/>
+          </w:tcPr>
+          <w:p>
+            <w:pPr>
+              <w:pStyle w:val="Celda"/>
+              <w:keepNext/>
+            </w:pPr>
+            <w:r>
+              <w:t>Firma del servidor para cada transacción.</w:t>
+            </w:r>
+          </w:p>
+        </w:tc>
+      </w:tr>
+      <w:tr>
+        <w:trPr>
+          <w:cantSplit/>
+        </w:trPr>
+        <w:tc>
+          <w:tcPr>
+            <w:tcW w:w="1987" w:type="pct"/>
+          </w:tcPr>
+          <w:p>
+            <w:pPr>
+              <w:pStyle w:val="Celda"/>
+              <w:keepNext/>
+            </w:pPr>
+            <w:r>
+              <w:rPr>
+                <w:rStyle w:val="VerbatimChar"/>
+              </w:rPr>
+              <w:t>WOMPI_COBROS_HABILITADOS</w:t>
+            </w:r>
+          </w:p>
+        </w:tc>
+        <w:tc>
+          <w:tcPr>
+            <w:tcW w:w="3013" w:type="pct"/>
+          </w:tcPr>
+          <w:p>
+            <w:pPr>
+              <w:pStyle w:val="Celda"/>
+              <w:keepNext/>
+            </w:pPr>
+            <w:r>
+              <w:t xml:space="preserve">Apagado salvo valor </w:t>
+            </w:r>
+            <w:r>
+              <w:rPr>
+                <w:rStyle w:val="VerbatimChar"/>
+              </w:rPr>
+              <w:t>1</w:t>
+            </w:r>
+            <w:r>
+              <w:t xml:space="preserve">; instalar y verificar inicialmente con </w:t>
+            </w:r>
+            <w:r>
+              <w:rPr>
+                <w:rStyle w:val="VerbatimChar"/>
+              </w:rPr>
+              <w:t>0</w:t>
+            </w:r>
+            <w:r>
+              <w:t>.</w:t>
+            </w:r>
+          </w:p>
+        </w:tc>
+      </w:tr>
+      <w:tr>
+        <w:trPr>
+          <w:cantSplit/>
+        </w:trPr>
+        <w:tc>
+          <w:tcPr>
+            <w:tcW w:w="1987" w:type="pct"/>
+          </w:tcPr>
+          <w:p>
+            <w:pPr>
+              <w:pStyle w:val="Celda"/>
+            </w:pPr>
+            <w:r>
+              <w:rPr>
+                <w:rStyle w:val="VerbatimChar"/>
+              </w:rPr>
+              <w:t>WOMPI_AUTOMATICOS_HABILITADOS</w:t>
+            </w:r>
+          </w:p>
+        </w:tc>
+        <w:tc>
+          <w:tcPr>
+            <w:tcW w:w="3013" w:type="pct"/>
+          </w:tcPr>
+          <w:p>
+            <w:pPr>
+              <w:pStyle w:val="Celda"/>
+            </w:pPr>
+            <w:r>
+              <w:t xml:space="preserve">Apagado salvo valor </w:t>
+            </w:r>
+            <w:r>
+              <w:rPr>
+                <w:rStyle w:val="VerbatimChar"/>
+              </w:rPr>
+              <w:t>1</w:t>
+            </w:r>
+            <w:r>
+              <w:t>; habilitar después del botón y de aprobar el mandato mensual.</w:t>
+            </w:r>
+          </w:p>
+        </w:tc>
+      </w:tr>
+    </w:tbl>
+    <w:p>
+      <w:pPr>
+        <w:pStyle w:val="FirstParagraph"/>
+      </w:pPr>
+      <w:r>
+        <w:t xml:space="preserve">Crear </w:t>
+      </w:r>
+      <w:r>
+        <w:rPr>
+          <w:b/>
+          <w:bCs/>
+        </w:rPr>
+        <w:t>un</w:t>
+      </w:r>
+      <w:r>
+        <w:t xml:space="preserve"> Schedule de Dokploy cada cinco minutos, zona America/Bogota, comando </w:t>
+      </w:r>
+      <w:r>
+        <w:rPr>
+          <w:rStyle w:val="VerbatimChar"/>
+        </w:rPr>
+        <w:t>php /var/www/html/Zooki/scripts/gestionar_suscripciones.php</w:t>
+      </w:r>
+      <w:r>
+        <w:t xml:space="preserve">. </w:t>
+      </w:r>
+      <w:r>
+        <w:rPr>
+          <w:rStyle w:val="VerbatimChar"/>
+        </w:rPr>
+        <w:t>scripts/zooki.cron</w:t>
+      </w:r>
+      <w:r>
+        <w:t xml:space="preserve"> contiene la definición; el contenedor web no instala cron ni cobra al arrancar. En Windows, Programador de tareas: programa </w:t>
+      </w:r>
+      <w:r>
+        <w:rPr>
+          <w:rStyle w:val="VerbatimChar"/>
+        </w:rPr>
+        <w:t>C:\xampp\php\php.exe</w:t>
+      </w:r>
+      <w:r>
+        <w:t xml:space="preserve">, argumento con ruta absoluta a </w:t>
+      </w:r>
+      <w:r>
+        <w:rPr>
+          <w:rStyle w:val="VerbatimChar"/>
+        </w:rPr>
+        <w:t>scripts\gestionar_suscripciones.php</w:t>
+      </w:r>
+      <w:r>
+        <w:t xml:space="preserve">, directorio inicial del proyecto, repetir cada cinco minutos y no iniciar otra instancia. </w:t>
+      </w:r>
+      <w:r>
+        <w:rPr>
+          <w:rStyle w:val="VerbatimChar"/>
+        </w:rPr>
+        <w:t>--revisar</w:t>
+      </w:r>
+      <w:r>
+        <w:t xml:space="preserve"> es de solo lectura; </w:t>
+      </w:r>
+      <w:r>
+        <w:rPr>
+          <w:rStyle w:val="VerbatimChar"/>
+        </w:rPr>
+        <w:t>--solo=vencimientos|avisos|conciliacion|cobros</w:t>
+      </w:r>
+      <w:r>
+        <w:t xml:space="preserve"> restringe el trabajo.</w:t>
+      </w:r>
+    </w:p>
+    <w:p>
+      <w:pPr>
+        <w:pStyle w:val="Textoindependiente"/>
+      </w:pPr>
+      <w:r>
+        <w:t xml:space="preserve">Registrar en Wompi las URLs absolutas basadas en </w:t>
+      </w:r>
+      <w:r>
+        <w:rPr>
+          <w:rStyle w:val="VerbatimChar"/>
+        </w:rPr>
+        <w:t>APP_URL</w:t>
+      </w:r>
+      <w:r>
+        <w:t xml:space="preserve"> de cada despliegue:</w:t>
+      </w:r>
+    </w:p>
+    <w:p>
+      <w:pPr>
+        <w:pStyle w:val="Textoindependiente"/>
+      </w:pPr>
+      <w:r>
+        <w:t>Sandbox aparte:</w:t>
+      </w:r>
+    </w:p>
+    <w:p>
+      <w:pPr>
+        <w:pStyle w:val="SourceCode"/>
+      </w:pPr>
+      <w:r>
+        <w:rPr>
+          <w:rStyle w:val="VerbatimChar"/>
+        </w:rPr>
+        <w:t>https://TU-DESPLIEGUE-DE-PRUEBAS/index.php?action=wompi_eventos_test</w:t>
+      </w:r>
+    </w:p>
+    <w:p>
+      <w:pPr>
+        <w:pStyle w:val="FirstParagraph"/>
+      </w:pPr>
+      <w:r>
+        <w:t>Producción:</w:t>
+      </w:r>
+    </w:p>
+    <w:p>
+      <w:pPr>
+        <w:pStyle w:val="SourceCode"/>
+      </w:pPr>
+      <w:r>
+        <w:rPr>
+          <w:rStyle w:val="VerbatimChar"/>
+        </w:rPr>
+        <w:t>https://TU-DESPLIEGUE-PRODUCTIVO/index.php?action=wompi_eventos_prod</w:t>
+      </w:r>
+    </w:p>
+    <w:p>
+      <w:pPr>
+        <w:pStyle w:val="FirstParagraph"/>
+      </w:pPr>
+      <w:r>
+        <w:t xml:space="preserve">Conservar la subcarpeta pública si la base la incluye, sin repetir </w:t>
+      </w:r>
+      <w:r>
+        <w:rPr>
+          <w:rStyle w:val="VerbatimChar"/>
+        </w:rPr>
+        <w:t>index.php</w:t>
+      </w:r>
+      <w:r>
+        <w:t xml:space="preserve"> si ya estaba en </w:t>
+      </w:r>
+      <w:r>
+        <w:rPr>
+          <w:rStyle w:val="VerbatimChar"/>
+        </w:rPr>
+        <w:t>APP_URL</w:t>
+      </w:r>
+      <w:r>
+        <w:t xml:space="preserve">. Los dominios anteriores son marcadores; el dueño configura sus URLs reales, llaves y comercio. Las pruebas automáticas nunca contactan Wompi, ni siquiera sandbox. </w:t>
+      </w:r>
+      <w:r>
+        <w:t xml:space="preserve">Antes de dinero real deben resolverse D8 (comercio, métodos, aceptación/COF/3RI y revocación) y D10 (conservación financiera), y comprobar en sandbox los campos </w:t>
+      </w:r>
+      <w:r>
+        <w:rPr>
+          <w:rStyle w:val="VerbatimChar"/>
+        </w:rPr>
+        <w:t>contract_id</w:t>
+      </w:r>
+      <w:r>
+        <w:t>/</w:t>
+      </w:r>
+      <w:r>
+        <w:rPr>
+          <w:rStyle w:val="VerbatimChar"/>
+        </w:rPr>
+        <w:t>file_hash</w:t>
+      </w:r>
+      <w:r>
+        <w:t xml:space="preserve"> de los JWT de aceptación. Regularizar desde plataforma las clínicas profesionales legadas con motivo y fecha, sin inventar pagos ni congelarlas por una fecha supuesta. La guía ordenada de activación está en </w:t>
+      </w:r>
+      <w:r>
+        <w:rPr>
+          <w:rStyle w:val="VerbatimChar"/>
+        </w:rPr>
+        <w:t>specs/M0-S-suscripcion-pagos.md</w:t>
+      </w:r>
+      <w:r>
+        <w:t>, §10.</w:t>
+      </w:r>
+    </w:p>
+    <w:p>
+      <w:pPr>
+        <w:pStyle w:val="Textoindependiente"/>
+      </w:pPr>
+      <w:r>
+        <w:t xml:space="preserve">Ante una incidencia, poner ambos interruptores de cobro en </w:t>
+      </w:r>
+      <w:r>
+        <w:rPr>
+          <w:rStyle w:val="VerbatimChar"/>
+        </w:rPr>
+        <w:t>0</w:t>
+      </w:r>
+      <w:r>
+        <w:t xml:space="preserve"> </w:t>
+      </w:r>
+      <w:r>
+        <w:t xml:space="preserve">y reiniciar el servicio con ese entorno. Conservar llaves/secretos, receptor y Schedule: los eventos de pagos ya iniciados siguen verificándose y conciliándose. Si el evento no llegó, el retorno con </w:t>
+      </w:r>
+      <w:r>
+        <w:rPr>
+          <w:rStyle w:val="VerbatimChar"/>
+        </w:rPr>
+        <w:t>id</w:t>
+      </w:r>
+      <w:r>
+        <w:t xml:space="preserve"> recupera el pago por GET privado del servidor, solo para la clínica propia. En plataforma, Pagos e incidencias → ID de transacción Wompi y motivo → Conciliar; no se elige clínica y no se crea un cargo. </w:t>
+      </w:r>
+      <w:r>
+        <w:t xml:space="preserve">El Schedule envía «Recibimos tu pago» por la outbox una vez por pago/administrador verificado, con medio mínimo y último día incluido. La migración 14 amplía esa outbox sin modificar las migraciones </w:t>
+      </w:r>
+      <w:r>
+        <w:lastRenderedPageBreak/>
+        <w:t>publicadas. No repetir un POST incierto, borrar el inbox ni restaurar una instantánea antigua sin conciliar cargos ocurridos después.</w:t>
       </w:r>
     </w:p>
     <w:p>
@@ -2261,10 +2934,7 @@
         <w:t>db_data</w:t>
       </w:r>
       <w:r>
-        <w:t xml:space="preserve"> </w:t>
-      </w:r>
-      <w:r>
-        <w:t xml:space="preserve">está vacío, MySQL ejecuta en orden alfabético los </w:t>
+        <w:t xml:space="preserve"> está vacío, MySQL ejecuta en orden alfabético los </w:t>
       </w:r>
       <w:r>
         <w:rPr>
@@ -2374,10 +3044,7 @@
         <w:t>INSERT IGNORE</w:t>
       </w:r>
       <w:r>
-        <w:t xml:space="preserve"> </w:t>
-      </w:r>
-      <w:r>
-        <w:t>con claves explícitas e índices únicos) y nunca sobrescribe: un precio o un nombre cambiados desde la plataforma se conservan.</w:t>
+        <w:t xml:space="preserve"> con claves explícitas e índices únicos) y nunca sobrescribe: un precio o un nombre cambiados desde la plataforma se conservan.</w:t>
       </w:r>
     </w:p>
     <w:p>
@@ -2393,7 +3060,6 @@
           <w:b/>
           <w:bCs/>
         </w:rPr>
-        <w:lastRenderedPageBreak/>
         <w:t>Base v1:</w:t>
       </w:r>
       <w:r>
@@ -2434,7 +3100,10 @@
         <w:t>Si una falla:</w:t>
       </w:r>
       <w:r>
-        <w:t xml:space="preserve"> se detiene ahí, no la anota (se reintenta en el siguiente arranque) y Apache arranca igual para no tumbar el sitio. El error aparece en los logs del contenedor en Dokploy con el prefijo </w:t>
+        <w:t xml:space="preserve"> </w:t>
+      </w:r>
+      <w:r>
+        <w:t xml:space="preserve">se detiene ahí, no la anota (se reintenta en el siguiente arranque) y Apache arranca igual para no tumbar el sitio. El error aparece en los logs del contenedor en Dokploy con el prefijo </w:t>
       </w:r>
       <w:r>
         <w:rPr>
@@ -2508,7 +3177,10 @@
         <w:t>information_schema</w:t>
       </w:r>
       <w:r>
-        <w:t xml:space="preserve"> antes de crear una columna o un índice, y revisa si la fila existe antes de insertarla), porque en una instalación nueva la corre MySQL al crear la base y luego el migrador. Si agrega filas a un catálogo global, van en </w:t>
+        <w:t xml:space="preserve"> </w:t>
+      </w:r>
+      <w:r>
+        <w:t xml:space="preserve">antes de crear una columna o un índice, y revisa si la fila existe antes de insertarla), porque en una instalación nueva la corre MySQL al crear la base y luego el migrador. Si agrega filas a un catálogo global, van en </w:t>
       </w:r>
       <w:r>
         <w:rPr>
@@ -2536,10 +3208,7 @@
         <w:t>CI:</w:t>
       </w:r>
       <w:r>
-        <w:t xml:space="preserve"> </w:t>
-      </w:r>
-      <w:r>
-        <w:t xml:space="preserve">GitHub Actions carga </w:t>
+        <w:t xml:space="preserve"> GitHub Actions carga </w:t>
       </w:r>
       <w:r>
         <w:rPr>
@@ -2573,15 +3242,15 @@
       <w:pPr>
         <w:pStyle w:val="Ttulo1"/>
       </w:pPr>
-      <w:bookmarkStart w:id="16" w:name="_d9c5b7939f8499c03b80e00b5d3f2be6e2dc8f7"/>
-      <w:bookmarkStart w:id="17" w:name="_Toc243684355"/>
+      <w:bookmarkStart w:id="18" w:name="_d9c5b7939f8499c03b80e00b5d3f2be6e2dc8f7"/>
+      <w:bookmarkStart w:id="19" w:name="_Toc243862295"/>
       <w:bookmarkEnd w:id="12"/>
-      <w:bookmarkEnd w:id="14"/>
+      <w:bookmarkEnd w:id="16"/>
       <w:r>
         <w:lastRenderedPageBreak/>
         <w:t>Modelo de Base de Datos</w:t>
       </w:r>
-      <w:bookmarkEnd w:id="17"/>
+      <w:bookmarkEnd w:id="19"/>
     </w:p>
     <w:p>
       <w:pPr>
@@ -2853,10 +3522,7 @@
         <w:t>mascota_clinica</w:t>
       </w:r>
       <w:r>
-        <w:t xml:space="preserve"> </w:t>
-      </w:r>
-      <w:r>
-        <w:t xml:space="preserve">(vínculo y número de historia por clínica), </w:t>
+        <w:t xml:space="preserve"> (vínculo y número de historia por clínica), </w:t>
       </w:r>
       <w:r>
         <w:rPr>
@@ -3292,14 +3958,14 @@
       <w:pPr>
         <w:pStyle w:val="Ttulo1"/>
       </w:pPr>
-      <w:bookmarkStart w:id="18" w:name="_42308d7be4873d2fef4c2b6ff2abcb3a9ef9d83"/>
-      <w:bookmarkStart w:id="19" w:name="_Toc243684356"/>
-      <w:bookmarkEnd w:id="16"/>
+      <w:bookmarkStart w:id="20" w:name="_42308d7be4873d2fef4c2b6ff2abcb3a9ef9d83"/>
+      <w:bookmarkStart w:id="21" w:name="_Toc243862296"/>
+      <w:bookmarkEnd w:id="18"/>
       <w:r>
         <w:lastRenderedPageBreak/>
         <w:t>Principios de Diseño (SOLID)</w:t>
       </w:r>
-      <w:bookmarkEnd w:id="19"/>
+      <w:bookmarkEnd w:id="21"/>
     </w:p>
     <w:p>
       <w:pPr>
@@ -3316,10 +3982,7 @@
         <w:t>SOLID</w:t>
       </w:r>
       <w:r>
-        <w:t xml:space="preserve"> </w:t>
-      </w:r>
-      <w:r>
-        <w:t>para asegurar un código mantenible a medida que el sistema escala, adaptándolos pragmáticamente a un entorno PHP nativo rápido:</w:t>
+        <w:t xml:space="preserve"> para asegurar un código mantenible a medida que el sistema escala, adaptándolos pragmáticamente a un entorno PHP nativo rápido:</w:t>
       </w:r>
     </w:p>
     <w:p>
@@ -3394,24 +4057,21 @@
         <w:t>Nota:</w:t>
       </w:r>
       <w:r>
-        <w:t xml:space="preserve"> </w:t>
-      </w:r>
-      <w:r>
-        <w:t>Para mantener la ligereza y rapidez en las operaciones CRUD, ciertos flujos de bases de datos y controladores acoplan directamente lógica para evitar sobrecarga de abstracciones innecesarias.</w:t>
+        <w:t xml:space="preserve"> Para mantener la ligereza y rapidez en las operaciones CRUD, ciertos flujos de bases de datos y controladores acoplan directamente lógica para evitar sobrecarga de abstracciones innecesarias.</w:t>
       </w:r>
     </w:p>
     <w:p>
       <w:pPr>
         <w:pStyle w:val="Ttulo1"/>
       </w:pPr>
-      <w:bookmarkStart w:id="20" w:name="_62a42e488eb8293b8c1acca966a2edbcc05788c"/>
-      <w:bookmarkStart w:id="21" w:name="_Toc243684357"/>
-      <w:bookmarkEnd w:id="18"/>
+      <w:bookmarkStart w:id="22" w:name="_62a42e488eb8293b8c1acca966a2edbcc05788c"/>
+      <w:bookmarkStart w:id="23" w:name="_Toc243862297"/>
+      <w:bookmarkEnd w:id="20"/>
       <w:r>
         <w:lastRenderedPageBreak/>
         <w:t>Pruebas automáticas y registro público (D3)</w:t>
       </w:r>
-      <w:bookmarkEnd w:id="21"/>
+      <w:bookmarkEnd w:id="23"/>
     </w:p>
     <w:p>
       <w:pPr>
@@ -3451,10 +4111,7 @@
         <w:t>zooki_test_base_v2</w:t>
       </w:r>
       <w:r>
-        <w:t xml:space="preserve"> </w:t>
-      </w:r>
-      <w:r>
-        <w:t xml:space="preserve">y borra esa base en cada prueba. No se debe apuntar a una base de trabajo. Los subprocesos PHP heredan la guarda mediante </w:t>
+        <w:t xml:space="preserve"> y borra esa base en cada prueba. No se debe apuntar a una base de trabajo. Los subprocesos PHP heredan la guarda mediante </w:t>
       </w:r>
       <w:r>
         <w:rPr>
@@ -3631,12 +4288,9 @@
         <w:t>scripts/limpiar_cuentas_pendientes.php</w:t>
       </w:r>
       <w:r>
-        <w:t xml:space="preserve"> </w:t>
-      </w:r>
-      <w:r>
-        <w:t>limpia altas vencidas de personal y clínicas; no elimina identidades preexistentes al registrar una clínica.</w:t>
-      </w:r>
-      <w:bookmarkEnd w:id="20"/>
+        <w:t xml:space="preserve"> limpia altas vencidas de personal y clínicas; no elimina identidades preexistentes al registrar una clínica.</w:t>
+      </w:r>
+      <w:bookmarkEnd w:id="22"/>
     </w:p>
     <w:sectPr>
       <w:headerReference w:type="default" r:id="rId9"/>
@@ -3771,7 +4425,7 @@
               <w:noProof/>
             </w:rPr>
             <w:drawing>
-              <wp:inline distT="0" distB="0" distL="0" distR="0" wp14:anchorId="656586A1" wp14:editId="656586A2">
+              <wp:inline distT="0" distB="0" distL="0" distR="0" wp14:anchorId="11C51E9F" wp14:editId="11C51EA0">
                 <wp:extent cx="324000" cy="324000"/>
                 <wp:effectExtent l="0" t="0" r="0" b="0"/>
                 <wp:docPr id="9001" name="Logo Zooki"/>
@@ -3831,7 +4485,7 @@
               <w:sz w:val="17"/>
               <w:szCs w:val="17"/>
             </w:rPr>
-            <w:t>Zooki v2.0</w:t>
+            <w:t>Zooki v2.1</w:t>
           </w:r>
         </w:p>
         <w:p>
@@ -3931,7 +4585,7 @@
   <w:abstractNum w:abstractNumId="0" w15:restartNumberingAfterBreak="0">
     <w:nsid w:val="0000A990"/>
     <w:multiLevelType w:val="multilevel"/>
-    <w:tmpl w:val="B8C8550C"/>
+    <w:tmpl w:val="57F82CF2"/>
     <w:lvl w:ilvl="0">
       <w:numFmt w:val="bullet"/>
       <w:lvlText w:val=" "/>
@@ -4008,7 +4662,7 @@
   <w:abstractNum w:abstractNumId="1" w15:restartNumberingAfterBreak="0">
     <w:nsid w:val="0000A991"/>
     <w:multiLevelType w:val="multilevel"/>
-    <w:tmpl w:val="753607B8"/>
+    <w:tmpl w:val="F5BCD9BE"/>
     <w:lvl w:ilvl="0">
       <w:numFmt w:val="bullet"/>
       <w:lvlText w:val=""/>
@@ -4112,7 +4766,7 @@
   <w:abstractNum w:abstractNumId="2" w15:restartNumberingAfterBreak="0">
     <w:nsid w:val="00A99411"/>
     <w:multiLevelType w:val="multilevel"/>
-    <w:tmpl w:val="F09AFE04"/>
+    <w:tmpl w:val="41BC1386"/>
     <w:lvl w:ilvl="0">
       <w:start w:val="1"/>
       <w:numFmt w:val="decimal"/>
@@ -4195,19 +4849,19 @@
       </w:pPr>
     </w:lvl>
   </w:abstractNum>
-  <w:num w:numId="1" w16cid:durableId="363292259">
+  <w:num w:numId="1" w16cid:durableId="885262217">
     <w:abstractNumId w:val="0"/>
   </w:num>
-  <w:num w:numId="2" w16cid:durableId="137695480">
+  <w:num w:numId="2" w16cid:durableId="788277307">
     <w:abstractNumId w:val="1"/>
   </w:num>
-  <w:num w:numId="3" w16cid:durableId="104541678">
+  <w:num w:numId="3" w16cid:durableId="1833372088">
     <w:abstractNumId w:val="1"/>
   </w:num>
-  <w:num w:numId="4" w16cid:durableId="757796516">
+  <w:num w:numId="4" w16cid:durableId="75983943">
     <w:abstractNumId w:val="1"/>
   </w:num>
-  <w:num w:numId="5" w16cid:durableId="2081558316">
+  <w:num w:numId="5" w16cid:durableId="1082920547">
     <w:abstractNumId w:val="2"/>
     <w:lvlOverride w:ilvl="0">
       <w:startOverride w:val="1"/>
@@ -4237,13 +4891,13 @@
       <w:startOverride w:val="1"/>
     </w:lvlOverride>
   </w:num>
-  <w:num w:numId="6" w16cid:durableId="2098404788">
+  <w:num w:numId="6" w16cid:durableId="1428621682">
     <w:abstractNumId w:val="1"/>
   </w:num>
-  <w:num w:numId="7" w16cid:durableId="731582371">
+  <w:num w:numId="7" w16cid:durableId="1202549931">
     <w:abstractNumId w:val="1"/>
   </w:num>
-  <w:num w:numId="8" w16cid:durableId="838425291">
+  <w:num w:numId="8" w16cid:durableId="192425762">
     <w:abstractNumId w:val="1"/>
   </w:num>
 </w:numbering>

--- a/public/docs/descargas/readme.docx
+++ b/public/docs/descargas/readme.docx
@@ -21,7 +21,7 @@
         <w:pStyle w:val="PortadaProyecto"/>
       </w:pPr>
       <w:r>
-        <w:t>Proyecto: Zooki v2.1</w:t>
+        <w:t>Proyecto: Zooki v2.2</w:t>
       </w:r>
     </w:p>
     <w:p>
@@ -85,7 +85,7 @@
           <w:noProof/>
         </w:rPr>
         <w:drawing>
-          <wp:inline distT="0" distB="0" distL="0" distR="0" wp14:anchorId="11C51E91" wp14:editId="11C51E92">
+          <wp:inline distT="0" distB="0" distL="0" distR="0" wp14:anchorId="3480E272" wp14:editId="3480E273">
             <wp:extent cx="395999" cy="405503"/>
             <wp:effectExtent l="0" t="0" r="0" b="0"/>
             <wp:docPr id="10" name="Picture"/>
@@ -221,7 +221,7 @@
               <w:pStyle w:val="Celda"/>
             </w:pPr>
             <w:r>
-              <w:t>25/10/2026</w:t>
+              <w:t>26/10/2026</w:t>
             </w:r>
           </w:p>
         </w:tc>
@@ -401,7 +401,7 @@
       <w:r>
         <w:fldChar w:fldCharType="separate"/>
       </w:r>
-      <w:hyperlink w:anchor="_Toc243862286" w:history="1">
+      <w:hyperlink w:anchor="_Toc243900606" w:history="1">
         <w:r>
           <w:rPr>
             <w:rStyle w:val="Hipervnculo"/>
@@ -428,7 +428,7 @@
             <w:noProof/>
             <w:webHidden/>
           </w:rPr>
-          <w:instrText xml:space="preserve"> PAGEREF _Toc243862286 \h </w:instrText>
+          <w:instrText xml:space="preserve"> PAGEREF _Toc243900606 \h </w:instrText>
         </w:r>
         <w:r>
           <w:rPr>
@@ -474,7 +474,7 @@
           <w14:ligatures w14:val="standardContextual"/>
         </w:rPr>
       </w:pPr>
-      <w:hyperlink w:anchor="_Toc243862287" w:history="1">
+      <w:hyperlink w:anchor="_Toc243900607" w:history="1">
         <w:r>
           <w:rPr>
             <w:rStyle w:val="Hipervnculo"/>
@@ -501,7 +501,7 @@
             <w:noProof/>
             <w:webHidden/>
           </w:rPr>
-          <w:instrText xml:space="preserve"> PAGEREF _Toc243862287 \h </w:instrText>
+          <w:instrText xml:space="preserve"> PAGEREF _Toc243900607 \h </w:instrText>
         </w:r>
         <w:r>
           <w:rPr>
@@ -544,7 +544,7 @@
           <w14:ligatures w14:val="standardContextual"/>
         </w:rPr>
       </w:pPr>
-      <w:hyperlink w:anchor="_Toc243862288" w:history="1">
+      <w:hyperlink w:anchor="_Toc243900608" w:history="1">
         <w:r>
           <w:rPr>
             <w:rStyle w:val="Hipervnculo"/>
@@ -571,7 +571,7 @@
             <w:noProof/>
             <w:webHidden/>
           </w:rPr>
-          <w:instrText xml:space="preserve"> PAGEREF _Toc243862288 \h </w:instrText>
+          <w:instrText xml:space="preserve"> PAGEREF _Toc243900608 \h </w:instrText>
         </w:r>
         <w:r>
           <w:rPr>
@@ -617,7 +617,7 @@
           <w14:ligatures w14:val="standardContextual"/>
         </w:rPr>
       </w:pPr>
-      <w:hyperlink w:anchor="_Toc243862289" w:history="1">
+      <w:hyperlink w:anchor="_Toc243900609" w:history="1">
         <w:r>
           <w:rPr>
             <w:rStyle w:val="Hipervnculo"/>
@@ -644,7 +644,7 @@
             <w:noProof/>
             <w:webHidden/>
           </w:rPr>
-          <w:instrText xml:space="preserve"> PAGEREF _Toc243862289 \h </w:instrText>
+          <w:instrText xml:space="preserve"> PAGEREF _Toc243900609 \h </w:instrText>
         </w:r>
         <w:r>
           <w:rPr>
@@ -687,7 +687,7 @@
           <w14:ligatures w14:val="standardContextual"/>
         </w:rPr>
       </w:pPr>
-      <w:hyperlink w:anchor="_Toc243862290" w:history="1">
+      <w:hyperlink w:anchor="_Toc243900610" w:history="1">
         <w:r>
           <w:rPr>
             <w:rStyle w:val="Hipervnculo"/>
@@ -714,7 +714,7 @@
             <w:noProof/>
             <w:webHidden/>
           </w:rPr>
-          <w:instrText xml:space="preserve"> PAGEREF _Toc243862290 \h </w:instrText>
+          <w:instrText xml:space="preserve"> PAGEREF _Toc243900610 \h </w:instrText>
         </w:r>
         <w:r>
           <w:rPr>
@@ -757,7 +757,7 @@
           <w14:ligatures w14:val="standardContextual"/>
         </w:rPr>
       </w:pPr>
-      <w:hyperlink w:anchor="_Toc243862291" w:history="1">
+      <w:hyperlink w:anchor="_Toc243900611" w:history="1">
         <w:r>
           <w:rPr>
             <w:rStyle w:val="Hipervnculo"/>
@@ -784,7 +784,7 @@
             <w:noProof/>
             <w:webHidden/>
           </w:rPr>
-          <w:instrText xml:space="preserve"> PAGEREF _Toc243862291 \h </w:instrText>
+          <w:instrText xml:space="preserve"> PAGEREF _Toc243900611 \h </w:instrText>
         </w:r>
         <w:r>
           <w:rPr>
@@ -830,7 +830,7 @@
           <w14:ligatures w14:val="standardContextual"/>
         </w:rPr>
       </w:pPr>
-      <w:hyperlink w:anchor="_Toc243862292" w:history="1">
+      <w:hyperlink w:anchor="_Toc243900612" w:history="1">
         <w:r>
           <w:rPr>
             <w:rStyle w:val="Hipervnculo"/>
@@ -857,7 +857,7 @@
             <w:noProof/>
             <w:webHidden/>
           </w:rPr>
-          <w:instrText xml:space="preserve"> PAGEREF _Toc243862292 \h </w:instrText>
+          <w:instrText xml:space="preserve"> PAGEREF _Toc243900612 \h </w:instrText>
         </w:r>
         <w:r>
           <w:rPr>
@@ -900,7 +900,7 @@
           <w14:ligatures w14:val="standardContextual"/>
         </w:rPr>
       </w:pPr>
-      <w:hyperlink w:anchor="_Toc243862293" w:history="1">
+      <w:hyperlink w:anchor="_Toc243900613" w:history="1">
         <w:r>
           <w:rPr>
             <w:rStyle w:val="Hipervnculo"/>
@@ -927,7 +927,7 @@
             <w:noProof/>
             <w:webHidden/>
           </w:rPr>
-          <w:instrText xml:space="preserve"> PAGEREF _Toc243862293 \h </w:instrText>
+          <w:instrText xml:space="preserve"> PAGEREF _Toc243900613 \h </w:instrText>
         </w:r>
         <w:r>
           <w:rPr>
@@ -970,7 +970,7 @@
           <w14:ligatures w14:val="standardContextual"/>
         </w:rPr>
       </w:pPr>
-      <w:hyperlink w:anchor="_Toc243862294" w:history="1">
+      <w:hyperlink w:anchor="_Toc243900614" w:history="1">
         <w:r>
           <w:rPr>
             <w:rStyle w:val="Hipervnculo"/>
@@ -997,7 +997,7 @@
             <w:noProof/>
             <w:webHidden/>
           </w:rPr>
-          <w:instrText xml:space="preserve"> PAGEREF _Toc243862294 \h </w:instrText>
+          <w:instrText xml:space="preserve"> PAGEREF _Toc243900614 \h </w:instrText>
         </w:r>
         <w:r>
           <w:rPr>
@@ -1043,7 +1043,7 @@
           <w14:ligatures w14:val="standardContextual"/>
         </w:rPr>
       </w:pPr>
-      <w:hyperlink w:anchor="_Toc243862295" w:history="1">
+      <w:hyperlink w:anchor="_Toc243900615" w:history="1">
         <w:r>
           <w:rPr>
             <w:rStyle w:val="Hipervnculo"/>
@@ -1070,7 +1070,7 @@
             <w:noProof/>
             <w:webHidden/>
           </w:rPr>
-          <w:instrText xml:space="preserve"> PAGEREF _Toc243862295 \h </w:instrText>
+          <w:instrText xml:space="preserve"> PAGEREF _Toc243900615 \h </w:instrText>
         </w:r>
         <w:r>
           <w:rPr>
@@ -1116,7 +1116,7 @@
           <w14:ligatures w14:val="standardContextual"/>
         </w:rPr>
       </w:pPr>
-      <w:hyperlink w:anchor="_Toc243862296" w:history="1">
+      <w:hyperlink w:anchor="_Toc243900616" w:history="1">
         <w:r>
           <w:rPr>
             <w:rStyle w:val="Hipervnculo"/>
@@ -1143,7 +1143,7 @@
             <w:noProof/>
             <w:webHidden/>
           </w:rPr>
-          <w:instrText xml:space="preserve"> PAGEREF _Toc243862296 \h </w:instrText>
+          <w:instrText xml:space="preserve"> PAGEREF _Toc243900616 \h </w:instrText>
         </w:r>
         <w:r>
           <w:rPr>
@@ -1189,7 +1189,7 @@
           <w14:ligatures w14:val="standardContextual"/>
         </w:rPr>
       </w:pPr>
-      <w:hyperlink w:anchor="_Toc243862297" w:history="1">
+      <w:hyperlink w:anchor="_Toc243900617" w:history="1">
         <w:r>
           <w:rPr>
             <w:rStyle w:val="Hipervnculo"/>
@@ -1216,7 +1216,7 @@
             <w:noProof/>
             <w:webHidden/>
           </w:rPr>
-          <w:instrText xml:space="preserve"> PAGEREF _Toc243862297 \h </w:instrText>
+          <w:instrText xml:space="preserve"> PAGEREF _Toc243900617 \h </w:instrText>
         </w:r>
         <w:r>
           <w:rPr>
@@ -1274,7 +1274,7 @@
         <w:pStyle w:val="Ttulo1"/>
       </w:pPr>
       <w:bookmarkStart w:id="0" w:name="_9f22e6e94e3706d259b118e7bb6dddd97264afb"/>
-      <w:bookmarkStart w:id="1" w:name="_Toc243862286"/>
+      <w:bookmarkStart w:id="1" w:name="_Toc243900606"/>
       <w:r>
         <w:lastRenderedPageBreak/>
         <w:t>Historial de versiones</w:t>
@@ -1325,7 +1325,7 @@
         <w:pStyle w:val="Ttulo1"/>
       </w:pPr>
       <w:bookmarkStart w:id="2" w:name="_40eb1cfbc3af9bee854cb6fd2dd7fccbbbd5bef"/>
-      <w:bookmarkStart w:id="3" w:name="_Toc243862287"/>
+      <w:bookmarkStart w:id="3" w:name="_Toc243900607"/>
       <w:bookmarkEnd w:id="0"/>
       <w:r>
         <w:lastRenderedPageBreak/>
@@ -1376,7 +1376,7 @@
           <w:noProof/>
         </w:rPr>
         <w:drawing>
-          <wp:inline distT="0" distB="0" distL="0" distR="0" wp14:anchorId="11C51E93" wp14:editId="11C51E94">
+          <wp:inline distT="0" distB="0" distL="0" distR="0" wp14:anchorId="3480E274" wp14:editId="3480E275">
             <wp:extent cx="5939999" cy="2617788"/>
             <wp:effectExtent l="0" t="0" r="0" b="0"/>
             <wp:docPr id="14" name="Picture"/>
@@ -1385,7 +1385,7 @@
               <a:graphicData uri="http://schemas.openxmlformats.org/drawingml/2006/picture">
                 <pic:pic xmlns:pic="http://schemas.openxmlformats.org/drawingml/2006/picture">
                   <pic:nvPicPr>
-                    <pic:cNvPr id="15" name="Picture" descr="C:\Users\Usuario\AppData\Local\Temp\zooki-docs-wFinYW\readme-figura-1.png"/>
+                    <pic:cNvPr id="15" name="Picture" descr="C:\Users\Usuario\AppData\Local\Temp\zooki-docs-kz6Frr\readme-figura-1.png"/>
                     <pic:cNvPicPr>
                       <a:picLocks noChangeAspect="1" noChangeArrowheads="1"/>
                     </pic:cNvPicPr>
@@ -1423,7 +1423,7 @@
         <w:pStyle w:val="Ttulo2"/>
       </w:pPr>
       <w:bookmarkStart w:id="4" w:name="_10761f43c4828466c1f61dd939afeb8e25fa6bf"/>
-      <w:bookmarkStart w:id="5" w:name="_Toc243862288"/>
+      <w:bookmarkStart w:id="5" w:name="_Toc243900608"/>
       <w:r>
         <w:t>Estructura de Directorios</w:t>
       </w:r>
@@ -1641,7 +1641,7 @@
         <w:pStyle w:val="Ttulo1"/>
       </w:pPr>
       <w:bookmarkStart w:id="6" w:name="_afbddb14cf0a5917350b872bc54fb6e01642379"/>
-      <w:bookmarkStart w:id="7" w:name="_Toc243862289"/>
+      <w:bookmarkStart w:id="7" w:name="_Toc243900609"/>
       <w:bookmarkEnd w:id="2"/>
       <w:bookmarkEnd w:id="4"/>
       <w:r>
@@ -1655,7 +1655,7 @@
         <w:pStyle w:val="Ttulo2"/>
       </w:pPr>
       <w:bookmarkStart w:id="8" w:name="_05387fb6cc619f8aa2529950c7d4d457a3eef7c"/>
-      <w:bookmarkStart w:id="9" w:name="_Toc243862290"/>
+      <w:bookmarkStart w:id="9" w:name="_Toc243900610"/>
       <w:r>
         <w:t>Requisitos del Sistema</w:t>
       </w:r>
@@ -1741,7 +1741,7 @@
         <w:pStyle w:val="Ttulo2"/>
       </w:pPr>
       <w:bookmarkStart w:id="10" w:name="_dcf3b639bee90e6ccb2d036fcb726d64a5de47c"/>
-      <w:bookmarkStart w:id="11" w:name="_Toc243862291"/>
+      <w:bookmarkStart w:id="11" w:name="_Toc243900611"/>
       <w:bookmarkEnd w:id="8"/>
       <w:r>
         <w:t>Configuración Paso a Paso</w:t>
@@ -2050,7 +2050,7 @@
         <w:pStyle w:val="Ttulo1"/>
       </w:pPr>
       <w:bookmarkStart w:id="12" w:name="_5233c221c4a8823eebc12df8512a06fd868d428"/>
-      <w:bookmarkStart w:id="13" w:name="_Toc243862292"/>
+      <w:bookmarkStart w:id="13" w:name="_Toc243900612"/>
       <w:bookmarkEnd w:id="6"/>
       <w:bookmarkEnd w:id="10"/>
       <w:r>
@@ -2175,7 +2175,7 @@
         <w:pStyle w:val="Ttulo2"/>
       </w:pPr>
       <w:bookmarkStart w:id="14" w:name="_fc5335c268229c838d692e95f159962a2261927"/>
-      <w:bookmarkStart w:id="15" w:name="_Toc243862293"/>
+      <w:bookmarkStart w:id="15" w:name="_Toc243900613"/>
       <w:r>
         <w:t>Actualizar una instalación v2 existente a 2.1.0</w:t>
       </w:r>
@@ -2267,7 +2267,7 @@
         <w:pStyle w:val="Ttulo2"/>
       </w:pPr>
       <w:bookmarkStart w:id="16" w:name="_7e3f853e92443429ea3d79bc0968dc9a3dabec9"/>
-      <w:bookmarkStart w:id="17" w:name="_Toc243862294"/>
+      <w:bookmarkStart w:id="17" w:name="_Toc243900614"/>
       <w:bookmarkEnd w:id="14"/>
       <w:r>
         <w:t>Suscripciones y Wompi en Docker/Dokploy y XAMPP</w:t>
@@ -3243,7 +3243,7 @@
         <w:pStyle w:val="Ttulo1"/>
       </w:pPr>
       <w:bookmarkStart w:id="18" w:name="_d9c5b7939f8499c03b80e00b5d3f2be6e2dc8f7"/>
-      <w:bookmarkStart w:id="19" w:name="_Toc243862295"/>
+      <w:bookmarkStart w:id="19" w:name="_Toc243900615"/>
       <w:bookmarkEnd w:id="12"/>
       <w:bookmarkEnd w:id="16"/>
       <w:r>
@@ -3959,7 +3959,7 @@
         <w:pStyle w:val="Ttulo1"/>
       </w:pPr>
       <w:bookmarkStart w:id="20" w:name="_42308d7be4873d2fef4c2b6ff2abcb3a9ef9d83"/>
-      <w:bookmarkStart w:id="21" w:name="_Toc243862296"/>
+      <w:bookmarkStart w:id="21" w:name="_Toc243900616"/>
       <w:bookmarkEnd w:id="18"/>
       <w:r>
         <w:lastRenderedPageBreak/>
@@ -4065,7 +4065,7 @@
         <w:pStyle w:val="Ttulo1"/>
       </w:pPr>
       <w:bookmarkStart w:id="22" w:name="_62a42e488eb8293b8c1acca966a2edbcc05788c"/>
-      <w:bookmarkStart w:id="23" w:name="_Toc243862297"/>
+      <w:bookmarkStart w:id="23" w:name="_Toc243900617"/>
       <w:bookmarkEnd w:id="20"/>
       <w:r>
         <w:lastRenderedPageBreak/>
@@ -4425,7 +4425,7 @@
               <w:noProof/>
             </w:rPr>
             <w:drawing>
-              <wp:inline distT="0" distB="0" distL="0" distR="0" wp14:anchorId="11C51E9F" wp14:editId="11C51EA0">
+              <wp:inline distT="0" distB="0" distL="0" distR="0" wp14:anchorId="3480E280" wp14:editId="3480E281">
                 <wp:extent cx="324000" cy="324000"/>
                 <wp:effectExtent l="0" t="0" r="0" b="0"/>
                 <wp:docPr id="9001" name="Logo Zooki"/>
@@ -4485,7 +4485,7 @@
               <w:sz w:val="17"/>
               <w:szCs w:val="17"/>
             </w:rPr>
-            <w:t>Zooki v2.1</w:t>
+            <w:t>Zooki v2.2</w:t>
           </w:r>
         </w:p>
         <w:p>
@@ -4585,7 +4585,7 @@
   <w:abstractNum w:abstractNumId="0" w15:restartNumberingAfterBreak="0">
     <w:nsid w:val="0000A990"/>
     <w:multiLevelType w:val="multilevel"/>
-    <w:tmpl w:val="57F82CF2"/>
+    <w:tmpl w:val="586230F8"/>
     <w:lvl w:ilvl="0">
       <w:numFmt w:val="bullet"/>
       <w:lvlText w:val=" "/>
@@ -4662,7 +4662,7 @@
   <w:abstractNum w:abstractNumId="1" w15:restartNumberingAfterBreak="0">
     <w:nsid w:val="0000A991"/>
     <w:multiLevelType w:val="multilevel"/>
-    <w:tmpl w:val="F5BCD9BE"/>
+    <w:tmpl w:val="2CD8BA06"/>
     <w:lvl w:ilvl="0">
       <w:numFmt w:val="bullet"/>
       <w:lvlText w:val=""/>
@@ -4766,7 +4766,7 @@
   <w:abstractNum w:abstractNumId="2" w15:restartNumberingAfterBreak="0">
     <w:nsid w:val="00A99411"/>
     <w:multiLevelType w:val="multilevel"/>
-    <w:tmpl w:val="41BC1386"/>
+    <w:tmpl w:val="78722880"/>
     <w:lvl w:ilvl="0">
       <w:start w:val="1"/>
       <w:numFmt w:val="decimal"/>
@@ -4849,19 +4849,19 @@
       </w:pPr>
     </w:lvl>
   </w:abstractNum>
-  <w:num w:numId="1" w16cid:durableId="885262217">
+  <w:num w:numId="1" w16cid:durableId="4017498">
     <w:abstractNumId w:val="0"/>
   </w:num>
-  <w:num w:numId="2" w16cid:durableId="788277307">
+  <w:num w:numId="2" w16cid:durableId="745766905">
     <w:abstractNumId w:val="1"/>
   </w:num>
-  <w:num w:numId="3" w16cid:durableId="1833372088">
+  <w:num w:numId="3" w16cid:durableId="1794712996">
     <w:abstractNumId w:val="1"/>
   </w:num>
-  <w:num w:numId="4" w16cid:durableId="75983943">
+  <w:num w:numId="4" w16cid:durableId="580718848">
     <w:abstractNumId w:val="1"/>
   </w:num>
-  <w:num w:numId="5" w16cid:durableId="1082920547">
+  <w:num w:numId="5" w16cid:durableId="1742293679">
     <w:abstractNumId w:val="2"/>
     <w:lvlOverride w:ilvl="0">
       <w:startOverride w:val="1"/>
@@ -4891,13 +4891,13 @@
       <w:startOverride w:val="1"/>
     </w:lvlOverride>
   </w:num>
-  <w:num w:numId="6" w16cid:durableId="1428621682">
+  <w:num w:numId="6" w16cid:durableId="1225604511">
     <w:abstractNumId w:val="1"/>
   </w:num>
-  <w:num w:numId="7" w16cid:durableId="1202549931">
+  <w:num w:numId="7" w16cid:durableId="2052419473">
     <w:abstractNumId w:val="1"/>
   </w:num>
-  <w:num w:numId="8" w16cid:durableId="192425762">
+  <w:num w:numId="8" w16cid:durableId="1337197091">
     <w:abstractNumId w:val="1"/>
   </w:num>
 </w:numbering>
